--- a/Пояснительная записка.docx
+++ b/Пояснительная записка.docx
@@ -1,6 +1,6 @@
 
 <file path=word/document.xml><?xml version="1.0" encoding="utf-8"?>
-<w:document xmlns:wpc="http://schemas.microsoft.com/office/word/2010/wordprocessingCanvas" xmlns:cx="http://schemas.microsoft.com/office/drawing/2014/chartex" xmlns:cx1="http://schemas.microsoft.com/office/drawing/2015/9/8/chartex" xmlns:cx2="http://schemas.microsoft.com/office/drawing/2015/10/21/chartex" xmlns:cx3="http://schemas.microsoft.com/office/drawing/2016/5/9/chartex" xmlns:cx4="http://schemas.microsoft.com/office/drawing/2016/5/10/chartex" xmlns:cx5="http://schemas.microsoft.com/office/drawing/2016/5/11/chartex" xmlns:cx6="http://schemas.microsoft.com/office/drawing/2016/5/12/chartex" xmlns:cx7="http://schemas.microsoft.com/office/drawing/2016/5/13/chartex" xmlns:cx8="http://schemas.microsoft.com/office/drawing/2016/5/14/chartex" xmlns:mc="http://schemas.openxmlformats.org/markup-compatibility/2006" xmlns:aink="http://schemas.microsoft.com/office/drawing/2016/ink" xmlns:am3d="http://schemas.microsoft.com/office/drawing/2017/model3d" xmlns:o="urn:schemas-microsoft-com:office:office" xmlns:r="http://schemas.openxmlformats.org/officeDocument/2006/relationships" xmlns:m="http://schemas.openxmlformats.org/officeDocument/2006/math" xmlns:v="urn:schemas-microsoft-com:vml" xmlns:wp14="http://schemas.microsoft.com/office/word/2010/wordprocessingDrawing" xmlns:wp="http://schemas.openxmlformats.org/drawingml/2006/wordprocessingDrawing" xmlns:w10="urn:schemas-microsoft-com:office:word" xmlns:w="http://schemas.openxmlformats.org/wordprocessingml/2006/main" xmlns:w14="http://schemas.microsoft.com/office/word/2010/wordml" xmlns:w15="http://schemas.microsoft.com/office/word/2012/wordml" xmlns:w16cex="http://schemas.microsoft.com/office/word/2018/wordml/cex" xmlns:w16cid="http://schemas.microsoft.com/office/word/2016/wordml/cid" xmlns:w16="http://schemas.microsoft.com/office/word/2018/wordml" xmlns:w16sdtdh="http://schemas.microsoft.com/office/word/2020/wordml/sdtdatahash" xmlns:w16se="http://schemas.microsoft.com/office/word/2015/wordml/symex" xmlns:wpg="http://schemas.microsoft.com/office/word/2010/wordprocessingGroup" xmlns:wpi="http://schemas.microsoft.com/office/word/2010/wordprocessingInk" xmlns:wne="http://schemas.microsoft.com/office/word/2006/wordml" xmlns:wps="http://schemas.microsoft.com/office/word/2010/wordprocessingShape" mc:Ignorable="w14 w15 w16se w16cid w16 w16cex w16sdtdh wp14">
+<w:document xmlns:wpc="http://schemas.microsoft.com/office/word/2010/wordprocessingCanvas" xmlns:cx="http://schemas.microsoft.com/office/drawing/2014/chartex" xmlns:cx1="http://schemas.microsoft.com/office/drawing/2015/9/8/chartex" xmlns:mc="http://schemas.openxmlformats.org/markup-compatibility/2006" xmlns:o="urn:schemas-microsoft-com:office:office" xmlns:r="http://schemas.openxmlformats.org/officeDocument/2006/relationships" xmlns:m="http://schemas.openxmlformats.org/officeDocument/2006/math" xmlns:v="urn:schemas-microsoft-com:vml" xmlns:wp14="http://schemas.microsoft.com/office/word/2010/wordprocessingDrawing" xmlns:wp="http://schemas.openxmlformats.org/drawingml/2006/wordprocessingDrawing" xmlns:w10="urn:schemas-microsoft-com:office:word" xmlns:w="http://schemas.openxmlformats.org/wordprocessingml/2006/main" xmlns:w14="http://schemas.microsoft.com/office/word/2010/wordml" xmlns:w15="http://schemas.microsoft.com/office/word/2012/wordml" xmlns:w16se="http://schemas.microsoft.com/office/word/2015/wordml/symex" xmlns:wpg="http://schemas.microsoft.com/office/word/2010/wordprocessingGroup" xmlns:wpi="http://schemas.microsoft.com/office/word/2010/wordprocessingInk" xmlns:wne="http://schemas.microsoft.com/office/word/2006/wordml" xmlns:wps="http://schemas.microsoft.com/office/word/2010/wordprocessingShape" mc:Ignorable="w14 w15 w16se wp14">
   <w:body>
     <w:p>
       <w:pPr>
@@ -1652,60 +1652,55 @@
           <w:color w:val="212529"/>
           <w:shd w:val="clear" w:color="auto" w:fill="FDFDFD"/>
         </w:rPr>
-        <w:t xml:space="preserve"> Process Control), ПЛК и другие компоненты систем автоматизированного управления должны быть изолированы от Интернета.</w:t>
-      </w:r>
-    </w:p>
-    <w:p>
-      <w:pPr>
-        <w:spacing w:line="360" w:lineRule="auto"/>
-        <w:ind w:firstLine="709"/>
+        <w:t xml:space="preserve"> </w:t>
+      </w:r>
+      <w:proofErr w:type="spellStart"/>
+      <w:r>
         <w:rPr>
           <w:rFonts w:cs="Times New Roman"/>
           <w:color w:val="212529"/>
           <w:shd w:val="clear" w:color="auto" w:fill="FDFDFD"/>
         </w:rPr>
-      </w:pPr>
-    </w:p>
-    <w:p>
-      <w:pPr>
-        <w:spacing w:line="360" w:lineRule="auto"/>
-        <w:ind w:firstLine="709"/>
+        <w:t>Process</w:t>
+      </w:r>
+      <w:proofErr w:type="spellEnd"/>
+      <w:r>
         <w:rPr>
           <w:rFonts w:cs="Times New Roman"/>
           <w:color w:val="212529"/>
           <w:shd w:val="clear" w:color="auto" w:fill="FDFDFD"/>
         </w:rPr>
-      </w:pPr>
-    </w:p>
-    <w:p>
-      <w:pPr>
-        <w:spacing w:line="360" w:lineRule="auto"/>
-        <w:ind w:firstLine="709"/>
+        <w:t xml:space="preserve"> </w:t>
+      </w:r>
+      <w:proofErr w:type="spellStart"/>
+      <w:r>
         <w:rPr>
           <w:rFonts w:cs="Times New Roman"/>
           <w:color w:val="212529"/>
           <w:shd w:val="clear" w:color="auto" w:fill="FDFDFD"/>
         </w:rPr>
-      </w:pPr>
-    </w:p>
-    <w:p>
-      <w:pPr>
-        <w:spacing w:line="360" w:lineRule="auto"/>
-        <w:ind w:firstLine="709"/>
+        <w:t>Control</w:t>
+      </w:r>
+      <w:proofErr w:type="spellEnd"/>
+      <w:r>
         <w:rPr>
           <w:rFonts w:cs="Times New Roman"/>
           <w:color w:val="212529"/>
           <w:shd w:val="clear" w:color="auto" w:fill="FDFDFD"/>
         </w:rPr>
-      </w:pPr>
-      <w:r>
+        <w:t>), ПЛК и другие компоненты систем автоматизированного управления должны быть изолированы от Интернета.</w:t>
+      </w:r>
+    </w:p>
+    <w:p>
+      <w:pPr>
+        <w:spacing w:line="360" w:lineRule="auto"/>
+        <w:ind w:firstLine="709"/>
         <w:rPr>
           <w:rFonts w:cs="Times New Roman"/>
           <w:color w:val="212529"/>
           <w:shd w:val="clear" w:color="auto" w:fill="FDFDFD"/>
         </w:rPr>
-        <w:t>Для обеспечения защиты автоматизированных систем управления (АСУ ТП) и промышленных сетей необходимо соблюдение следующих ключевых требований:</w:t>
-      </w:r>
+      </w:pPr>
     </w:p>
     <w:p>
       <w:pPr>
@@ -1728,12 +1723,53 @@
           <w:shd w:val="clear" w:color="auto" w:fill="FDFDFD"/>
         </w:rPr>
       </w:pPr>
-      <w:r>
+    </w:p>
+    <w:p>
+      <w:pPr>
+        <w:spacing w:line="360" w:lineRule="auto"/>
+        <w:ind w:firstLine="709"/>
         <w:rPr>
           <w:rFonts w:cs="Times New Roman"/>
           <w:color w:val="212529"/>
           <w:shd w:val="clear" w:color="auto" w:fill="FDFDFD"/>
         </w:rPr>
+      </w:pPr>
+      <w:r>
+        <w:rPr>
+          <w:rFonts w:cs="Times New Roman"/>
+          <w:color w:val="212529"/>
+          <w:shd w:val="clear" w:color="auto" w:fill="FDFDFD"/>
+        </w:rPr>
+        <w:t>Для обеспечения защиты автоматизированных систем управления (АСУ ТП) и промышленных сетей необходимо соблюдение следующих ключевых требований:</w:t>
+      </w:r>
+    </w:p>
+    <w:p>
+      <w:pPr>
+        <w:spacing w:line="360" w:lineRule="auto"/>
+        <w:ind w:firstLine="709"/>
+        <w:rPr>
+          <w:rFonts w:cs="Times New Roman"/>
+          <w:color w:val="212529"/>
+          <w:shd w:val="clear" w:color="auto" w:fill="FDFDFD"/>
+        </w:rPr>
+      </w:pPr>
+    </w:p>
+    <w:p>
+      <w:pPr>
+        <w:spacing w:line="360" w:lineRule="auto"/>
+        <w:ind w:firstLine="709"/>
+        <w:rPr>
+          <w:rFonts w:cs="Times New Roman"/>
+          <w:color w:val="212529"/>
+          <w:shd w:val="clear" w:color="auto" w:fill="FDFDFD"/>
+        </w:rPr>
+      </w:pPr>
+      <w:r>
+        <w:rPr>
+          <w:rFonts w:cs="Times New Roman"/>
+          <w:color w:val="212529"/>
+          <w:shd w:val="clear" w:color="auto" w:fill="FDFDFD"/>
+        </w:rPr>
         <w:t>1. Нормативно-правовое соответствие</w:t>
       </w:r>
     </w:p>
@@ -2401,6 +2437,7 @@
     </w:p>
     <w:p>
       <w:pPr>
+        <w:ind w:firstLine="709"/>
         <w:rPr>
           <w:rFonts w:cs="Times New Roman"/>
         </w:rPr>
@@ -2456,13 +2493,27 @@
         <w:rPr>
           <w:rFonts w:cs="Times New Roman"/>
         </w:rPr>
-        <w:t xml:space="preserve">MES (от англ. Manufacturing </w:t>
+        <w:t xml:space="preserve">MES (от англ. </w:t>
       </w:r>
       <w:proofErr w:type="spellStart"/>
       <w:r>
         <w:rPr>
           <w:rFonts w:cs="Times New Roman"/>
         </w:rPr>
+        <w:t>Manufacturing</w:t>
+      </w:r>
+      <w:proofErr w:type="spellEnd"/>
+      <w:r>
+        <w:rPr>
+          <w:rFonts w:cs="Times New Roman"/>
+        </w:rPr>
+        <w:t xml:space="preserve"> </w:t>
+      </w:r>
+      <w:proofErr w:type="spellStart"/>
+      <w:r>
+        <w:rPr>
+          <w:rFonts w:cs="Times New Roman"/>
+        </w:rPr>
         <w:t>Execution</w:t>
       </w:r>
       <w:proofErr w:type="spellEnd"/>
@@ -2470,7 +2521,21 @@
         <w:rPr>
           <w:rFonts w:cs="Times New Roman"/>
         </w:rPr>
-        <w:t xml:space="preserve"> System) – система управления производством. MES-система – это ПО, специально разработанное для повышения эффективности планирования и управления производством. Современные производственные предприятия – это сложные системы, в которых ежедневно протекают различные технологические процессы. Для обеспечения бесперебойной работы каждого участка производственного подразделения и эффективного решения задач были разработаны специальные программы, позволяющие автоматизировать производство.</w:t>
+        <w:t xml:space="preserve"> </w:t>
+      </w:r>
+      <w:proofErr w:type="spellStart"/>
+      <w:r>
+        <w:rPr>
+          <w:rFonts w:cs="Times New Roman"/>
+        </w:rPr>
+        <w:t>System</w:t>
+      </w:r>
+      <w:proofErr w:type="spellEnd"/>
+      <w:r>
+        <w:rPr>
+          <w:rFonts w:cs="Times New Roman"/>
+        </w:rPr>
+        <w:t>) – система управления производством. MES-система – это ПО, специально разработанное для повышения эффективности планирования и управления производством. Современные производственные предприятия – это сложные системы, в которых ежедневно протекают различные технологические процессы. Для обеспечения бесперебойной работы каждого участка производственного подразделения и эффективного решения задач были разработаны специальные программы, позволяющие автоматизировать производство.</w:t>
       </w:r>
       <w:r>
         <w:rPr>
@@ -2873,7 +2938,7 @@
     <w:p>
       <w:pPr>
         <w:spacing w:line="360" w:lineRule="auto"/>
-        <w:ind w:firstLine="360"/>
+        <w:ind w:firstLine="709"/>
         <w:rPr>
           <w:rFonts w:ascii="Noto Sans" w:hAnsi="Noto Sans" w:cs="Noto Sans"/>
         </w:rPr>
@@ -2893,6 +2958,7 @@
           <w:numId w:val="19"/>
         </w:numPr>
         <w:spacing w:line="360" w:lineRule="auto"/>
+        <w:ind w:firstLine="709"/>
         <w:rPr>
           <w:rFonts w:ascii="Noto Sans" w:hAnsi="Noto Sans" w:cs="Noto Sans"/>
         </w:rPr>
@@ -2912,6 +2978,7 @@
           <w:numId w:val="19"/>
         </w:numPr>
         <w:spacing w:line="360" w:lineRule="auto"/>
+        <w:ind w:firstLine="709"/>
         <w:rPr>
           <w:rFonts w:ascii="Noto Sans" w:hAnsi="Noto Sans" w:cs="Noto Sans"/>
         </w:rPr>
@@ -2931,6 +2998,7 @@
           <w:numId w:val="19"/>
         </w:numPr>
         <w:spacing w:line="360" w:lineRule="auto"/>
+        <w:ind w:firstLine="709"/>
         <w:rPr>
           <w:rFonts w:ascii="Noto Sans" w:hAnsi="Noto Sans" w:cs="Noto Sans"/>
         </w:rPr>
@@ -2959,7 +3027,7 @@
     <w:p>
       <w:pPr>
         <w:spacing w:line="360" w:lineRule="auto"/>
-        <w:ind w:firstLine="360"/>
+        <w:ind w:firstLine="709"/>
         <w:rPr>
           <w:rFonts w:ascii="Noto Sans" w:hAnsi="Noto Sans" w:cs="Noto Sans"/>
         </w:rPr>
@@ -2973,6 +3041,7 @@
     </w:p>
     <w:p>
       <w:pPr>
+        <w:ind w:firstLine="709"/>
         <w:jc w:val="center"/>
         <w:rPr>
           <w:rFonts w:cs="Times New Roman"/>
@@ -2986,7 +3055,6 @@
           <w:color w:val="000000"/>
           <w:shd w:val="clear" w:color="auto" w:fill="F4F4F4"/>
         </w:rPr>
-        <w:lastRenderedPageBreak/>
         <w:t>ИНКА</w:t>
       </w:r>
     </w:p>
@@ -3023,6 +3091,7 @@
           <w:rFonts w:cs="Times New Roman"/>
           <w:szCs w:val="28"/>
         </w:rPr>
+        <w:lastRenderedPageBreak/>
         <w:t xml:space="preserve">Основная функция Ядра — обеспечение коммуникации между функциональными модулями. Состоит из 12 подсистем и портала для управления — это ключевые </w:t>
       </w:r>
       <w:proofErr w:type="spellStart"/>
@@ -3057,6 +3126,7 @@
           <w:numId w:val="20"/>
         </w:numPr>
         <w:spacing w:line="360" w:lineRule="auto"/>
+        <w:ind w:firstLine="709"/>
         <w:rPr>
           <w:rFonts w:cs="Times New Roman"/>
           <w:szCs w:val="28"/>
@@ -3092,6 +3162,7 @@
           <w:numId w:val="20"/>
         </w:numPr>
         <w:spacing w:line="360" w:lineRule="auto"/>
+        <w:ind w:firstLine="709"/>
         <w:rPr>
           <w:rFonts w:cs="Times New Roman"/>
           <w:szCs w:val="28"/>
@@ -3127,6 +3198,7 @@
           <w:numId w:val="20"/>
         </w:numPr>
         <w:spacing w:line="360" w:lineRule="auto"/>
+        <w:ind w:firstLine="709"/>
         <w:rPr>
           <w:rFonts w:cs="Times New Roman"/>
           <w:szCs w:val="28"/>
@@ -3162,6 +3234,7 @@
           <w:numId w:val="20"/>
         </w:numPr>
         <w:spacing w:line="360" w:lineRule="auto"/>
+        <w:ind w:firstLine="709"/>
         <w:rPr>
           <w:rFonts w:cs="Times New Roman"/>
           <w:szCs w:val="28"/>
@@ -3213,6 +3286,7 @@
           <w:numId w:val="20"/>
         </w:numPr>
         <w:spacing w:line="360" w:lineRule="auto"/>
+        <w:ind w:firstLine="709"/>
         <w:rPr>
           <w:rFonts w:cs="Times New Roman"/>
           <w:szCs w:val="28"/>
@@ -3248,6 +3322,7 @@
           <w:numId w:val="20"/>
         </w:numPr>
         <w:spacing w:line="360" w:lineRule="auto"/>
+        <w:ind w:firstLine="709"/>
         <w:rPr>
           <w:rFonts w:cs="Times New Roman"/>
           <w:szCs w:val="28"/>
@@ -3283,6 +3358,7 @@
           <w:numId w:val="20"/>
         </w:numPr>
         <w:spacing w:line="360" w:lineRule="auto"/>
+        <w:ind w:firstLine="709"/>
         <w:rPr>
           <w:rFonts w:cs="Times New Roman"/>
           <w:szCs w:val="28"/>
@@ -3334,6 +3410,7 @@
           <w:numId w:val="20"/>
         </w:numPr>
         <w:spacing w:line="360" w:lineRule="auto"/>
+        <w:ind w:firstLine="709"/>
         <w:rPr>
           <w:rFonts w:cs="Times New Roman"/>
           <w:szCs w:val="28"/>
@@ -3344,7 +3421,6 @@
           <w:rFonts w:cs="Times New Roman"/>
           <w:szCs w:val="28"/>
         </w:rPr>
-        <w:lastRenderedPageBreak/>
         <w:t>Подсистема лицензирования</w:t>
       </w:r>
       <w:r>
@@ -3370,6 +3446,7 @@
           <w:numId w:val="20"/>
         </w:numPr>
         <w:spacing w:line="360" w:lineRule="auto"/>
+        <w:ind w:firstLine="709"/>
         <w:rPr>
           <w:rFonts w:cs="Times New Roman"/>
           <w:szCs w:val="28"/>
@@ -3380,6 +3457,7 @@
           <w:rFonts w:cs="Times New Roman"/>
           <w:szCs w:val="28"/>
         </w:rPr>
+        <w:lastRenderedPageBreak/>
         <w:t>Подсистема мониторинга и логирования</w:t>
       </w:r>
       <w:r>
@@ -3464,6 +3542,7 @@
           <w:numId w:val="20"/>
         </w:numPr>
         <w:spacing w:line="360" w:lineRule="auto"/>
+        <w:ind w:firstLine="709"/>
         <w:rPr>
           <w:rFonts w:cs="Times New Roman"/>
           <w:szCs w:val="28"/>
@@ -3499,6 +3578,7 @@
           <w:numId w:val="20"/>
         </w:numPr>
         <w:spacing w:line="360" w:lineRule="auto"/>
+        <w:ind w:firstLine="709"/>
         <w:rPr>
           <w:rFonts w:cs="Times New Roman"/>
           <w:szCs w:val="28"/>
@@ -3534,6 +3614,7 @@
           <w:numId w:val="20"/>
         </w:numPr>
         <w:spacing w:line="360" w:lineRule="auto"/>
+        <w:ind w:firstLine="709"/>
         <w:rPr>
           <w:rFonts w:cs="Times New Roman"/>
           <w:szCs w:val="28"/>
@@ -3679,31 +3760,24 @@
           <w:rFonts w:cs="Times New Roman"/>
           <w:szCs w:val="28"/>
         </w:rPr>
-        <w:t xml:space="preserve">SID сети). Так же </w:t>
-      </w:r>
-      <w:r>
+        <w:t>SID сети). Так же приложение больше ориентированно на бизнес-логику и бизнес-процессы, которые не являются целевыми при разработке системы.</w:t>
+      </w:r>
+    </w:p>
+    <w:p>
+      <w:pPr>
+        <w:spacing w:line="360" w:lineRule="auto"/>
+        <w:ind w:firstLine="709"/>
         <w:rPr>
           <w:rFonts w:cs="Times New Roman"/>
           <w:szCs w:val="28"/>
         </w:rPr>
+      </w:pPr>
+      <w:r>
+        <w:rPr>
+          <w:rFonts w:cs="Times New Roman"/>
+          <w:szCs w:val="28"/>
+        </w:rPr>
         <w:lastRenderedPageBreak/>
-        <w:t>приложение больше ориентированно на бизнес-логику и бизнес-процессы, которые не являются целевыми при разработке системы.</w:t>
-      </w:r>
-    </w:p>
-    <w:p>
-      <w:pPr>
-        <w:spacing w:line="360" w:lineRule="auto"/>
-        <w:ind w:firstLine="709"/>
-        <w:rPr>
-          <w:rFonts w:cs="Times New Roman"/>
-          <w:szCs w:val="28"/>
-        </w:rPr>
-      </w:pPr>
-      <w:r>
-        <w:rPr>
-          <w:rFonts w:cs="Times New Roman"/>
-          <w:szCs w:val="28"/>
-        </w:rPr>
         <w:t>В ходе запроса цены было выявлено примерное ценообразование системы:</w:t>
       </w:r>
     </w:p>
@@ -3715,6 +3789,7 @@
           <w:numId w:val="27"/>
         </w:numPr>
         <w:spacing w:line="360" w:lineRule="auto"/>
+        <w:ind w:firstLine="709"/>
         <w:rPr>
           <w:rFonts w:cs="Times New Roman"/>
           <w:szCs w:val="28"/>
@@ -3799,6 +3874,7 @@
           <w:numId w:val="27"/>
         </w:numPr>
         <w:spacing w:line="360" w:lineRule="auto"/>
+        <w:ind w:firstLine="709"/>
         <w:rPr>
           <w:rFonts w:cs="Times New Roman"/>
           <w:szCs w:val="28"/>
@@ -3820,6 +3896,7 @@
           <w:numId w:val="27"/>
         </w:numPr>
         <w:spacing w:line="360" w:lineRule="auto"/>
+        <w:ind w:firstLine="709"/>
         <w:rPr>
           <w:rFonts w:cs="Times New Roman"/>
           <w:szCs w:val="28"/>
@@ -3845,6 +3922,7 @@
     </w:p>
     <w:p>
       <w:pPr>
+        <w:ind w:firstLine="709"/>
         <w:jc w:val="center"/>
         <w:rPr>
           <w:rFonts w:cs="Times New Roman"/>
@@ -3915,13 +3993,20 @@
         <w:rPr>
           <w:rFonts w:cs="Times New Roman"/>
         </w:rPr>
+        <w:t xml:space="preserve">ФОБОС интегрируется с существующими ERP, CAD/CAM и MDC/SCADA-системами, формируя единую информационную среду предприятия. Это позволяет получать актуальные данные о загрузке </w:t>
+      </w:r>
+      <w:r>
+        <w:rPr>
+          <w:rFonts w:cs="Times New Roman"/>
+        </w:rPr>
         <w:lastRenderedPageBreak/>
-        <w:t>ФОБОС интегрируется с существующими ERP, CAD/CAM и MDC/SCADA-системами, формируя единую информационную среду предприятия. Это позволяет получать актуальные данные о загрузке оборудования, статусах заказов, качестве продукции и эффективности процессов в реальном времени.</w:t>
-      </w:r>
-    </w:p>
-    <w:p>
-      <w:pPr>
-        <w:spacing w:line="360" w:lineRule="auto"/>
+        <w:t>оборудования, статусах заказов, качестве продукции и эффективности процессов в реальном времени.</w:t>
+      </w:r>
+    </w:p>
+    <w:p>
+      <w:pPr>
+        <w:spacing w:line="360" w:lineRule="auto"/>
+        <w:ind w:firstLine="709"/>
         <w:rPr>
           <w:rFonts w:cs="Times New Roman"/>
         </w:rPr>
@@ -3936,19 +4021,22 @@
     <w:p>
       <w:pPr>
         <w:spacing w:line="360" w:lineRule="auto"/>
-        <w:rPr>
-          <w:rFonts w:cs="Times New Roman"/>
-        </w:rPr>
-      </w:pPr>
-    </w:p>
-    <w:p>
-      <w:pPr>
-        <w:spacing w:line="360" w:lineRule="auto"/>
-        <w:ind w:firstLine="708"/>
-        <w:rPr>
-          <w:rFonts w:cs="Times New Roman"/>
-        </w:rPr>
-      </w:pPr>
+        <w:ind w:firstLine="709"/>
+        <w:rPr>
+          <w:rFonts w:cs="Times New Roman"/>
+        </w:rPr>
+      </w:pPr>
+    </w:p>
+    <w:p>
+      <w:pPr>
+        <w:spacing w:line="360" w:lineRule="auto"/>
+        <w:ind w:firstLine="709"/>
+        <w:rPr>
+          <w:rFonts w:cs="Times New Roman"/>
+        </w:rPr>
+      </w:pPr>
+      <w:bookmarkStart w:id="1" w:name="_GoBack"/>
+      <w:bookmarkEnd w:id="1"/>
       <w:r>
         <w:rPr>
           <w:rFonts w:cs="Times New Roman"/>
@@ -3964,6 +4052,7 @@
           <w:numId w:val="23"/>
         </w:numPr>
         <w:spacing w:line="360" w:lineRule="auto"/>
+        <w:ind w:firstLine="709"/>
         <w:rPr>
           <w:rFonts w:cs="Times New Roman"/>
         </w:rPr>
@@ -3983,6 +4072,7 @@
           <w:numId w:val="23"/>
         </w:numPr>
         <w:spacing w:line="360" w:lineRule="auto"/>
+        <w:ind w:firstLine="709"/>
         <w:rPr>
           <w:rFonts w:cs="Times New Roman"/>
         </w:rPr>
@@ -4002,6 +4092,7 @@
           <w:numId w:val="23"/>
         </w:numPr>
         <w:spacing w:line="360" w:lineRule="auto"/>
+        <w:ind w:firstLine="709"/>
         <w:rPr>
           <w:rFonts w:cs="Times New Roman"/>
         </w:rPr>
@@ -4021,6 +4112,7 @@
           <w:numId w:val="23"/>
         </w:numPr>
         <w:spacing w:line="360" w:lineRule="auto"/>
+        <w:ind w:firstLine="709"/>
         <w:rPr>
           <w:rFonts w:cs="Times New Roman"/>
         </w:rPr>
@@ -4040,6 +4132,7 @@
           <w:numId w:val="23"/>
         </w:numPr>
         <w:spacing w:line="360" w:lineRule="auto"/>
+        <w:ind w:firstLine="709"/>
         <w:rPr>
           <w:rFonts w:cs="Times New Roman"/>
         </w:rPr>
@@ -4059,6 +4152,7 @@
           <w:numId w:val="23"/>
         </w:numPr>
         <w:spacing w:line="360" w:lineRule="auto"/>
+        <w:ind w:firstLine="709"/>
         <w:rPr>
           <w:rFonts w:cs="Times New Roman"/>
         </w:rPr>
@@ -4078,6 +4172,7 @@
           <w:numId w:val="23"/>
         </w:numPr>
         <w:spacing w:line="360" w:lineRule="auto"/>
+        <w:ind w:firstLine="709"/>
         <w:rPr>
           <w:rFonts w:cs="Times New Roman"/>
         </w:rPr>
@@ -4092,6 +4187,7 @@
     <w:p>
       <w:pPr>
         <w:spacing w:line="360" w:lineRule="auto"/>
+        <w:ind w:firstLine="709"/>
         <w:rPr>
           <w:rFonts w:cs="Times New Roman"/>
         </w:rPr>
@@ -4138,15 +4234,15 @@
           <w:numId w:val="21"/>
         </w:numPr>
         <w:spacing w:line="360" w:lineRule="auto"/>
-        <w:rPr>
-          <w:rFonts w:cs="Times New Roman"/>
-        </w:rPr>
-      </w:pPr>
-      <w:r>
-        <w:rPr>
-          <w:rFonts w:cs="Times New Roman"/>
-        </w:rPr>
-        <w:lastRenderedPageBreak/>
+        <w:ind w:firstLine="709"/>
+        <w:rPr>
+          <w:rFonts w:cs="Times New Roman"/>
+        </w:rPr>
+      </w:pPr>
+      <w:r>
+        <w:rPr>
+          <w:rFonts w:cs="Times New Roman"/>
+        </w:rPr>
         <w:t>Расчёт производственного расписания</w:t>
       </w:r>
     </w:p>
@@ -4158,14 +4254,16 @@
           <w:numId w:val="21"/>
         </w:numPr>
         <w:spacing w:line="360" w:lineRule="auto"/>
-        <w:rPr>
-          <w:rFonts w:cs="Times New Roman"/>
-        </w:rPr>
-      </w:pPr>
-      <w:r>
-        <w:rPr>
-          <w:rFonts w:cs="Times New Roman"/>
-        </w:rPr>
+        <w:ind w:firstLine="709"/>
+        <w:rPr>
+          <w:rFonts w:cs="Times New Roman"/>
+        </w:rPr>
+      </w:pPr>
+      <w:r>
+        <w:rPr>
+          <w:rFonts w:cs="Times New Roman"/>
+        </w:rPr>
+        <w:lastRenderedPageBreak/>
         <w:t>Контроль прохождения заказов</w:t>
       </w:r>
     </w:p>
@@ -4177,6 +4275,7 @@
           <w:numId w:val="21"/>
         </w:numPr>
         <w:spacing w:line="360" w:lineRule="auto"/>
+        <w:ind w:firstLine="709"/>
         <w:rPr>
           <w:rFonts w:cs="Times New Roman"/>
         </w:rPr>
@@ -4196,6 +4295,7 @@
           <w:numId w:val="21"/>
         </w:numPr>
         <w:spacing w:line="360" w:lineRule="auto"/>
+        <w:ind w:firstLine="709"/>
         <w:rPr>
           <w:rFonts w:cs="Times New Roman"/>
         </w:rPr>
@@ -4215,6 +4315,7 @@
           <w:numId w:val="21"/>
         </w:numPr>
         <w:spacing w:line="360" w:lineRule="auto"/>
+        <w:ind w:firstLine="709"/>
         <w:rPr>
           <w:rFonts w:cs="Times New Roman"/>
         </w:rPr>
@@ -4234,6 +4335,7 @@
           <w:numId w:val="21"/>
         </w:numPr>
         <w:spacing w:line="360" w:lineRule="auto"/>
+        <w:ind w:firstLine="709"/>
         <w:rPr>
           <w:rFonts w:cs="Times New Roman"/>
         </w:rPr>
@@ -4253,6 +4355,7 @@
           <w:numId w:val="21"/>
         </w:numPr>
         <w:spacing w:line="360" w:lineRule="auto"/>
+        <w:ind w:firstLine="709"/>
         <w:rPr>
           <w:rFonts w:cs="Times New Roman"/>
         </w:rPr>
@@ -4272,6 +4375,7 @@
           <w:numId w:val="21"/>
         </w:numPr>
         <w:spacing w:line="360" w:lineRule="auto"/>
+        <w:ind w:firstLine="709"/>
         <w:rPr>
           <w:rFonts w:cs="Times New Roman"/>
         </w:rPr>
@@ -4286,7 +4390,7 @@
     <w:p>
       <w:pPr>
         <w:spacing w:line="360" w:lineRule="auto"/>
-        <w:ind w:firstLine="708"/>
+        <w:ind w:firstLine="709"/>
         <w:rPr>
           <w:rFonts w:cs="Times New Roman"/>
         </w:rPr>
@@ -4306,6 +4410,7 @@
           <w:numId w:val="22"/>
         </w:numPr>
         <w:spacing w:line="360" w:lineRule="auto"/>
+        <w:ind w:firstLine="709"/>
         <w:rPr>
           <w:rFonts w:cs="Times New Roman"/>
         </w:rPr>
@@ -4325,6 +4430,7 @@
           <w:numId w:val="22"/>
         </w:numPr>
         <w:spacing w:line="360" w:lineRule="auto"/>
+        <w:ind w:firstLine="709"/>
         <w:rPr>
           <w:rFonts w:cs="Times New Roman"/>
         </w:rPr>
@@ -4344,6 +4450,7 @@
           <w:numId w:val="22"/>
         </w:numPr>
         <w:spacing w:line="360" w:lineRule="auto"/>
+        <w:ind w:firstLine="709"/>
         <w:rPr>
           <w:rFonts w:cs="Times New Roman"/>
         </w:rPr>
@@ -4363,6 +4470,7 @@
           <w:numId w:val="22"/>
         </w:numPr>
         <w:spacing w:line="360" w:lineRule="auto"/>
+        <w:ind w:firstLine="709"/>
         <w:rPr>
           <w:rFonts w:cs="Times New Roman"/>
         </w:rPr>
@@ -4382,6 +4490,7 @@
           <w:numId w:val="22"/>
         </w:numPr>
         <w:spacing w:line="360" w:lineRule="auto"/>
+        <w:ind w:firstLine="709"/>
         <w:rPr>
           <w:rFonts w:cs="Times New Roman"/>
         </w:rPr>
@@ -4396,7 +4505,7 @@
     <w:p>
       <w:pPr>
         <w:spacing w:line="360" w:lineRule="auto"/>
-        <w:ind w:left="708"/>
+        <w:ind w:left="708" w:firstLine="709"/>
         <w:rPr>
           <w:rFonts w:cs="Times New Roman"/>
         </w:rPr>
@@ -4428,6 +4537,7 @@
           <w:numId w:val="28"/>
         </w:numPr>
         <w:spacing w:line="360" w:lineRule="auto"/>
+        <w:ind w:firstLine="709"/>
         <w:rPr>
           <w:rFonts w:cs="Times New Roman"/>
         </w:rPr>
@@ -4483,6 +4593,7 @@
           <w:numId w:val="28"/>
         </w:numPr>
         <w:spacing w:line="360" w:lineRule="auto"/>
+        <w:ind w:firstLine="709"/>
         <w:rPr>
           <w:rFonts w:cs="Times New Roman"/>
         </w:rPr>
@@ -4521,24 +4632,25 @@
     <w:p>
       <w:pPr>
         <w:spacing w:line="360" w:lineRule="auto"/>
-        <w:ind w:left="708"/>
-        <w:rPr>
-          <w:rFonts w:cs="Times New Roman"/>
-        </w:rPr>
-      </w:pPr>
-    </w:p>
-    <w:p>
-      <w:pPr>
-        <w:spacing w:line="360" w:lineRule="auto"/>
-        <w:ind w:firstLine="708"/>
-        <w:rPr>
-          <w:rFonts w:cs="Times New Roman"/>
-        </w:rPr>
-      </w:pPr>
-      <w:r>
-        <w:rPr>
-          <w:rFonts w:cs="Times New Roman"/>
-        </w:rPr>
+        <w:ind w:left="708" w:firstLine="709"/>
+        <w:rPr>
+          <w:rFonts w:cs="Times New Roman"/>
+        </w:rPr>
+      </w:pPr>
+    </w:p>
+    <w:p>
+      <w:pPr>
+        <w:spacing w:line="360" w:lineRule="auto"/>
+        <w:ind w:firstLine="709"/>
+        <w:rPr>
+          <w:rFonts w:cs="Times New Roman"/>
+        </w:rPr>
+      </w:pPr>
+      <w:r>
+        <w:rPr>
+          <w:rFonts w:cs="Times New Roman"/>
+        </w:rPr>
+        <w:lastRenderedPageBreak/>
         <w:t xml:space="preserve">Главным отличием от большинства </w:t>
       </w:r>
       <w:r>
@@ -4563,14 +4675,7 @@
         <w:rPr>
           <w:rFonts w:cs="Times New Roman"/>
         </w:rPr>
-        <w:t xml:space="preserve"> исполнительными сотрудниками, что является главным критерием для реализации запланированной системы. Однако система предусматривает строго </w:t>
-      </w:r>
-      <w:r>
-        <w:rPr>
-          <w:rFonts w:cs="Times New Roman"/>
-        </w:rPr>
-        <w:lastRenderedPageBreak/>
-        <w:t>вертикальное взаимодействие в отношении с исполнительным пер</w:t>
+        <w:t xml:space="preserve"> исполнительными сотрудниками, что является главным критерием для реализации запланированной системы. Однако система предусматривает строго вертикальное взаимодействие в отношении с исполнительным пер</w:t>
       </w:r>
       <w:r>
         <w:rPr>
@@ -4594,7 +4699,7 @@
     <w:p>
       <w:pPr>
         <w:spacing w:line="360" w:lineRule="auto"/>
-        <w:ind w:firstLine="708"/>
+        <w:ind w:firstLine="709"/>
         <w:rPr>
           <w:rFonts w:cs="Times New Roman"/>
         </w:rPr>
@@ -4683,16 +4788,16 @@
     <w:p>
       <w:pPr>
         <w:spacing w:line="360" w:lineRule="auto"/>
-        <w:ind w:firstLine="708"/>
-        <w:rPr>
-          <w:rFonts w:cs="Times New Roman"/>
-        </w:rPr>
-      </w:pPr>
-    </w:p>
-    <w:p>
-      <w:pPr>
-        <w:spacing w:line="360" w:lineRule="auto"/>
-        <w:ind w:firstLine="708"/>
+        <w:ind w:firstLine="709"/>
+        <w:rPr>
+          <w:rFonts w:cs="Times New Roman"/>
+        </w:rPr>
+      </w:pPr>
+    </w:p>
+    <w:p>
+      <w:pPr>
+        <w:spacing w:line="360" w:lineRule="auto"/>
+        <w:ind w:firstLine="709"/>
         <w:rPr>
           <w:rFonts w:cs="Times New Roman"/>
         </w:rPr>
@@ -4707,7 +4812,7 @@
     <w:p>
       <w:pPr>
         <w:spacing w:line="360" w:lineRule="auto"/>
-        <w:ind w:firstLine="708"/>
+        <w:ind w:firstLine="709"/>
         <w:rPr>
           <w:rFonts w:cs="Times New Roman"/>
         </w:rPr>
@@ -4717,6 +4822,7 @@
       <w:pPr>
         <w:pStyle w:val="a6"/>
         <w:spacing w:line="360" w:lineRule="auto"/>
+        <w:ind w:firstLine="709"/>
         <w:jc w:val="center"/>
         <w:rPr>
           <w:rFonts w:cs="Times New Roman"/>
@@ -4735,7 +4841,7 @@
       <w:pPr>
         <w:pStyle w:val="a6"/>
         <w:spacing w:line="360" w:lineRule="auto"/>
-        <w:ind w:firstLine="696"/>
+        <w:ind w:left="0" w:firstLine="709"/>
         <w:rPr>
           <w:rFonts w:cs="Times New Roman"/>
         </w:rPr>
@@ -4780,21 +4886,21 @@
         <w:rPr>
           <w:rFonts w:cs="Times New Roman"/>
         </w:rPr>
-        <w:t xml:space="preserve">), обеспечивающую сквозное покрытие задач сбора, хранения, анализа и визуализации данных от подключенных устройств. В отличие от специализированных MES-систем, она позиционируется как универсальная, независимая от вендора платформа, которая может служить основой для развертывания различных систем мониторинга и </w:t>
+        <w:t xml:space="preserve">), обеспечивающую сквозное покрытие задач сбора, хранения, анализа и визуализации данных от подключенных устройств. В отличие от </w:t>
       </w:r>
       <w:r>
         <w:rPr>
           <w:rFonts w:cs="Times New Roman"/>
         </w:rPr>
         <w:lastRenderedPageBreak/>
-        <w:t>управления, включая SCADA, NMS (Network Management System) и BI (Business Intelligence)</w:t>
+        <w:t>специализированных MES-систем, она позиционируется как универсальная, независимая от вендора платформа, которая может служить основой для развертывания различных систем мониторинга и управления, включая SCADA, NMS (Network Management System) и BI (Business Intelligence)</w:t>
       </w:r>
     </w:p>
     <w:p>
       <w:pPr>
         <w:pStyle w:val="a6"/>
         <w:spacing w:line="360" w:lineRule="auto"/>
-        <w:ind w:firstLine="696"/>
+        <w:ind w:left="0" w:firstLine="709"/>
         <w:rPr>
           <w:rFonts w:cs="Times New Roman"/>
         </w:rPr>
@@ -4829,14 +4935,28 @@
         <w:rPr>
           <w:rFonts w:cs="Times New Roman"/>
         </w:rPr>
-        <w:t>-шлюзы или Linux PLC.</w:t>
+        <w:t xml:space="preserve">-шлюзы или </w:t>
+      </w:r>
+      <w:proofErr w:type="spellStart"/>
+      <w:r>
+        <w:rPr>
+          <w:rFonts w:cs="Times New Roman"/>
+        </w:rPr>
+        <w:t>Linux</w:t>
+      </w:r>
+      <w:proofErr w:type="spellEnd"/>
+      <w:r>
+        <w:rPr>
+          <w:rFonts w:cs="Times New Roman"/>
+        </w:rPr>
+        <w:t xml:space="preserve"> PLC.</w:t>
       </w:r>
     </w:p>
     <w:p>
       <w:pPr>
         <w:pStyle w:val="a6"/>
         <w:spacing w:line="360" w:lineRule="auto"/>
-        <w:ind w:firstLine="696"/>
+        <w:ind w:left="0" w:firstLine="709"/>
         <w:rPr>
           <w:rFonts w:cs="Times New Roman"/>
         </w:rPr>
@@ -4846,7 +4966,7 @@
       <w:pPr>
         <w:pStyle w:val="a6"/>
         <w:spacing w:line="360" w:lineRule="auto"/>
-        <w:ind w:firstLine="696"/>
+        <w:ind w:left="0" w:firstLine="709"/>
         <w:rPr>
           <w:rFonts w:cs="Times New Roman"/>
         </w:rPr>
@@ -4866,6 +4986,7 @@
           <w:numId w:val="24"/>
         </w:numPr>
         <w:spacing w:line="360" w:lineRule="auto"/>
+        <w:ind w:left="720" w:firstLine="709"/>
         <w:rPr>
           <w:rFonts w:cs="Times New Roman"/>
         </w:rPr>
@@ -4913,6 +5034,7 @@
           <w:numId w:val="24"/>
         </w:numPr>
         <w:spacing w:line="360" w:lineRule="auto"/>
+        <w:ind w:left="720" w:firstLine="709"/>
         <w:rPr>
           <w:rFonts w:cs="Times New Roman"/>
         </w:rPr>
@@ -4932,6 +5054,7 @@
           <w:numId w:val="24"/>
         </w:numPr>
         <w:spacing w:line="360" w:lineRule="auto"/>
+        <w:ind w:left="720" w:firstLine="709"/>
         <w:rPr>
           <w:rFonts w:cs="Times New Roman"/>
         </w:rPr>
@@ -4979,6 +5102,7 @@
           <w:numId w:val="24"/>
         </w:numPr>
         <w:spacing w:line="360" w:lineRule="auto"/>
+        <w:ind w:left="720" w:firstLine="709"/>
         <w:rPr>
           <w:rFonts w:cs="Times New Roman"/>
         </w:rPr>
@@ -4998,6 +5122,7 @@
           <w:numId w:val="24"/>
         </w:numPr>
         <w:spacing w:line="360" w:lineRule="auto"/>
+        <w:ind w:left="720" w:firstLine="709"/>
         <w:rPr>
           <w:rFonts w:cs="Times New Roman"/>
         </w:rPr>
@@ -5017,6 +5142,7 @@
           <w:numId w:val="24"/>
         </w:numPr>
         <w:spacing w:line="360" w:lineRule="auto"/>
+        <w:ind w:left="720" w:firstLine="709"/>
         <w:rPr>
           <w:rFonts w:cs="Times New Roman"/>
         </w:rPr>
@@ -5045,25 +5171,24 @@
     <w:p>
       <w:pPr>
         <w:spacing w:line="360" w:lineRule="auto"/>
-        <w:ind w:firstLine="708"/>
-        <w:rPr>
-          <w:rFonts w:cs="Times New Roman"/>
-        </w:rPr>
-      </w:pPr>
-    </w:p>
-    <w:p>
-      <w:pPr>
-        <w:spacing w:line="360" w:lineRule="auto"/>
-        <w:ind w:left="372" w:firstLine="708"/>
-        <w:rPr>
-          <w:rFonts w:cs="Times New Roman"/>
-        </w:rPr>
-      </w:pPr>
-      <w:r>
-        <w:rPr>
-          <w:rFonts w:cs="Times New Roman"/>
-        </w:rPr>
-        <w:lastRenderedPageBreak/>
+        <w:ind w:firstLine="709"/>
+        <w:rPr>
+          <w:rFonts w:cs="Times New Roman"/>
+        </w:rPr>
+      </w:pPr>
+    </w:p>
+    <w:p>
+      <w:pPr>
+        <w:spacing w:line="360" w:lineRule="auto"/>
+        <w:ind w:firstLine="709"/>
+        <w:rPr>
+          <w:rFonts w:cs="Times New Roman"/>
+        </w:rPr>
+      </w:pPr>
+      <w:r>
+        <w:rPr>
+          <w:rFonts w:cs="Times New Roman"/>
+        </w:rPr>
         <w:t>Стоимость услуг на программное обеспечение MES ФОБОС:</w:t>
       </w:r>
     </w:p>
@@ -5075,6 +5200,7 @@
           <w:numId w:val="29"/>
         </w:numPr>
         <w:spacing w:line="360" w:lineRule="auto"/>
+        <w:ind w:left="708" w:firstLine="709"/>
         <w:rPr>
           <w:rFonts w:cs="Times New Roman"/>
         </w:rPr>
@@ -5094,6 +5220,7 @@
           <w:numId w:val="29"/>
         </w:numPr>
         <w:spacing w:line="360" w:lineRule="auto"/>
+        <w:ind w:left="708" w:firstLine="709"/>
         <w:rPr>
           <w:rFonts w:cs="Times New Roman"/>
         </w:rPr>
@@ -5113,6 +5240,7 @@
           <w:numId w:val="29"/>
         </w:numPr>
         <w:spacing w:line="360" w:lineRule="auto"/>
+        <w:ind w:left="708" w:firstLine="709"/>
         <w:rPr>
           <w:rFonts w:cs="Times New Roman"/>
         </w:rPr>
@@ -5127,7 +5255,7 @@
     <w:p>
       <w:pPr>
         <w:spacing w:line="360" w:lineRule="auto"/>
-        <w:ind w:left="1068"/>
+        <w:ind w:left="348" w:firstLine="709"/>
         <w:rPr>
           <w:rFonts w:cs="Times New Roman"/>
         </w:rPr>
@@ -5142,7 +5270,7 @@
     <w:p>
       <w:pPr>
         <w:spacing w:line="360" w:lineRule="auto"/>
-        <w:ind w:firstLine="708"/>
+        <w:ind w:firstLine="709"/>
         <w:rPr>
           <w:rFonts w:cs="Times New Roman"/>
         </w:rPr>
@@ -5176,6 +5304,7 @@
           <w:numId w:val="26"/>
         </w:numPr>
         <w:spacing w:line="360" w:lineRule="auto"/>
+        <w:ind w:left="0" w:firstLine="709"/>
         <w:rPr>
           <w:rFonts w:cs="Times New Roman"/>
         </w:rPr>
@@ -5198,7 +5327,21 @@
         <w:rPr>
           <w:rFonts w:cs="Times New Roman"/>
         </w:rPr>
-        <w:t xml:space="preserve">, будучи платформой уровня предприятия (Manager </w:t>
+        <w:t>, будучи платформой уровня предприятия (</w:t>
+      </w:r>
+      <w:proofErr w:type="spellStart"/>
+      <w:r>
+        <w:rPr>
+          <w:rFonts w:cs="Times New Roman"/>
+        </w:rPr>
+        <w:t>Manager</w:t>
+      </w:r>
+      <w:proofErr w:type="spellEnd"/>
+      <w:r>
+        <w:rPr>
+          <w:rFonts w:cs="Times New Roman"/>
+        </w:rPr>
+        <w:t xml:space="preserve"> </w:t>
       </w:r>
       <w:proofErr w:type="spellStart"/>
       <w:r>
@@ -5237,6 +5380,7 @@
           <w:numId w:val="26"/>
         </w:numPr>
         <w:spacing w:line="360" w:lineRule="auto"/>
+        <w:ind w:left="0" w:firstLine="709"/>
         <w:rPr>
           <w:rFonts w:cs="Times New Roman"/>
         </w:rPr>
@@ -5270,6 +5414,7 @@
           <w:numId w:val="26"/>
         </w:numPr>
         <w:spacing w:line="360" w:lineRule="auto"/>
+        <w:ind w:left="0" w:firstLine="709"/>
         <w:rPr>
           <w:rFonts w:cs="Times New Roman"/>
         </w:rPr>
@@ -5298,25 +5443,27 @@
     <w:tbl>
       <w:tblPr>
         <w:tblStyle w:val="af7"/>
-        <w:tblpPr w:leftFromText="180" w:rightFromText="180" w:vertAnchor="text" w:horzAnchor="margin" w:tblpY="142"/>
-        <w:tblW w:w="9680" w:type="dxa"/>
+        <w:tblpPr w:leftFromText="180" w:rightFromText="180" w:vertAnchor="text" w:horzAnchor="margin" w:tblpXSpec="center" w:tblpY="142"/>
+        <w:tblW w:w="9154" w:type="dxa"/>
+        <w:jc w:val="center"/>
         <w:tblLook w:val="04A0" w:firstRow="1" w:lastRow="0" w:firstColumn="1" w:lastColumn="0" w:noHBand="0" w:noVBand="1"/>
       </w:tblPr>
       <w:tblGrid>
-        <w:gridCol w:w="2207"/>
-        <w:gridCol w:w="1523"/>
-        <w:gridCol w:w="1449"/>
-        <w:gridCol w:w="1527"/>
-        <w:gridCol w:w="1637"/>
-        <w:gridCol w:w="1337"/>
+        <w:gridCol w:w="2028"/>
+        <w:gridCol w:w="1451"/>
+        <w:gridCol w:w="1309"/>
+        <w:gridCol w:w="1201"/>
+        <w:gridCol w:w="1673"/>
+        <w:gridCol w:w="1492"/>
       </w:tblGrid>
       <w:tr>
         <w:trPr>
-          <w:trHeight w:val="1507"/>
+          <w:trHeight w:val="1422"/>
+          <w:jc w:val="center"/>
         </w:trPr>
         <w:tc>
           <w:tcPr>
-            <w:tcW w:w="2207" w:type="dxa"/>
+            <w:tcW w:w="1779" w:type="dxa"/>
             <w:vAlign w:val="center"/>
           </w:tcPr>
           <w:p>
@@ -5338,7 +5485,7 @@
         </w:tc>
         <w:tc>
           <w:tcPr>
-            <w:tcW w:w="1523" w:type="dxa"/>
+            <w:tcW w:w="1515" w:type="dxa"/>
             <w:vAlign w:val="center"/>
           </w:tcPr>
           <w:p>
@@ -5359,7 +5506,7 @@
         </w:tc>
         <w:tc>
           <w:tcPr>
-            <w:tcW w:w="1449" w:type="dxa"/>
+            <w:tcW w:w="1378" w:type="dxa"/>
             <w:vAlign w:val="center"/>
           </w:tcPr>
           <w:p>
@@ -5383,7 +5530,7 @@
         </w:tc>
         <w:tc>
           <w:tcPr>
-            <w:tcW w:w="1527" w:type="dxa"/>
+            <w:tcW w:w="1203" w:type="dxa"/>
             <w:vAlign w:val="center"/>
           </w:tcPr>
           <w:p>
@@ -5404,7 +5551,7 @@
         </w:tc>
         <w:tc>
           <w:tcPr>
-            <w:tcW w:w="1637" w:type="dxa"/>
+            <w:tcW w:w="1726" w:type="dxa"/>
             <w:vAlign w:val="center"/>
           </w:tcPr>
           <w:p>
@@ -5427,7 +5574,7 @@
         </w:tc>
         <w:tc>
           <w:tcPr>
-            <w:tcW w:w="1337" w:type="dxa"/>
+            <w:tcW w:w="1553" w:type="dxa"/>
             <w:vAlign w:val="center"/>
           </w:tcPr>
           <w:p>
@@ -5457,11 +5604,12 @@
       </w:tr>
       <w:tr>
         <w:trPr>
-          <w:trHeight w:val="1507"/>
+          <w:trHeight w:val="1422"/>
+          <w:jc w:val="center"/>
         </w:trPr>
         <w:tc>
           <w:tcPr>
-            <w:tcW w:w="2207" w:type="dxa"/>
+            <w:tcW w:w="1779" w:type="dxa"/>
             <w:vAlign w:val="center"/>
           </w:tcPr>
           <w:p>
@@ -5482,7 +5630,7 @@
         </w:tc>
         <w:tc>
           <w:tcPr>
-            <w:tcW w:w="1523" w:type="dxa"/>
+            <w:tcW w:w="1515" w:type="dxa"/>
             <w:vAlign w:val="center"/>
           </w:tcPr>
           <w:p>
@@ -5503,7 +5651,7 @@
         </w:tc>
         <w:tc>
           <w:tcPr>
-            <w:tcW w:w="1449" w:type="dxa"/>
+            <w:tcW w:w="1378" w:type="dxa"/>
             <w:vAlign w:val="center"/>
           </w:tcPr>
           <w:p>
@@ -5524,7 +5672,7 @@
         </w:tc>
         <w:tc>
           <w:tcPr>
-            <w:tcW w:w="1527" w:type="dxa"/>
+            <w:tcW w:w="1203" w:type="dxa"/>
             <w:vAlign w:val="center"/>
           </w:tcPr>
           <w:p>
@@ -5545,7 +5693,7 @@
         </w:tc>
         <w:tc>
           <w:tcPr>
-            <w:tcW w:w="1637" w:type="dxa"/>
+            <w:tcW w:w="1726" w:type="dxa"/>
             <w:vAlign w:val="center"/>
           </w:tcPr>
           <w:p>
@@ -5566,7 +5714,7 @@
         </w:tc>
         <w:tc>
           <w:tcPr>
-            <w:tcW w:w="1337" w:type="dxa"/>
+            <w:tcW w:w="1553" w:type="dxa"/>
             <w:vAlign w:val="center"/>
           </w:tcPr>
           <w:p>
@@ -5588,11 +5736,12 @@
       </w:tr>
       <w:tr>
         <w:trPr>
-          <w:trHeight w:val="1507"/>
+          <w:trHeight w:val="1422"/>
+          <w:jc w:val="center"/>
         </w:trPr>
         <w:tc>
           <w:tcPr>
-            <w:tcW w:w="2207" w:type="dxa"/>
+            <w:tcW w:w="1779" w:type="dxa"/>
             <w:vAlign w:val="center"/>
           </w:tcPr>
           <w:p>
@@ -5613,7 +5762,7 @@
         </w:tc>
         <w:tc>
           <w:tcPr>
-            <w:tcW w:w="1523" w:type="dxa"/>
+            <w:tcW w:w="1515" w:type="dxa"/>
             <w:vAlign w:val="center"/>
           </w:tcPr>
           <w:p>
@@ -5634,7 +5783,7 @@
         </w:tc>
         <w:tc>
           <w:tcPr>
-            <w:tcW w:w="1449" w:type="dxa"/>
+            <w:tcW w:w="1378" w:type="dxa"/>
             <w:vAlign w:val="center"/>
           </w:tcPr>
           <w:p>
@@ -5655,7 +5804,7 @@
         </w:tc>
         <w:tc>
           <w:tcPr>
-            <w:tcW w:w="1527" w:type="dxa"/>
+            <w:tcW w:w="1203" w:type="dxa"/>
             <w:vAlign w:val="center"/>
           </w:tcPr>
           <w:p>
@@ -5676,7 +5825,7 @@
         </w:tc>
         <w:tc>
           <w:tcPr>
-            <w:tcW w:w="1637" w:type="dxa"/>
+            <w:tcW w:w="1726" w:type="dxa"/>
             <w:vAlign w:val="center"/>
           </w:tcPr>
           <w:p>
@@ -5697,7 +5846,7 @@
         </w:tc>
         <w:tc>
           <w:tcPr>
-            <w:tcW w:w="1337" w:type="dxa"/>
+            <w:tcW w:w="1553" w:type="dxa"/>
             <w:vAlign w:val="center"/>
           </w:tcPr>
           <w:p>
@@ -5719,17 +5868,17 @@
       </w:tr>
       <w:tr>
         <w:trPr>
-          <w:trHeight w:val="1507"/>
+          <w:trHeight w:val="1422"/>
+          <w:jc w:val="center"/>
         </w:trPr>
         <w:tc>
           <w:tcPr>
-            <w:tcW w:w="2207" w:type="dxa"/>
+            <w:tcW w:w="1779" w:type="dxa"/>
             <w:vAlign w:val="center"/>
           </w:tcPr>
           <w:p>
             <w:pPr>
               <w:spacing w:line="360" w:lineRule="auto"/>
-              <w:jc w:val="center"/>
               <w:rPr>
                 <w:rFonts w:cs="Times New Roman"/>
               </w:rPr>
@@ -5744,7 +5893,6 @@
           <w:p>
             <w:pPr>
               <w:spacing w:line="360" w:lineRule="auto"/>
-              <w:jc w:val="center"/>
               <w:rPr>
                 <w:rFonts w:cs="Times New Roman"/>
               </w:rPr>
@@ -5759,7 +5907,7 @@
         </w:tc>
         <w:tc>
           <w:tcPr>
-            <w:tcW w:w="1523" w:type="dxa"/>
+            <w:tcW w:w="1515" w:type="dxa"/>
             <w:vAlign w:val="center"/>
           </w:tcPr>
           <w:p>
@@ -5780,7 +5928,7 @@
         </w:tc>
         <w:tc>
           <w:tcPr>
-            <w:tcW w:w="1449" w:type="dxa"/>
+            <w:tcW w:w="1378" w:type="dxa"/>
             <w:vAlign w:val="center"/>
           </w:tcPr>
           <w:p>
@@ -5801,7 +5949,7 @@
         </w:tc>
         <w:tc>
           <w:tcPr>
-            <w:tcW w:w="1527" w:type="dxa"/>
+            <w:tcW w:w="1203" w:type="dxa"/>
             <w:vAlign w:val="center"/>
           </w:tcPr>
           <w:p>
@@ -5822,7 +5970,7 @@
         </w:tc>
         <w:tc>
           <w:tcPr>
-            <w:tcW w:w="1637" w:type="dxa"/>
+            <w:tcW w:w="1726" w:type="dxa"/>
             <w:vAlign w:val="center"/>
           </w:tcPr>
           <w:p>
@@ -5843,7 +5991,7 @@
         </w:tc>
         <w:tc>
           <w:tcPr>
-            <w:tcW w:w="1337" w:type="dxa"/>
+            <w:tcW w:w="1553" w:type="dxa"/>
             <w:vAlign w:val="center"/>
           </w:tcPr>
           <w:p>
@@ -5865,17 +6013,17 @@
       </w:tr>
       <w:tr>
         <w:trPr>
-          <w:trHeight w:val="1507"/>
+          <w:trHeight w:val="1422"/>
+          <w:jc w:val="center"/>
         </w:trPr>
         <w:tc>
           <w:tcPr>
-            <w:tcW w:w="2207" w:type="dxa"/>
+            <w:tcW w:w="1779" w:type="dxa"/>
             <w:vAlign w:val="center"/>
           </w:tcPr>
           <w:p>
             <w:pPr>
               <w:spacing w:line="360" w:lineRule="auto"/>
-              <w:jc w:val="center"/>
               <w:rPr>
                 <w:rFonts w:cs="Times New Roman"/>
               </w:rPr>
@@ -5890,7 +6038,6 @@
           <w:p>
             <w:pPr>
               <w:spacing w:line="360" w:lineRule="auto"/>
-              <w:jc w:val="center"/>
               <w:rPr>
                 <w:rFonts w:cs="Times New Roman"/>
               </w:rPr>
@@ -5905,7 +6052,7 @@
         </w:tc>
         <w:tc>
           <w:tcPr>
-            <w:tcW w:w="1523" w:type="dxa"/>
+            <w:tcW w:w="1515" w:type="dxa"/>
             <w:vAlign w:val="center"/>
           </w:tcPr>
           <w:p>
@@ -5926,7 +6073,7 @@
         </w:tc>
         <w:tc>
           <w:tcPr>
-            <w:tcW w:w="1449" w:type="dxa"/>
+            <w:tcW w:w="1378" w:type="dxa"/>
             <w:vAlign w:val="center"/>
           </w:tcPr>
           <w:p>
@@ -5947,7 +6094,7 @@
         </w:tc>
         <w:tc>
           <w:tcPr>
-            <w:tcW w:w="1527" w:type="dxa"/>
+            <w:tcW w:w="1203" w:type="dxa"/>
             <w:vAlign w:val="center"/>
           </w:tcPr>
           <w:p>
@@ -5968,7 +6115,7 @@
         </w:tc>
         <w:tc>
           <w:tcPr>
-            <w:tcW w:w="1637" w:type="dxa"/>
+            <w:tcW w:w="1726" w:type="dxa"/>
             <w:vAlign w:val="center"/>
           </w:tcPr>
           <w:p>
@@ -5989,33 +6136,7 @@
         </w:tc>
         <w:tc>
           <w:tcPr>
-            <w:tcW w:w="1337" w:type="dxa"/>
-            <w:vAlign w:val="center"/>
-          </w:tcPr>
-          <w:p>
-            <w:pPr>
-              <w:spacing w:line="360" w:lineRule="auto"/>
-              <w:jc w:val="center"/>
-              <w:rPr>
-                <w:rFonts w:cs="Times New Roman" w:hint="eastAsia"/>
-              </w:rPr>
-            </w:pPr>
-            <w:r>
-              <w:rPr>
-                <w:rFonts w:cs="Times New Roman"/>
-              </w:rPr>
-              <w:t>+</w:t>
-            </w:r>
-          </w:p>
-        </w:tc>
-      </w:tr>
-      <w:tr>
-        <w:trPr>
-          <w:trHeight w:val="1507"/>
-        </w:trPr>
-        <w:tc>
-          <w:tcPr>
-            <w:tcW w:w="2207" w:type="dxa"/>
+            <w:tcW w:w="1553" w:type="dxa"/>
             <w:vAlign w:val="center"/>
           </w:tcPr>
           <w:p>
@@ -6030,13 +6151,39 @@
               <w:rPr>
                 <w:rFonts w:cs="Times New Roman"/>
               </w:rPr>
+              <w:t>+</w:t>
+            </w:r>
+          </w:p>
+        </w:tc>
+      </w:tr>
+      <w:tr>
+        <w:trPr>
+          <w:trHeight w:val="1422"/>
+          <w:jc w:val="center"/>
+        </w:trPr>
+        <w:tc>
+          <w:tcPr>
+            <w:tcW w:w="1779" w:type="dxa"/>
+            <w:vAlign w:val="center"/>
+          </w:tcPr>
+          <w:p>
+            <w:pPr>
+              <w:spacing w:line="360" w:lineRule="auto"/>
+              <w:rPr>
+                <w:rFonts w:cs="Times New Roman"/>
+              </w:rPr>
+            </w:pPr>
+            <w:r>
+              <w:rPr>
+                <w:rFonts w:cs="Times New Roman"/>
+              </w:rPr>
               <w:t>Отсутствие периодической оплаты за использование</w:t>
             </w:r>
           </w:p>
         </w:tc>
         <w:tc>
           <w:tcPr>
-            <w:tcW w:w="1523" w:type="dxa"/>
+            <w:tcW w:w="1515" w:type="dxa"/>
             <w:vAlign w:val="center"/>
           </w:tcPr>
           <w:p>
@@ -6057,7 +6204,7 @@
         </w:tc>
         <w:tc>
           <w:tcPr>
-            <w:tcW w:w="1449" w:type="dxa"/>
+            <w:tcW w:w="1378" w:type="dxa"/>
             <w:vAlign w:val="center"/>
           </w:tcPr>
           <w:p>
@@ -6078,7 +6225,7 @@
         </w:tc>
         <w:tc>
           <w:tcPr>
-            <w:tcW w:w="1527" w:type="dxa"/>
+            <w:tcW w:w="1203" w:type="dxa"/>
             <w:vAlign w:val="center"/>
           </w:tcPr>
           <w:p>
@@ -6099,7 +6246,7 @@
         </w:tc>
         <w:tc>
           <w:tcPr>
-            <w:tcW w:w="1637" w:type="dxa"/>
+            <w:tcW w:w="1726" w:type="dxa"/>
             <w:vAlign w:val="center"/>
           </w:tcPr>
           <w:p>
@@ -6120,7 +6267,7 @@
         </w:tc>
         <w:tc>
           <w:tcPr>
-            <w:tcW w:w="1337" w:type="dxa"/>
+            <w:tcW w:w="1553" w:type="dxa"/>
             <w:vAlign w:val="center"/>
           </w:tcPr>
           <w:p>
@@ -6152,38 +6299,38 @@
     <w:p>
       <w:pPr>
         <w:spacing w:line="360" w:lineRule="auto"/>
-        <w:ind w:firstLine="708"/>
-        <w:rPr>
-          <w:rFonts w:cs="Times New Roman"/>
-        </w:rPr>
-      </w:pPr>
-      <w:r>
-        <w:rPr>
-          <w:rFonts w:cs="Times New Roman"/>
-        </w:rPr>
-        <w:t xml:space="preserve">Анализ рассмотренных систем управления показывает, что, несмотря на их функциональную зрелость в решении задач автоматизации производства, они демонстрируют системное несоответствие ключевым требованиям проекта по созданию системы оперативного информирования. Основная проблема заключается в их архитектурной ориентации на вертикальные управленческие процессы, такие как планирование, диспетчеризация, учет ресурсов и документооборот, реализуемые через строго регламентированные </w:t>
+        <w:ind w:firstLine="709"/>
+        <w:rPr>
+          <w:rFonts w:cs="Times New Roman"/>
+        </w:rPr>
+      </w:pPr>
+      <w:r>
+        <w:rPr>
+          <w:rFonts w:cs="Times New Roman"/>
+        </w:rPr>
+        <w:t xml:space="preserve">Анализ рассмотренных систем управления показывает, что, несмотря на их функциональную зрелость в решении задач автоматизации производства, они демонстрируют системное несоответствие ключевым требованиям проекта по созданию системы оперативного информирования. Основная проблема заключается в их архитектурной ориентации на вертикальные управленческие процессы, такие как планирование, диспетчеризация, учет ресурсов и документооборот, реализуемые через строго регламентированные автоматизированные рабочие места. Эти системы эффективно решают задачи </w:t>
       </w:r>
       <w:r>
         <w:rPr>
           <w:rFonts w:cs="Times New Roman"/>
         </w:rPr>
         <w:lastRenderedPageBreak/>
-        <w:t>автоматизированные рабочие места. Эти системы эффективно решают задачи контроля исполнения сверху вниз, но не предназначены для организации горизонтального взаимодействия между рядовыми сотрудниками в реальном времени. Их сильной стороной является глубокая проработка отдельных производственных и административных функций, а слабой — отсутствие гибких механизмов для неформализованного обмена оперативной информацией, такого как мгновенное уведомление о неисправностях, координация между сменами и совместное комментирование задач.</w:t>
-      </w:r>
-    </w:p>
-    <w:p>
-      <w:pPr>
-        <w:spacing w:line="360" w:lineRule="auto"/>
-        <w:ind w:firstLine="360"/>
-        <w:rPr>
-          <w:rFonts w:cs="Times New Roman"/>
-        </w:rPr>
-      </w:pPr>
-    </w:p>
-    <w:p>
-      <w:pPr>
-        <w:spacing w:line="360" w:lineRule="auto"/>
-        <w:ind w:firstLine="708"/>
+        <w:t>контроля исполнения сверху вниз, но не предназначены для организации горизонтального взаимодействия между рядовыми сотрудниками в реальном времени. Их сильной стороной является глубокая проработка отдельных производственных и административных функций, а слабой — отсутствие гибких механизмов для неформализованного обмена оперативной информацией, такого как мгновенное уведомление о неисправностях, координация между сменами и совместное комментирование задач.</w:t>
+      </w:r>
+    </w:p>
+    <w:p>
+      <w:pPr>
+        <w:spacing w:line="360" w:lineRule="auto"/>
+        <w:ind w:firstLine="709"/>
+        <w:rPr>
+          <w:rFonts w:cs="Times New Roman"/>
+        </w:rPr>
+      </w:pPr>
+    </w:p>
+    <w:p>
+      <w:pPr>
+        <w:spacing w:line="360" w:lineRule="auto"/>
+        <w:ind w:firstLine="709"/>
         <w:rPr>
           <w:rFonts w:cs="Times New Roman"/>
         </w:rPr>
@@ -6217,6 +6364,7 @@
     </w:p>
     <w:p>
       <w:pPr>
+        <w:ind w:firstLine="709"/>
         <w:rPr>
           <w:rFonts w:cs="Times New Roman"/>
         </w:rPr>
@@ -6231,7 +6379,7 @@
     <w:p>
       <w:pPr>
         <w:spacing w:line="360" w:lineRule="auto"/>
-        <w:ind w:firstLine="360"/>
+        <w:ind w:firstLine="709"/>
         <w:jc w:val="center"/>
         <w:rPr>
           <w:rFonts w:cs="Times New Roman"/>
@@ -6256,6 +6404,7 @@
     <w:p>
       <w:pPr>
         <w:spacing w:line="360" w:lineRule="auto"/>
+        <w:ind w:firstLine="709"/>
         <w:rPr>
           <w:rFonts w:cs="Times New Roman"/>
         </w:rPr>
@@ -6270,13 +6419,16 @@
     <w:p>
       <w:pPr>
         <w:spacing w:line="360" w:lineRule="auto"/>
-        <w:rPr>
-          <w:rFonts w:cs="Times New Roman"/>
-        </w:rPr>
-      </w:pPr>
-      <w:r>
-        <w:rPr>
-          <w:rFonts w:cs="Times New Roman"/>
+        <w:ind w:firstLine="709"/>
+        <w:rPr>
+          <w:rFonts w:cs="Times New Roman"/>
+          <w:b/>
+        </w:rPr>
+      </w:pPr>
+      <w:r>
+        <w:rPr>
+          <w:rFonts w:cs="Times New Roman"/>
+          <w:b/>
         </w:rPr>
         <w:t>Базовый функционал управления задачами:</w:t>
       </w:r>
@@ -6289,6 +6441,7 @@
           <w:numId w:val="40"/>
         </w:numPr>
         <w:spacing w:line="360" w:lineRule="auto"/>
+        <w:ind w:firstLine="709"/>
         <w:rPr>
           <w:rFonts w:cs="Times New Roman"/>
         </w:rPr>
@@ -6308,6 +6461,7 @@
           <w:numId w:val="40"/>
         </w:numPr>
         <w:spacing w:line="360" w:lineRule="auto"/>
+        <w:ind w:firstLine="709"/>
         <w:rPr>
           <w:rFonts w:cs="Times New Roman"/>
         </w:rPr>
@@ -6327,22 +6481,23 @@
           <w:numId w:val="40"/>
         </w:numPr>
         <w:spacing w:line="360" w:lineRule="auto"/>
-        <w:rPr>
-          <w:rFonts w:cs="Times New Roman"/>
-        </w:rPr>
-      </w:pPr>
-      <w:r>
-        <w:rPr>
-          <w:rFonts w:cs="Times New Roman"/>
-        </w:rPr>
-        <w:t xml:space="preserve">Указание полного набора атрибутов задачи, который включает не только краткое и подробное описания, но и четкий срок исполнения, определяемый календарем и временем, гибкую систему приоритетов (например, «критический», «высокий», «стандартный») для управления срочностью, а также категоризацию (например, «ремонт», «обслуживание», «контроль», «заявка») для последующей аналитики и фильтрации. Дополнительно предусмотрено поле для указания плановой </w:t>
+        <w:ind w:firstLine="709"/>
+        <w:rPr>
+          <w:rFonts w:cs="Times New Roman"/>
+        </w:rPr>
+      </w:pPr>
+      <w:r>
+        <w:rPr>
+          <w:rFonts w:cs="Times New Roman"/>
+        </w:rPr>
+        <w:t xml:space="preserve">Указание полного набора атрибутов задачи, который включает не только краткое и подробное описания, но и четкий срок исполнения, определяемый календарем и временем, гибкую систему приоритетов (например, «критический», «высокий», «стандартный») для управления срочностью, а также категоризацию (например, «ремонт», «обслуживание», «контроль», «заявка») для последующей аналитики и фильтрации. </w:t>
       </w:r>
       <w:r>
         <w:rPr>
           <w:rFonts w:cs="Times New Roman"/>
         </w:rPr>
         <w:lastRenderedPageBreak/>
-        <w:t>длительности работы в человеко-часах, что позволяет оценивать нагрузку и более точно планировать сменные задания. Для сложных задач существует возможность добавления внутренних контрольных точек или чек-листов, разбивающих процесс выполнения на последовательные, проверяемые этапы.</w:t>
+        <w:t>Дополнительно предусмотрено поле для указания плановой длительности работы в человеко-часах, что позволяет оценивать нагрузку и более точно планировать сменные задания. Для сложных задач существует возможность добавления внутренних контрольных точек или чек-листов, разбивающих процесс выполнения на последовательные, проверяемые этапы.</w:t>
       </w:r>
     </w:p>
     <w:p>
@@ -6353,21 +6508,16 @@
           <w:numId w:val="40"/>
         </w:numPr>
         <w:spacing w:line="360" w:lineRule="auto"/>
-        <w:rPr>
-          <w:rFonts w:cs="Times New Roman"/>
-        </w:rPr>
-      </w:pPr>
-      <w:r>
-        <w:rPr>
-          <w:rFonts w:cs="Times New Roman"/>
-        </w:rPr>
-        <w:t>Назначение задачи конкретному исполнителю или группе исполнителей осуществляется через удобный интерфейс выбора из постоянно актуального, структурированного справочника сотрудников, который синхронизируется с корпоративной кадровой системой. Система предоставляет возможность увидеть текущую нагрузку выбранных исполнителей, помогая равномерно распределить работу. Функция переназначения задачи другому сотруднику осуществляется с сохранением полной истории изменений, автоматическим уведомлением всех вовлеченных сторон — предыдущего и нового исполнителя, а также постановщика, что гарантирует прозрачность и исключает потерю ответственности.</w:t>
-      </w:r>
-      <w:r>
-        <w:rPr>
-          <w:rFonts w:cs="Times New Roman"/>
-        </w:rPr>
-        <w:t xml:space="preserve"> </w:t>
+        <w:ind w:firstLine="709"/>
+        <w:rPr>
+          <w:rFonts w:cs="Times New Roman"/>
+        </w:rPr>
+      </w:pPr>
+      <w:r>
+        <w:rPr>
+          <w:rFonts w:cs="Times New Roman"/>
+        </w:rPr>
+        <w:t xml:space="preserve">Назначение задачи конкретному исполнителю или группе исполнителей осуществляется через удобный интерфейс выбора из постоянно актуального, структурированного справочника сотрудников, который синхронизируется с корпоративной кадровой системой. Система предоставляет возможность увидеть текущую нагрузку выбранных исполнителей, помогая равномерно распределить работу. Функция переназначения задачи другому сотруднику осуществляется с сохранением полной истории изменений, автоматическим уведомлением всех вовлеченных сторон — предыдущего и нового исполнителя, а также постановщика, что гарантирует прозрачность и исключает потерю ответственности. </w:t>
       </w:r>
     </w:p>
     <w:p>
@@ -6378,6 +6528,7 @@
           <w:numId w:val="40"/>
         </w:numPr>
         <w:spacing w:line="360" w:lineRule="auto"/>
+        <w:ind w:firstLine="709"/>
         <w:rPr>
           <w:rFonts w:cs="Times New Roman"/>
         </w:rPr>
@@ -6396,6 +6547,7 @@
           <w:numId w:val="40"/>
         </w:numPr>
         <w:spacing w:line="360" w:lineRule="auto"/>
+        <w:ind w:firstLine="709"/>
         <w:rPr>
           <w:rFonts w:cs="Times New Roman"/>
         </w:rPr>
@@ -6414,22 +6566,23 @@
           <w:numId w:val="40"/>
         </w:numPr>
         <w:spacing w:line="360" w:lineRule="auto"/>
-        <w:rPr>
-          <w:rFonts w:cs="Times New Roman"/>
-        </w:rPr>
-      </w:pPr>
-      <w:r>
-        <w:rPr>
-          <w:rFonts w:cs="Times New Roman"/>
-        </w:rPr>
-        <w:t xml:space="preserve">Предоставление каждому сотруднику в мобильном приложении персонализированного, адаптивного рабочего пространства, центральным элементом которого является структурированный и </w:t>
+        <w:ind w:firstLine="709"/>
+        <w:rPr>
+          <w:rFonts w:cs="Times New Roman"/>
+        </w:rPr>
+      </w:pPr>
+      <w:r>
+        <w:rPr>
+          <w:rFonts w:cs="Times New Roman"/>
+        </w:rPr>
+        <w:t xml:space="preserve">Предоставление каждому сотруднику в мобильном приложении персонализированного, адаптивного рабочего </w:t>
       </w:r>
       <w:r>
         <w:rPr>
           <w:rFonts w:cs="Times New Roman"/>
         </w:rPr>
         <w:lastRenderedPageBreak/>
-        <w:t>актуальный список назначенных ему задач на текущую смену или день. Система автоматически упорядочивает задачи по комбинации факторов: приоритету, срочности (времени до дедлайна), а также логической последовательности, предлагая исполнителю оптимальный план действий, который можно вручную скорректировать согласно оперативной обстановке на месте.</w:t>
+        <w:t xml:space="preserve">пространства, центральным элементом которого является структурированный и актуальный список назначенных ему задач на текущую смену или день. Система автоматически упорядочивает задачи по комбинации факторов: приоритету, срочности (времени до дедлайна), а также логической последовательности, предлагая исполнителю оптимальный план действий, который можно вручную скорректировать согласно оперативной обстановке на месте. </w:t>
       </w:r>
     </w:p>
     <w:p>
@@ -6439,15 +6592,28 @@
           <w:numId w:val="40"/>
         </w:numPr>
         <w:spacing w:line="360" w:lineRule="auto"/>
-        <w:rPr>
-          <w:rFonts w:cs="Times New Roman"/>
-        </w:rPr>
-      </w:pPr>
-      <w:r>
-        <w:rPr>
-          <w:rFonts w:cs="Times New Roman"/>
-        </w:rPr>
-        <w:t xml:space="preserve">Наглядное и не допускающее двусмысленного толкования отображение статусов всех задач («новая», «в работе», «приостановлена», «на проверке», «выполнена», «отменена») с использованием продуманной системы цветовой, графической и текстовой индикации. </w:t>
+        <w:ind w:firstLine="709"/>
+        <w:rPr>
+          <w:rFonts w:cs="Times New Roman"/>
+        </w:rPr>
+      </w:pPr>
+      <w:r>
+        <w:rPr>
+          <w:rFonts w:cs="Times New Roman"/>
+        </w:rPr>
+        <w:t>Расширенная возможность гибкой фильтрации, сортировки и поиска по всему массиву задач. Пользователь может фильтровать список по статусу, приоритету, сроку исполнения, категории работ, привязанному объекту (оборудованию) или подразделению-инициатору. Система поддерживает сохранение нескольких пользовательских</w:t>
+      </w:r>
+      <w:r>
+        <w:rPr>
+          <w:rFonts w:asciiTheme="minorHAnsi" w:eastAsia="SimSun" w:hAnsiTheme="minorHAnsi" w:cs="SimSun"/>
+        </w:rPr>
+        <w:t xml:space="preserve"> </w:t>
+      </w:r>
+      <w:r>
+        <w:rPr>
+          <w:rFonts w:cs="Times New Roman"/>
+        </w:rPr>
+        <w:t>предустановок фильтров, позволяя одним касанием переключаться между, например, видом «Все мои задачи», «Только критические» или «Задачи по объекту X». Встроенный полнотекстовый поиск помогает быстро найти задачу по ключевым словам из описания или комментариев.</w:t>
       </w:r>
     </w:p>
     <w:p>
@@ -6457,27 +6623,16 @@
           <w:numId w:val="40"/>
         </w:numPr>
         <w:spacing w:line="360" w:lineRule="auto"/>
-        <w:rPr>
-          <w:rFonts w:cs="Times New Roman"/>
-        </w:rPr>
-      </w:pPr>
-      <w:r>
-        <w:rPr>
-          <w:rFonts w:cs="Times New Roman"/>
-        </w:rPr>
-        <w:t>Расширенная возможность гибкой фильтрации, сортировки и поиска по всему массиву задач. Пользователь может фильтровать список по статусу, приоритету, сроку исполнения, категории работ, привязанному объекту (оборудованию) или подразделению-инициатору. Система поддерживает сохранение нескольких пользовательских</w:t>
-      </w:r>
-      <w:r>
-        <w:rPr>
-          <w:rFonts w:asciiTheme="minorHAnsi" w:eastAsia="SimSun" w:hAnsiTheme="minorHAnsi" w:cs="SimSun"/>
-        </w:rPr>
-        <w:t xml:space="preserve"> </w:t>
-      </w:r>
-      <w:r>
-        <w:rPr>
-          <w:rFonts w:cs="Times New Roman"/>
-        </w:rPr>
-        <w:t>предустановок фильтров, позволяя одним касанием переключаться между, например, видом «Все мои задачи», «Только критические» или «Задачи по объекту X». Встроенный полнотекстовый поиск помогает быстро найти задачу по ключевым словам из описания или комментариев.</w:t>
+        <w:ind w:firstLine="709"/>
+        <w:rPr>
+          <w:rFonts w:cs="Times New Roman"/>
+        </w:rPr>
+      </w:pPr>
+      <w:r>
+        <w:rPr>
+          <w:rFonts w:cs="Times New Roman"/>
+        </w:rPr>
+        <w:t>Функция быстрого ситуационного поиска и просмотра задач, выходящих за рамки персональных. В зависимости от уровня доступа, сотрудник (особенно мастер или старший смены) может просматривать общий пул задач по своему участку, цеху или смене, что необходимо для оперативной взаимопомощи, перераспределения нагрузки в случае необходимости и поддержания общей осведомленности о ходе технологического процесса, способствуя коллективной ответственности.</w:t>
       </w:r>
     </w:p>
     <w:p>
@@ -6487,22 +6642,42 @@
           <w:numId w:val="40"/>
         </w:numPr>
         <w:spacing w:line="360" w:lineRule="auto"/>
-        <w:rPr>
-          <w:rFonts w:cs="Times New Roman"/>
-        </w:rPr>
-      </w:pPr>
-      <w:r>
-        <w:rPr>
-          <w:rFonts w:cs="Times New Roman"/>
-        </w:rPr>
-        <w:t xml:space="preserve">Функция быстрого ситуационного поиска и просмотра задач, выходящих за рамки персональных. В зависимости от уровня доступа, сотрудник (особенно мастер или старший смены) может просматривать общий пул задач по своему участку, цеху или смене, что необходимо для оперативной взаимопомощи, перераспределения нагрузки в случае необходимости и </w:t>
+        <w:ind w:firstLine="709"/>
+        <w:rPr>
+          <w:rFonts w:cs="Times New Roman"/>
+        </w:rPr>
+      </w:pPr>
+      <w:r>
+        <w:rPr>
+          <w:rFonts w:cs="Times New Roman"/>
+        </w:rPr>
+        <w:t xml:space="preserve">Отображение в интерфейсе контекстных счетчиков, предупреждений и виджетов, предоставляющих дополнительную </w:t>
       </w:r>
       <w:r>
         <w:rPr>
           <w:rFonts w:cs="Times New Roman"/>
         </w:rPr>
         <w:lastRenderedPageBreak/>
-        <w:t>поддержания общей осведомленности о ходе технологического процесса, способствуя коллективной ответственности.</w:t>
+        <w:t>полезную информацию: количество нераспределенных новых задач в бригаде, индикатор приближающихся дедлайнов, количество непрочитанных сообщений в чатах активных задач, а также сводку по выполненным работам за текущую смену. Это превращает интерфейс из простого списка в инструмент ситуационной осведомленности.</w:t>
+      </w:r>
+    </w:p>
+    <w:p>
+      <w:pPr>
+        <w:numPr>
+          <w:ilvl w:val="0"/>
+          <w:numId w:val="40"/>
+        </w:numPr>
+        <w:spacing w:line="360" w:lineRule="auto"/>
+        <w:ind w:firstLine="709"/>
+        <w:rPr>
+          <w:rFonts w:cs="Times New Roman"/>
+        </w:rPr>
+      </w:pPr>
+      <w:r>
+        <w:rPr>
+          <w:rFonts w:cs="Times New Roman"/>
+        </w:rPr>
+        <w:t>Управление статусом задачи:</w:t>
       </w:r>
     </w:p>
     <w:p>
@@ -6512,33 +6687,28 @@
           <w:numId w:val="40"/>
         </w:numPr>
         <w:spacing w:line="360" w:lineRule="auto"/>
-        <w:rPr>
-          <w:rFonts w:cs="Times New Roman"/>
-        </w:rPr>
-      </w:pPr>
-      <w:r>
-        <w:rPr>
-          <w:rFonts w:cs="Times New Roman"/>
-        </w:rPr>
-        <w:t>Отображение в интерфейсе контекстных счетчиков, предупреждений и виджетов, предоставляющих дополнительную полезную информацию: количество нераспределенных новых задач в бригаде, индикатор приближающихся дедлайнов, количество непрочитанных сообщений в чатах активных задач, а также сводку по выполненным работам за текущую смену. Это превращает интерфейс из простого списка в инструмент ситуационной осведомленности.</w:t>
-      </w:r>
-    </w:p>
-    <w:p>
-      <w:pPr>
-        <w:numPr>
-          <w:ilvl w:val="0"/>
-          <w:numId w:val="40"/>
-        </w:numPr>
-        <w:spacing w:line="360" w:lineRule="auto"/>
-        <w:rPr>
-          <w:rFonts w:cs="Times New Roman"/>
-        </w:rPr>
-      </w:pPr>
-      <w:r>
-        <w:rPr>
-          <w:rFonts w:cs="Times New Roman"/>
-        </w:rPr>
-        <w:t>Управление статусом задачи:</w:t>
+        <w:ind w:firstLine="709"/>
+        <w:rPr>
+          <w:rFonts w:cs="Times New Roman"/>
+        </w:rPr>
+      </w:pPr>
+      <w:r>
+        <w:rPr>
+          <w:rFonts w:cs="Times New Roman"/>
+        </w:rPr>
+        <w:t>Автоматическая</w:t>
+      </w:r>
+      <w:r>
+        <w:rPr>
+          <w:rFonts w:cs="Times New Roman"/>
+        </w:rPr>
+        <w:t xml:space="preserve"> </w:t>
+      </w:r>
+      <w:r>
+        <w:rPr>
+          <w:rFonts w:cs="Times New Roman"/>
+        </w:rPr>
+        <w:t xml:space="preserve">фиксация системой точного времени каждого изменения статуса задачи, а также любых других значимых действий (назначение, переназначение, редактирование). </w:t>
       </w:r>
     </w:p>
     <w:p>
@@ -6548,27 +6718,16 @@
           <w:numId w:val="40"/>
         </w:numPr>
         <w:spacing w:line="360" w:lineRule="auto"/>
-        <w:rPr>
-          <w:rFonts w:cs="Times New Roman"/>
-        </w:rPr>
-      </w:pPr>
-      <w:r>
-        <w:rPr>
-          <w:rFonts w:cs="Times New Roman"/>
-        </w:rPr>
-        <w:t>Автоматическая</w:t>
-      </w:r>
-      <w:r>
-        <w:rPr>
-          <w:rFonts w:cs="Times New Roman"/>
-        </w:rPr>
-        <w:t xml:space="preserve"> </w:t>
-      </w:r>
-      <w:r>
-        <w:rPr>
-          <w:rFonts w:cs="Times New Roman"/>
-        </w:rPr>
-        <w:t xml:space="preserve">фиксация системой точного времени каждого изменения статуса задачи, а также любых других значимых действий (назначение, переназначение, редактирование). </w:t>
+        <w:ind w:firstLine="709"/>
+        <w:rPr>
+          <w:rFonts w:cs="Times New Roman"/>
+        </w:rPr>
+      </w:pPr>
+      <w:r>
+        <w:rPr>
+          <w:rFonts w:cs="Times New Roman"/>
+        </w:rPr>
+        <w:t>Системное ограничение, блокирующее возможность простого перевода задачи в статус «выполнена» без обязательного заполнения соответствующей формы отчета о выполнении.</w:t>
       </w:r>
     </w:p>
     <w:p>
@@ -6578,15 +6737,30 @@
           <w:numId w:val="40"/>
         </w:numPr>
         <w:spacing w:line="360" w:lineRule="auto"/>
-        <w:rPr>
-          <w:rFonts w:cs="Times New Roman"/>
-        </w:rPr>
-      </w:pPr>
-      <w:r>
-        <w:rPr>
-          <w:rFonts w:cs="Times New Roman"/>
-        </w:rPr>
-        <w:t>Системное ограничение, блокирующее возможность простого перевода задачи в статус «выполнена» без обязательного заполнения соответствующей формы отчета о выполнении.</w:t>
+        <w:ind w:firstLine="709"/>
+        <w:rPr>
+          <w:rFonts w:cs="Times New Roman"/>
+        </w:rPr>
+      </w:pPr>
+      <w:r>
+        <w:rPr>
+          <w:rFonts w:cs="Times New Roman"/>
+        </w:rPr>
+        <w:t xml:space="preserve">Предоставление постановщику задачи или иному контролирующему лицу (мастеру, диспетчеру) расширенных прав по управлению статусом независимо от действий исполнителя. Это включает возможность вернуть задачу на доработку с подробными комментариями при неудовлетворительном качестве отчета, отменить задачу в случае изменения планов или новой вводной, а также </w:t>
+      </w:r>
+      <w:proofErr w:type="spellStart"/>
+      <w:r>
+        <w:rPr>
+          <w:rFonts w:cs="Times New Roman"/>
+        </w:rPr>
+        <w:t>переоткрыть</w:t>
+      </w:r>
+      <w:proofErr w:type="spellEnd"/>
+      <w:r>
+        <w:rPr>
+          <w:rFonts w:cs="Times New Roman"/>
+        </w:rPr>
+        <w:t xml:space="preserve"> уже закрытую задачу при выявлении новых обстоятельств, реализуя таким образом полноценный замкнутый цикл контроля качества и управления производственными поручениями.</w:t>
       </w:r>
     </w:p>
     <w:p>
@@ -6596,76 +6770,56 @@
           <w:numId w:val="40"/>
         </w:numPr>
         <w:spacing w:line="360" w:lineRule="auto"/>
-        <w:rPr>
-          <w:rFonts w:cs="Times New Roman"/>
-        </w:rPr>
-      </w:pPr>
-      <w:r>
-        <w:rPr>
-          <w:rFonts w:cs="Times New Roman"/>
-        </w:rPr>
-        <w:t xml:space="preserve">Предоставление постановщику задачи или иному контролирующему лицу (мастеру, диспетчеру) расширенных прав по управлению статусом независимо от действий исполнителя. Это включает возможность вернуть задачу на доработку с подробными комментариями при неудовлетворительном качестве отчета, отменить задачу в случае изменения планов или новой вводной, а также </w:t>
-      </w:r>
-      <w:proofErr w:type="spellStart"/>
-      <w:r>
-        <w:rPr>
-          <w:rFonts w:cs="Times New Roman"/>
-        </w:rPr>
-        <w:t>переоткрыть</w:t>
-      </w:r>
-      <w:proofErr w:type="spellEnd"/>
-      <w:r>
-        <w:rPr>
-          <w:rFonts w:cs="Times New Roman"/>
-        </w:rPr>
-        <w:t xml:space="preserve"> уже закрытую задачу при выявлении новых обстоятельств, реализуя таким образом полноценный замкнутый цикл контроля качества и управления производственными поручениями.</w:t>
-      </w:r>
-    </w:p>
-    <w:p>
-      <w:pPr>
-        <w:numPr>
-          <w:ilvl w:val="1"/>
-          <w:numId w:val="40"/>
-        </w:numPr>
-        <w:spacing w:line="360" w:lineRule="auto"/>
-        <w:rPr>
-          <w:rFonts w:cs="Times New Roman"/>
-        </w:rPr>
-      </w:pPr>
+        <w:ind w:firstLine="709"/>
+        <w:rPr>
+          <w:rFonts w:cs="Times New Roman"/>
+        </w:rPr>
+      </w:pPr>
+      <w:r>
+        <w:rPr>
+          <w:rFonts w:cs="Times New Roman"/>
+        </w:rPr>
+        <w:t xml:space="preserve">Автоматическое формирование на основе детальных данных о смене статусов различных аналитических сводок и отчетов как в реальном времени, так и ретроспективно. Например, система может рассчитывать среднее время прохождения задачи от </w:t>
+      </w:r>
       <w:r>
         <w:rPr>
           <w:rFonts w:cs="Times New Roman"/>
         </w:rPr>
         <w:lastRenderedPageBreak/>
-        <w:t>Автоматическое формирование на основе детальных данных о смене статусов различных аналитических сводок и отчетов как в реальном времени, так и ретроспективно. Например, система может рассчитывать среднее время прохождения задачи от назначения до начала работы, от начала до завершения, общее время приостановок. Эти данные бесценны для руководителей при анализе эффективности процессов, выявлении системных «узких мест», планировании нормативов и оптимизации производственных операций.</w:t>
-      </w:r>
-    </w:p>
-    <w:p>
-      <w:pPr>
-        <w:spacing w:line="360" w:lineRule="auto"/>
-        <w:rPr>
-          <w:rFonts w:cs="Times New Roman"/>
-        </w:rPr>
-      </w:pPr>
-    </w:p>
-    <w:p>
-      <w:pPr>
-        <w:spacing w:line="360" w:lineRule="auto"/>
-        <w:rPr>
-          <w:rFonts w:cs="Times New Roman"/>
-        </w:rPr>
-      </w:pPr>
-    </w:p>
-    <w:p>
-      <w:pPr>
-        <w:spacing w:line="360" w:lineRule="auto"/>
-        <w:rPr>
-          <w:rFonts w:cs="Times New Roman"/>
-        </w:rPr>
-      </w:pPr>
-      <w:r>
-        <w:rPr>
-          <w:rFonts w:cs="Times New Roman"/>
+        <w:t>назначения до начала работы, от начала до завершения, общее время приостановок. Эти данные бесценны для руководителей при анализе эффективности процессов, выявлении системных «узких мест», планировании нормативов и оптимизации производственных операций.</w:t>
+      </w:r>
+    </w:p>
+    <w:p>
+      <w:pPr>
+        <w:spacing w:line="360" w:lineRule="auto"/>
+        <w:ind w:firstLine="709"/>
+        <w:rPr>
+          <w:rFonts w:cs="Times New Roman"/>
+        </w:rPr>
+      </w:pPr>
+    </w:p>
+    <w:p>
+      <w:pPr>
+        <w:spacing w:line="360" w:lineRule="auto"/>
+        <w:ind w:firstLine="709"/>
+        <w:rPr>
+          <w:rFonts w:cs="Times New Roman"/>
+        </w:rPr>
+      </w:pPr>
+    </w:p>
+    <w:p>
+      <w:pPr>
+        <w:spacing w:line="360" w:lineRule="auto"/>
+        <w:ind w:firstLine="709"/>
+        <w:rPr>
+          <w:rFonts w:cs="Times New Roman"/>
+          <w:b/>
+        </w:rPr>
+      </w:pPr>
+      <w:r>
+        <w:rPr>
+          <w:rFonts w:cs="Times New Roman"/>
+          <w:b/>
         </w:rPr>
         <w:t>Функционал оперативной коммуникации и документирования:</w:t>
       </w:r>
@@ -6677,6 +6831,7 @@
           <w:numId w:val="41"/>
         </w:numPr>
         <w:spacing w:line="360" w:lineRule="auto"/>
+        <w:ind w:firstLine="709"/>
         <w:rPr>
           <w:rFonts w:cs="Times New Roman"/>
         </w:rPr>
@@ -6695,6 +6850,7 @@
           <w:numId w:val="41"/>
         </w:numPr>
         <w:spacing w:line="360" w:lineRule="auto"/>
+        <w:ind w:firstLine="709"/>
         <w:rPr>
           <w:rFonts w:cs="Times New Roman"/>
         </w:rPr>
@@ -6713,22 +6869,16 @@
           <w:numId w:val="41"/>
         </w:numPr>
         <w:spacing w:line="360" w:lineRule="auto"/>
-        <w:rPr>
-          <w:rFonts w:cs="Times New Roman"/>
-        </w:rPr>
-      </w:pPr>
-      <w:r>
-        <w:rPr>
-          <w:rFonts w:cs="Times New Roman"/>
-        </w:rPr>
-        <w:t xml:space="preserve">Полноценная поддержка всех необходимых для производственной коммуникации форматов обмена информацией: отправка текстовых сообщений, запись и передача коротких голосовых комментариев (что удобно, когда руки заняты или необходимо дать развернутое пояснение), а также прикрепление фото- и видеоматериалов, сканов </w:t>
-      </w:r>
-      <w:r>
-        <w:rPr>
-          <w:rFonts w:cs="Times New Roman"/>
-        </w:rPr>
-        <w:lastRenderedPageBreak/>
-        <w:t xml:space="preserve">документов, файлов спецификаций непосредственно из интерфейса задачи. </w:t>
+        <w:ind w:firstLine="709"/>
+        <w:rPr>
+          <w:rFonts w:cs="Times New Roman"/>
+        </w:rPr>
+      </w:pPr>
+      <w:r>
+        <w:rPr>
+          <w:rFonts w:cs="Times New Roman"/>
+        </w:rPr>
+        <w:t xml:space="preserve">Полноценная поддержка всех необходимых для производственной коммуникации форматов обмена информацией: отправка текстовых сообщений, запись и передача коротких голосовых комментариев (что удобно, когда руки заняты или необходимо дать развернутое пояснение), а также прикрепление фото- и видеоматериалов, сканов документов, файлов спецификаций непосредственно из интерфейса задачи. </w:t>
       </w:r>
     </w:p>
     <w:p>
@@ -6738,14 +6888,16 @@
           <w:numId w:val="41"/>
         </w:numPr>
         <w:spacing w:line="360" w:lineRule="auto"/>
-        <w:rPr>
-          <w:rFonts w:cs="Times New Roman"/>
-        </w:rPr>
-      </w:pPr>
-      <w:r>
-        <w:rPr>
-          <w:rFonts w:cs="Times New Roman"/>
-        </w:rPr>
+        <w:ind w:firstLine="709"/>
+        <w:rPr>
+          <w:rFonts w:cs="Times New Roman"/>
+        </w:rPr>
+      </w:pPr>
+      <w:r>
+        <w:rPr>
+          <w:rFonts w:cs="Times New Roman"/>
+        </w:rPr>
+        <w:lastRenderedPageBreak/>
         <w:t>Набор функций, направленных на повышение удобства и эффективности коммуникации: возможность упоминания</w:t>
       </w:r>
       <w:r>
@@ -6768,6 +6920,7 @@
           <w:numId w:val="41"/>
         </w:numPr>
         <w:spacing w:line="360" w:lineRule="auto"/>
+        <w:ind w:firstLine="709"/>
         <w:rPr>
           <w:rFonts w:cs="Times New Roman"/>
         </w:rPr>
@@ -6786,6 +6939,7 @@
           <w:numId w:val="41"/>
         </w:numPr>
         <w:spacing w:line="360" w:lineRule="auto"/>
+        <w:ind w:firstLine="709"/>
         <w:rPr>
           <w:rFonts w:cs="Times New Roman"/>
         </w:rPr>
@@ -6818,15 +6972,15 @@
           <w:numId w:val="41"/>
         </w:numPr>
         <w:spacing w:line="360" w:lineRule="auto"/>
-        <w:rPr>
-          <w:rFonts w:cs="Times New Roman"/>
-        </w:rPr>
-      </w:pPr>
-      <w:r>
-        <w:rPr>
-          <w:rFonts w:cs="Times New Roman"/>
-        </w:rPr>
-        <w:lastRenderedPageBreak/>
+        <w:ind w:firstLine="709"/>
+        <w:rPr>
+          <w:rFonts w:cs="Times New Roman"/>
+        </w:rPr>
+      </w:pPr>
+      <w:r>
+        <w:rPr>
+          <w:rFonts w:cs="Times New Roman"/>
+        </w:rPr>
         <w:t>Цифровизация отчетности о выполнении:</w:t>
       </w:r>
     </w:p>
@@ -6837,14 +6991,16 @@
           <w:numId w:val="41"/>
         </w:numPr>
         <w:spacing w:line="360" w:lineRule="auto"/>
-        <w:rPr>
-          <w:rFonts w:cs="Times New Roman"/>
-        </w:rPr>
-      </w:pPr>
-      <w:r>
-        <w:rPr>
-          <w:rFonts w:cs="Times New Roman"/>
-        </w:rPr>
+        <w:ind w:firstLine="709"/>
+        <w:rPr>
+          <w:rFonts w:cs="Times New Roman"/>
+        </w:rPr>
+      </w:pPr>
+      <w:r>
+        <w:rPr>
+          <w:rFonts w:cs="Times New Roman"/>
+        </w:rPr>
+        <w:lastRenderedPageBreak/>
         <w:t>Заполнение исполнителем при переводе задачи в завершающую стадию специальной электронной формы отчета. Ключевой особенностью является адаптивность структуры этой формы: для задач категории «ремонт» система может запрашивать информацию об использованных запасных частях и материалах (с возможностью выбора из номенклатуры), для «контроля» — фактические значения измеренных параметров с указанием приборов, для «обслуживания»</w:t>
       </w:r>
       <w:r>
@@ -6867,15 +7023,22 @@
           <w:numId w:val="41"/>
         </w:numPr>
         <w:spacing w:line="360" w:lineRule="auto"/>
-        <w:rPr>
-          <w:rFonts w:cs="Times New Roman"/>
-        </w:rPr>
-      </w:pPr>
-      <w:r>
-        <w:rPr>
-          <w:rFonts w:cs="Times New Roman"/>
-        </w:rPr>
-        <w:t>Возможность и настоятельная рекомендация прикреплять к электронному отчету цифровые подтверждающие материалы: фотографии выполненной работы (например, собранного узла, чистого фильтра), сканы или фото показаний контрольно-измерительных приборов со штампом времени, отсканированные экземпляры подписанных актов или нарядов-допусков. Все прикрепленные файлы автоматически ассоциируются системой с конкретной задачей, исполнителем и временем выполнения, создавая надежный, легкодоступный и структурированный электронный архив доказательств выполненной работы, исключающий путаницу и утерю бумажных носителей.</w:t>
+        <w:ind w:firstLine="709"/>
+        <w:rPr>
+          <w:rFonts w:cs="Times New Roman"/>
+        </w:rPr>
+      </w:pPr>
+      <w:r>
+        <w:rPr>
+          <w:rFonts w:cs="Times New Roman"/>
+        </w:rPr>
+        <w:t xml:space="preserve">Возможность </w:t>
+      </w:r>
+      <w:r>
+        <w:rPr>
+          <w:rFonts w:cs="Times New Roman"/>
+        </w:rPr>
+        <w:t>прикреплять к электронному отчету цифровые подтверждающие материалы: фотографии выполненной работы (например, собранного узла, чистого фильтра), сканы или фото показаний контрольно-измерительных приборов со штампом времени, отсканированные экземпляры подписанных актов или нарядов-допусков. Все прикрепленные файлы автоматически ассоциируются системой с конкретной задачей, исполнителем и временем выполнения, создавая надежный, легкодоступный и структурированный электронный архив доказательств выполненной работы, исключающий путаницу и утерю бумажных носителей.</w:t>
       </w:r>
     </w:p>
     <w:p>
@@ -6885,6 +7048,7 @@
           <w:numId w:val="41"/>
         </w:numPr>
         <w:spacing w:line="360" w:lineRule="auto"/>
+        <w:ind w:firstLine="709"/>
         <w:rPr>
           <w:rFonts w:cs="Times New Roman"/>
         </w:rPr>
@@ -6903,44 +7067,41 @@
           <w:numId w:val="41"/>
         </w:numPr>
         <w:spacing w:line="360" w:lineRule="auto"/>
-        <w:rPr>
-          <w:rFonts w:cs="Times New Roman"/>
-        </w:rPr>
-      </w:pPr>
-      <w:r>
-        <w:rPr>
-          <w:rFonts w:cs="Times New Roman"/>
+        <w:ind w:firstLine="709"/>
+        <w:rPr>
+          <w:rFonts w:cs="Times New Roman"/>
+        </w:rPr>
+      </w:pPr>
+      <w:r>
+        <w:rPr>
+          <w:rFonts w:cs="Times New Roman"/>
+        </w:rPr>
+        <w:t xml:space="preserve">Создание централизованного, легкодоступного для авторизованных пользователей архива всех выполненных задач с мощной системой поиска и фильтрации. </w:t>
+      </w:r>
+    </w:p>
+    <w:p>
+      <w:pPr>
+        <w:spacing w:line="360" w:lineRule="auto"/>
+        <w:ind w:firstLine="709"/>
+        <w:rPr>
+          <w:rFonts w:cs="Times New Roman"/>
+          <w:b/>
+        </w:rPr>
+      </w:pPr>
+      <w:r>
+        <w:rPr>
+          <w:rFonts w:cs="Times New Roman"/>
+          <w:b/>
         </w:rPr>
         <w:lastRenderedPageBreak/>
-        <w:t xml:space="preserve">Создание централизованного, легкодоступного для авторизованных пользователей архива всех выполненных задач с мощной системой поиска и фильтрации. </w:t>
-      </w:r>
-    </w:p>
-    <w:p>
-      <w:pPr>
-        <w:spacing w:line="360" w:lineRule="auto"/>
-        <w:rPr>
-          <w:rFonts w:cs="Times New Roman"/>
-        </w:rPr>
-      </w:pPr>
-      <w:r>
-        <w:rPr>
-          <w:rFonts w:cs="Times New Roman"/>
-        </w:rPr>
-        <w:t xml:space="preserve">Интеграция и </w:t>
-      </w:r>
-      <w:proofErr w:type="spellStart"/>
-      <w:r>
-        <w:rPr>
-          <w:rFonts w:cs="Times New Roman"/>
-        </w:rPr>
-        <w:t>контекстуализация</w:t>
-      </w:r>
-      <w:proofErr w:type="spellEnd"/>
-      <w:r>
-        <w:rPr>
-          <w:rFonts w:cs="Times New Roman"/>
-        </w:rPr>
-        <w:t xml:space="preserve"> данных:</w:t>
+        <w:t xml:space="preserve">Интеграция </w:t>
+      </w:r>
+      <w:r>
+        <w:rPr>
+          <w:rFonts w:cs="Times New Roman"/>
+          <w:b/>
+        </w:rPr>
+        <w:t>данных:</w:t>
       </w:r>
     </w:p>
     <w:p>
@@ -6950,6 +7111,7 @@
           <w:numId w:val="42"/>
         </w:numPr>
         <w:spacing w:line="360" w:lineRule="auto"/>
+        <w:ind w:firstLine="709"/>
         <w:rPr>
           <w:rFonts w:cs="Times New Roman"/>
         </w:rPr>
@@ -6968,6 +7130,7 @@
           <w:numId w:val="42"/>
         </w:numPr>
         <w:spacing w:line="360" w:lineRule="auto"/>
+        <w:ind w:firstLine="709"/>
         <w:rPr>
           <w:rFonts w:cs="Times New Roman"/>
         </w:rPr>
@@ -6986,6 +7149,7 @@
           <w:numId w:val="42"/>
         </w:numPr>
         <w:spacing w:line="360" w:lineRule="auto"/>
+        <w:ind w:firstLine="709"/>
         <w:rPr>
           <w:rFonts w:cs="Times New Roman"/>
         </w:rPr>
@@ -7004,22 +7168,23 @@
           <w:numId w:val="42"/>
         </w:numPr>
         <w:spacing w:line="360" w:lineRule="auto"/>
-        <w:rPr>
-          <w:rFonts w:cs="Times New Roman"/>
-        </w:rPr>
-      </w:pPr>
-      <w:r>
-        <w:rPr>
-          <w:rFonts w:cs="Times New Roman"/>
-        </w:rPr>
-        <w:t xml:space="preserve">Стратегическое позиционирование и техническая реализация системы именно как специализированного, целенаправленного </w:t>
+        <w:ind w:firstLine="709"/>
+        <w:rPr>
+          <w:rFonts w:cs="Times New Roman"/>
+        </w:rPr>
+      </w:pPr>
+      <w:r>
+        <w:rPr>
+          <w:rFonts w:cs="Times New Roman"/>
+        </w:rPr>
+        <w:t xml:space="preserve">Стратегическое позиционирование и техническая реализация системы именно как специализированного, целенаправленного модуля, который не заменяет, а органично расширяет функционал основного корпоративного приложения </w:t>
       </w:r>
       <w:r>
         <w:rPr>
           <w:rFonts w:cs="Times New Roman"/>
         </w:rPr>
         <w:lastRenderedPageBreak/>
-        <w:t>модуля, который не заменяет, а органично расширяет функционал основного корпоративного приложения «Суперника». Рассматривается и приветствуется возможность глубокой интеграции пользовательского интерфейса, например, через встраиваемый виджет, отдельную вкладку или единую точку входа в основном меню «</w:t>
+        <w:t>«Суперника». Рассматривается и приветствуется возможность глубокой интеграции пользовательского интерфейса, например, через встраиваемый виджет, отдельную вкладку или единую точку входа в основном меню «</w:t>
       </w:r>
       <w:proofErr w:type="spellStart"/>
       <w:r>
@@ -7043,6 +7208,7 @@
           <w:numId w:val="42"/>
         </w:numPr>
         <w:spacing w:line="360" w:lineRule="auto"/>
+        <w:ind w:firstLine="709"/>
         <w:rPr>
           <w:rFonts w:cs="Times New Roman"/>
         </w:rPr>
@@ -7061,6 +7227,7 @@
           <w:numId w:val="42"/>
         </w:numPr>
         <w:spacing w:line="360" w:lineRule="auto"/>
+        <w:ind w:firstLine="709"/>
         <w:rPr>
           <w:rFonts w:cs="Times New Roman"/>
         </w:rPr>
@@ -7097,14 +7264,7 @@
         <w:rPr>
           <w:rFonts w:cs="Times New Roman"/>
         </w:rPr>
-        <w:t xml:space="preserve">» (например, успешная сдача экзамена по технике безопасности) </w:t>
-      </w:r>
-      <w:r>
-        <w:rPr>
-          <w:rFonts w:cs="Times New Roman"/>
-        </w:rPr>
-        <w:lastRenderedPageBreak/>
-        <w:t>могут влиять на права доступа к определенным типам задач в системе. Это создает синергию между системами.</w:t>
+        <w:t>» (например, успешная сдача экзамена по технике безопасности) могут влиять на права доступа к определенным типам задач в системе. Это создает синергию между системами.</w:t>
       </w:r>
     </w:p>
     <w:p>
@@ -7114,6 +7274,7 @@
           <w:numId w:val="42"/>
         </w:numPr>
         <w:spacing w:line="360" w:lineRule="auto"/>
+        <w:ind w:firstLine="709"/>
         <w:rPr>
           <w:rFonts w:cs="Times New Roman"/>
         </w:rPr>
@@ -7132,14 +7293,16 @@
           <w:numId w:val="42"/>
         </w:numPr>
         <w:spacing w:line="360" w:lineRule="auto"/>
-        <w:rPr>
-          <w:rFonts w:cs="Times New Roman"/>
-        </w:rPr>
-      </w:pPr>
-      <w:r>
-        <w:rPr>
-          <w:rFonts w:cs="Times New Roman"/>
-        </w:rPr>
+        <w:ind w:firstLine="709"/>
+        <w:rPr>
+          <w:rFonts w:cs="Times New Roman"/>
+        </w:rPr>
+      </w:pPr>
+      <w:r>
+        <w:rPr>
+          <w:rFonts w:cs="Times New Roman"/>
+        </w:rPr>
+        <w:lastRenderedPageBreak/>
         <w:t xml:space="preserve">Возможность однозначной и обязательной привязки каждой создаваемой задачи к конкретному производственному активу </w:t>
       </w:r>
       <w:r>
@@ -7162,6 +7325,7 @@
           <w:numId w:val="42"/>
         </w:numPr>
         <w:spacing w:line="360" w:lineRule="auto"/>
+        <w:ind w:firstLine="709"/>
         <w:rPr>
           <w:rFonts w:cs="Times New Roman"/>
         </w:rPr>
@@ -7180,22 +7344,23 @@
           <w:numId w:val="42"/>
         </w:numPr>
         <w:spacing w:line="360" w:lineRule="auto"/>
-        <w:rPr>
-          <w:rFonts w:cs="Times New Roman"/>
-        </w:rPr>
-      </w:pPr>
-      <w:r>
-        <w:rPr>
-          <w:rFonts w:cs="Times New Roman"/>
-        </w:rPr>
-        <w:t>Автоматическое формирование и поддержка «цифрового досье» или полной истории жизни каждого объекта. В этом досье аккумулируются в хронологическом порядке все когда-либо связанные с объектом задачи: проведенные плановые и аварийные ремонты с указанием замененных узлов, все процедуры планово-</w:t>
+        <w:ind w:firstLine="709"/>
+        <w:rPr>
+          <w:rFonts w:cs="Times New Roman"/>
+        </w:rPr>
+      </w:pPr>
+      <w:r>
+        <w:rPr>
+          <w:rFonts w:cs="Times New Roman"/>
+        </w:rPr>
+        <w:t xml:space="preserve">Автоматическое формирование и поддержка «цифрового досье» или полной истории жизни каждого объекта. В этом досье аккумулируются в хронологическом порядке все когда-либо связанные с объектом задачи: проведенные плановые и аварийные ремонты с указанием замененных узлов, все процедуры планово-предупредительного обслуживания (ППР), зафиксированные инциденты и отклонения параметров, результаты контрольных замеров. Такой инструмент бесценен для служб </w:t>
       </w:r>
       <w:r>
         <w:rPr>
           <w:rFonts w:cs="Times New Roman"/>
         </w:rPr>
         <w:lastRenderedPageBreak/>
-        <w:t>предупредительного обслуживания (ППР), зафиксированные инциденты и отклонения параметров, результаты контрольных замеров. Такой инструмент бесценен для служб надежности, ремонтных подразделений и инженеров при анализе причин отказов, прогнозировании остаточного ресурса, планировании модернизации и обосновании инвестиций.</w:t>
+        <w:t>надежности, ремонтных подразделений и инженеров при анализе причин отказов, прогнозировании остаточного ресурса, планировании модернизации и обосновании инвестиций.</w:t>
       </w:r>
     </w:p>
     <w:p>
@@ -7205,6 +7370,7 @@
           <w:numId w:val="42"/>
         </w:numPr>
         <w:spacing w:line="360" w:lineRule="auto"/>
+        <w:ind w:firstLine="709"/>
         <w:rPr>
           <w:rFonts w:cs="Times New Roman"/>
         </w:rPr>
@@ -7223,6 +7389,7 @@
           <w:numId w:val="42"/>
         </w:numPr>
         <w:spacing w:line="360" w:lineRule="auto"/>
+        <w:ind w:firstLine="709"/>
         <w:rPr>
           <w:rFonts w:cs="Times New Roman"/>
         </w:rPr>
@@ -7237,31 +7404,35 @@
     <w:p>
       <w:pPr>
         <w:spacing w:line="360" w:lineRule="auto"/>
-        <w:rPr>
-          <w:rFonts w:cs="Times New Roman"/>
-        </w:rPr>
-      </w:pPr>
-    </w:p>
-    <w:p>
-      <w:pPr>
-        <w:spacing w:line="360" w:lineRule="auto"/>
-        <w:rPr>
-          <w:rFonts w:cs="Times New Roman"/>
-        </w:rPr>
-      </w:pPr>
-    </w:p>
-    <w:p>
-      <w:pPr>
-        <w:spacing w:line="360" w:lineRule="auto"/>
-        <w:rPr>
-          <w:rFonts w:cs="Times New Roman"/>
-        </w:rPr>
-      </w:pPr>
-      <w:r>
-        <w:rPr>
-          <w:rFonts w:cs="Times New Roman"/>
-        </w:rPr>
-        <w:lastRenderedPageBreak/>
+        <w:ind w:firstLine="709"/>
+        <w:rPr>
+          <w:rFonts w:cs="Times New Roman"/>
+        </w:rPr>
+      </w:pPr>
+    </w:p>
+    <w:p>
+      <w:pPr>
+        <w:spacing w:line="360" w:lineRule="auto"/>
+        <w:ind w:firstLine="709"/>
+        <w:rPr>
+          <w:rFonts w:cs="Times New Roman"/>
+        </w:rPr>
+      </w:pPr>
+    </w:p>
+    <w:p>
+      <w:pPr>
+        <w:spacing w:line="360" w:lineRule="auto"/>
+        <w:ind w:firstLine="709"/>
+        <w:rPr>
+          <w:rFonts w:cs="Times New Roman"/>
+          <w:b/>
+        </w:rPr>
+      </w:pPr>
+      <w:r>
+        <w:rPr>
+          <w:rFonts w:cs="Times New Roman"/>
+          <w:b/>
+        </w:rPr>
         <w:t>Функционал оповещений и прозрачности:</w:t>
       </w:r>
     </w:p>
@@ -7272,6 +7443,7 @@
           <w:numId w:val="43"/>
         </w:numPr>
         <w:spacing w:line="360" w:lineRule="auto"/>
+        <w:ind w:firstLine="709"/>
         <w:rPr>
           <w:rFonts w:cs="Times New Roman"/>
         </w:rPr>
@@ -7287,9 +7459,15 @@
         <w:rPr>
           <w:rFonts w:cs="Times New Roman"/>
         </w:rPr>
-        <w:t>push-уведомлений:</w:t>
+        <w:t>push</w:t>
       </w:r>
       <w:proofErr w:type="spellEnd"/>
+      <w:r>
+        <w:rPr>
+          <w:rFonts w:cs="Times New Roman"/>
+        </w:rPr>
+        <w:t>-уведомлений:</w:t>
+      </w:r>
     </w:p>
     <w:p>
       <w:pPr>
@@ -7298,14 +7476,16 @@
           <w:numId w:val="43"/>
         </w:numPr>
         <w:spacing w:line="360" w:lineRule="auto"/>
-        <w:rPr>
-          <w:rFonts w:cs="Times New Roman"/>
-        </w:rPr>
-      </w:pPr>
-      <w:r>
-        <w:rPr>
-          <w:rFonts w:cs="Times New Roman"/>
-        </w:rPr>
+        <w:ind w:firstLine="709"/>
+        <w:rPr>
+          <w:rFonts w:cs="Times New Roman"/>
+        </w:rPr>
+      </w:pPr>
+      <w:r>
+        <w:rPr>
+          <w:rFonts w:cs="Times New Roman"/>
+        </w:rPr>
+        <w:lastRenderedPageBreak/>
         <w:t xml:space="preserve">Организация мгновенной, надежной и гарантированной доставки </w:t>
       </w:r>
       <w:proofErr w:type="spellStart"/>
@@ -7330,6 +7510,7 @@
           <w:numId w:val="43"/>
         </w:numPr>
         <w:spacing w:line="360" w:lineRule="auto"/>
+        <w:ind w:firstLine="709"/>
         <w:rPr>
           <w:rFonts w:cs="Times New Roman"/>
         </w:rPr>
@@ -7348,36 +7529,37 @@
           <w:numId w:val="43"/>
         </w:numPr>
         <w:spacing w:line="360" w:lineRule="auto"/>
-        <w:rPr>
-          <w:rFonts w:cs="Times New Roman"/>
-        </w:rPr>
-      </w:pPr>
-      <w:r>
-        <w:rPr>
-          <w:rFonts w:cs="Times New Roman"/>
-        </w:rPr>
-        <w:t xml:space="preserve">Реализация надежного механизма эскалации оповещений для управления исключительными ситуациями. Система настраивается </w:t>
+        <w:ind w:firstLine="709"/>
+        <w:rPr>
+          <w:rFonts w:cs="Times New Roman"/>
+        </w:rPr>
+      </w:pPr>
+      <w:r>
+        <w:rPr>
+          <w:rFonts w:cs="Times New Roman"/>
+        </w:rPr>
+        <w:t xml:space="preserve">Реализация надежного механизма эскалации оповещений для управления исключительными ситуациями. Система настраивается таким образом, </w:t>
+      </w:r>
+      <w:proofErr w:type="gramStart"/>
+      <w:r>
+        <w:rPr>
+          <w:rFonts w:cs="Times New Roman"/>
+        </w:rPr>
+        <w:t>что</w:t>
+      </w:r>
+      <w:proofErr w:type="gramEnd"/>
+      <w:r>
+        <w:rPr>
+          <w:rFonts w:cs="Times New Roman"/>
+        </w:rPr>
+        <w:t xml:space="preserve"> если задача с меткой «критическая» не была принята в работу назначенным </w:t>
       </w:r>
       <w:r>
         <w:rPr>
           <w:rFonts w:cs="Times New Roman"/>
         </w:rPr>
         <w:lastRenderedPageBreak/>
-        <w:t xml:space="preserve">таким образом, </w:t>
-      </w:r>
-      <w:proofErr w:type="gramStart"/>
-      <w:r>
-        <w:rPr>
-          <w:rFonts w:cs="Times New Roman"/>
-        </w:rPr>
-        <w:t>что</w:t>
-      </w:r>
-      <w:proofErr w:type="gramEnd"/>
-      <w:r>
-        <w:rPr>
-          <w:rFonts w:cs="Times New Roman"/>
-        </w:rPr>
-        <w:t xml:space="preserve"> если задача с меткой «критическая» не была принята в работу назначенным исполнителем в течение заранее определенного временного интервала (например, 15 минут), автоматически генерируется и отправляется </w:t>
+        <w:t xml:space="preserve">исполнителем в течение заранее определенного временного интервала (например, 15 минут), автоматически генерируется и отправляется </w:t>
       </w:r>
       <w:proofErr w:type="spellStart"/>
       <w:r>
@@ -7401,6 +7583,7 @@
           <w:numId w:val="43"/>
         </w:numPr>
         <w:spacing w:line="360" w:lineRule="auto"/>
+        <w:ind w:firstLine="709"/>
         <w:rPr>
           <w:rFonts w:cs="Times New Roman"/>
         </w:rPr>
@@ -7419,6 +7602,7 @@
           <w:numId w:val="43"/>
         </w:numPr>
         <w:spacing w:line="360" w:lineRule="auto"/>
+        <w:ind w:firstLine="709"/>
         <w:rPr>
           <w:rFonts w:cs="Times New Roman"/>
         </w:rPr>
@@ -7437,6 +7621,7 @@
           <w:numId w:val="43"/>
         </w:numPr>
         <w:spacing w:line="360" w:lineRule="auto"/>
+        <w:ind w:firstLine="709"/>
         <w:rPr>
           <w:rFonts w:cs="Times New Roman"/>
         </w:rPr>
@@ -7469,6 +7654,7 @@
           <w:numId w:val="43"/>
         </w:numPr>
         <w:spacing w:line="360" w:lineRule="auto"/>
+        <w:ind w:firstLine="709"/>
         <w:rPr>
           <w:rFonts w:cs="Times New Roman"/>
         </w:rPr>
@@ -7502,6 +7688,7 @@
           <w:numId w:val="43"/>
         </w:numPr>
         <w:spacing w:line="360" w:lineRule="auto"/>
+        <w:ind w:firstLine="709"/>
         <w:rPr>
           <w:rFonts w:cs="Times New Roman"/>
         </w:rPr>
@@ -7534,6 +7721,7 @@
           <w:numId w:val="43"/>
         </w:numPr>
         <w:spacing w:line="360" w:lineRule="auto"/>
+        <w:ind w:firstLine="709"/>
         <w:rPr>
           <w:rFonts w:cs="Times New Roman"/>
         </w:rPr>
@@ -7566,6 +7754,7 @@
           <w:numId w:val="43"/>
         </w:numPr>
         <w:spacing w:line="360" w:lineRule="auto"/>
+        <w:ind w:firstLine="709"/>
         <w:rPr>
           <w:rFonts w:cs="Times New Roman"/>
         </w:rPr>
@@ -7588,14 +7777,28 @@
         <w:rPr>
           <w:rFonts w:cs="Times New Roman"/>
         </w:rPr>
-        <w:t xml:space="preserve"> специализированных аналитических виджетов и мини-отчетов, автоматически рассчитывающих и отображающих ключевые показатели эффективности (KPI) для данного участка. Это могут быть метрики, такие как: среднее время выполнения задач различного типа, процент выполнения планового </w:t>
+        <w:t xml:space="preserve"> специализированных аналитических </w:t>
+      </w:r>
+      <w:proofErr w:type="spellStart"/>
+      <w:r>
+        <w:rPr>
+          <w:rFonts w:cs="Times New Roman"/>
+        </w:rPr>
+        <w:t>виджетов</w:t>
+      </w:r>
+      <w:proofErr w:type="spellEnd"/>
+      <w:r>
+        <w:rPr>
+          <w:rFonts w:cs="Times New Roman"/>
+        </w:rPr>
+        <w:t xml:space="preserve"> и мини-отчетов, автоматически рассчитывающих и отображающих ключевые показатели эффективности (KPI) для данного участка. Это могут быть метрики, </w:t>
       </w:r>
       <w:r>
         <w:rPr>
           <w:rFonts w:cs="Times New Roman"/>
         </w:rPr>
         <w:lastRenderedPageBreak/>
-        <w:t xml:space="preserve">объема работ за смену/неделю, динамика количества инцидентов или аварийных остановок, коэффициент исполнения задач в срок. </w:t>
+        <w:t xml:space="preserve">такие как: среднее время выполнения задач различного типа, процент выполнения планового объема работ за смену/неделю, динамика количества инцидентов или аварийных остановок, коэффициент исполнения задач в срок. </w:t>
       </w:r>
     </w:p>
     <w:p>
@@ -7605,6 +7808,7 @@
           <w:numId w:val="43"/>
         </w:numPr>
         <w:spacing w:line="360" w:lineRule="auto"/>
+        <w:ind w:firstLine="709"/>
         <w:rPr>
           <w:rFonts w:cs="Times New Roman"/>
         </w:rPr>
@@ -7633,14 +7837,17 @@
     <w:p>
       <w:pPr>
         <w:spacing w:line="360" w:lineRule="auto"/>
-        <w:rPr>
-          <w:rFonts w:cs="Times New Roman"/>
+        <w:ind w:firstLine="709"/>
+        <w:rPr>
+          <w:rFonts w:cs="Times New Roman"/>
+          <w:b/>
           <w:color w:val="FF0000"/>
         </w:rPr>
       </w:pPr>
       <w:r>
         <w:rPr>
           <w:rFonts w:cs="Times New Roman"/>
+          <w:b/>
           <w:color w:val="FF0000"/>
         </w:rPr>
         <w:t>Функционал</w:t>
@@ -7648,16 +7855,10 @@
       <w:r>
         <w:rPr>
           <w:rFonts w:cs="Times New Roman"/>
+          <w:b/>
           <w:color w:val="FF0000"/>
         </w:rPr>
-        <w:t xml:space="preserve"> безопасности и надежности (сквозной функционал)</w:t>
-      </w:r>
-      <w:r>
-        <w:rPr>
-          <w:rFonts w:cs="Times New Roman"/>
-          <w:color w:val="FF0000"/>
-        </w:rPr>
-        <w:t>:</w:t>
+        <w:t xml:space="preserve"> безопасности и надежности (сквозной функционал):</w:t>
       </w:r>
     </w:p>
     <w:p>
@@ -7667,6 +7868,7 @@
           <w:numId w:val="34"/>
         </w:numPr>
         <w:spacing w:line="360" w:lineRule="auto"/>
+        <w:ind w:firstLine="709"/>
         <w:rPr>
           <w:rFonts w:cs="Times New Roman"/>
         </w:rPr>
@@ -7686,6 +7888,7 @@
           <w:numId w:val="45"/>
         </w:numPr>
         <w:spacing w:line="360" w:lineRule="auto"/>
+        <w:ind w:firstLine="709"/>
         <w:rPr>
           <w:rFonts w:cs="Times New Roman"/>
         </w:rPr>
@@ -7705,6 +7908,7 @@
           <w:numId w:val="45"/>
         </w:numPr>
         <w:spacing w:line="360" w:lineRule="auto"/>
+        <w:ind w:firstLine="709"/>
         <w:rPr>
           <w:rFonts w:cs="Times New Roman"/>
         </w:rPr>
@@ -7724,6 +7928,7 @@
           <w:numId w:val="45"/>
         </w:numPr>
         <w:spacing w:line="360" w:lineRule="auto"/>
+        <w:ind w:firstLine="709"/>
         <w:rPr>
           <w:rFonts w:cs="Times New Roman"/>
         </w:rPr>
@@ -7742,6 +7947,7 @@
           <w:numId w:val="34"/>
         </w:numPr>
         <w:spacing w:line="360" w:lineRule="auto"/>
+        <w:ind w:firstLine="709"/>
         <w:rPr>
           <w:rFonts w:cs="Times New Roman"/>
         </w:rPr>
@@ -7773,6 +7979,7 @@
           <w:numId w:val="46"/>
         </w:numPr>
         <w:spacing w:line="360" w:lineRule="auto"/>
+        <w:ind w:firstLine="709"/>
         <w:rPr>
           <w:rFonts w:cs="Times New Roman"/>
         </w:rPr>
@@ -7788,14 +7995,14 @@
         <w:rPr>
           <w:rFonts w:cs="Times New Roman"/>
         </w:rPr>
-        <w:t>Wi</w:t>
+        <w:t>Wi-Fi</w:t>
       </w:r>
       <w:proofErr w:type="spellEnd"/>
       <w:r>
         <w:rPr>
           <w:rFonts w:cs="Times New Roman"/>
         </w:rPr>
-        <w:t>-Fi в цеху).</w:t>
+        <w:t xml:space="preserve"> в цеху).</w:t>
       </w:r>
     </w:p>
     <w:p>
@@ -7806,6 +8013,7 @@
           <w:numId w:val="46"/>
         </w:numPr>
         <w:spacing w:line="360" w:lineRule="auto"/>
+        <w:ind w:firstLine="709"/>
         <w:rPr>
           <w:rFonts w:cs="Times New Roman"/>
         </w:rPr>
@@ -7824,14 +8032,16 @@
           <w:numId w:val="34"/>
         </w:numPr>
         <w:spacing w:line="360" w:lineRule="auto"/>
-        <w:rPr>
-          <w:rFonts w:cs="Times New Roman"/>
-        </w:rPr>
-      </w:pPr>
-      <w:r>
-        <w:rPr>
-          <w:rFonts w:cs="Times New Roman"/>
-        </w:rPr>
+        <w:ind w:firstLine="709"/>
+        <w:rPr>
+          <w:rFonts w:cs="Times New Roman"/>
+        </w:rPr>
+      </w:pPr>
+      <w:r>
+        <w:rPr>
+          <w:rFonts w:cs="Times New Roman"/>
+        </w:rPr>
+        <w:lastRenderedPageBreak/>
         <w:t>Аудит и история:</w:t>
       </w:r>
     </w:p>
@@ -7843,6 +8053,7 @@
           <w:numId w:val="47"/>
         </w:numPr>
         <w:spacing w:line="360" w:lineRule="auto"/>
+        <w:ind w:firstLine="709"/>
         <w:rPr>
           <w:rFonts w:cs="Times New Roman"/>
         </w:rPr>
@@ -7862,15 +8073,15 @@
           <w:numId w:val="47"/>
         </w:numPr>
         <w:spacing w:line="360" w:lineRule="auto"/>
-        <w:rPr>
-          <w:rFonts w:cs="Times New Roman"/>
-        </w:rPr>
-      </w:pPr>
-      <w:r>
-        <w:rPr>
-          <w:rFonts w:cs="Times New Roman"/>
-        </w:rPr>
-        <w:lastRenderedPageBreak/>
+        <w:ind w:firstLine="709"/>
+        <w:rPr>
+          <w:rFonts w:cs="Times New Roman"/>
+        </w:rPr>
+      </w:pPr>
+      <w:r>
+        <w:rPr>
+          <w:rFonts w:cs="Times New Roman"/>
+        </w:rPr>
         <w:t>Формирование полной истории по каждой задаче для последующего анализа и предотвращения конфликтных ситуаций.</w:t>
       </w:r>
     </w:p>
@@ -7888,7 +8099,7 @@
 </file>
 
 <file path=word/endnotes.xml><?xml version="1.0" encoding="utf-8"?>
-<w:endnotes xmlns:wpc="http://schemas.microsoft.com/office/word/2010/wordprocessingCanvas" xmlns:cx="http://schemas.microsoft.com/office/drawing/2014/chartex" xmlns:cx1="http://schemas.microsoft.com/office/drawing/2015/9/8/chartex" xmlns:cx2="http://schemas.microsoft.com/office/drawing/2015/10/21/chartex" xmlns:cx3="http://schemas.microsoft.com/office/drawing/2016/5/9/chartex" xmlns:cx4="http://schemas.microsoft.com/office/drawing/2016/5/10/chartex" xmlns:cx5="http://schemas.microsoft.com/office/drawing/2016/5/11/chartex" xmlns:cx6="http://schemas.microsoft.com/office/drawing/2016/5/12/chartex" xmlns:cx7="http://schemas.microsoft.com/office/drawing/2016/5/13/chartex" xmlns:cx8="http://schemas.microsoft.com/office/drawing/2016/5/14/chartex" xmlns:mc="http://schemas.openxmlformats.org/markup-compatibility/2006" xmlns:aink="http://schemas.microsoft.com/office/drawing/2016/ink" xmlns:am3d="http://schemas.microsoft.com/office/drawing/2017/model3d" xmlns:o="urn:schemas-microsoft-com:office:office" xmlns:r="http://schemas.openxmlformats.org/officeDocument/2006/relationships" xmlns:m="http://schemas.openxmlformats.org/officeDocument/2006/math" xmlns:v="urn:schemas-microsoft-com:vml" xmlns:wp14="http://schemas.microsoft.com/office/word/2010/wordprocessingDrawing" xmlns:wp="http://schemas.openxmlformats.org/drawingml/2006/wordprocessingDrawing" xmlns:w10="urn:schemas-microsoft-com:office:word" xmlns:w="http://schemas.openxmlformats.org/wordprocessingml/2006/main" xmlns:w14="http://schemas.microsoft.com/office/word/2010/wordml" xmlns:w15="http://schemas.microsoft.com/office/word/2012/wordml" xmlns:w16cex="http://schemas.microsoft.com/office/word/2018/wordml/cex" xmlns:w16cid="http://schemas.microsoft.com/office/word/2016/wordml/cid" xmlns:w16="http://schemas.microsoft.com/office/word/2018/wordml" xmlns:w16sdtdh="http://schemas.microsoft.com/office/word/2020/wordml/sdtdatahash" xmlns:w16se="http://schemas.microsoft.com/office/word/2015/wordml/symex" xmlns:wpg="http://schemas.microsoft.com/office/word/2010/wordprocessingGroup" xmlns:wpi="http://schemas.microsoft.com/office/word/2010/wordprocessingInk" xmlns:wne="http://schemas.microsoft.com/office/word/2006/wordml" xmlns:wps="http://schemas.microsoft.com/office/word/2010/wordprocessingShape" mc:Ignorable="w14 w15 w16se w16cid w16 w16cex w16sdtdh wp14">
+<w:endnotes xmlns:wpc="http://schemas.microsoft.com/office/word/2010/wordprocessingCanvas" xmlns:cx="http://schemas.microsoft.com/office/drawing/2014/chartex" xmlns:cx1="http://schemas.microsoft.com/office/drawing/2015/9/8/chartex" xmlns:mc="http://schemas.openxmlformats.org/markup-compatibility/2006" xmlns:o="urn:schemas-microsoft-com:office:office" xmlns:r="http://schemas.openxmlformats.org/officeDocument/2006/relationships" xmlns:m="http://schemas.openxmlformats.org/officeDocument/2006/math" xmlns:v="urn:schemas-microsoft-com:vml" xmlns:wp14="http://schemas.microsoft.com/office/word/2010/wordprocessingDrawing" xmlns:wp="http://schemas.openxmlformats.org/drawingml/2006/wordprocessingDrawing" xmlns:w10="urn:schemas-microsoft-com:office:word" xmlns:w="http://schemas.openxmlformats.org/wordprocessingml/2006/main" xmlns:w14="http://schemas.microsoft.com/office/word/2010/wordml" xmlns:w15="http://schemas.microsoft.com/office/word/2012/wordml" xmlns:w16se="http://schemas.microsoft.com/office/word/2015/wordml/symex" xmlns:wpg="http://schemas.microsoft.com/office/word/2010/wordprocessingGroup" xmlns:wpi="http://schemas.microsoft.com/office/word/2010/wordprocessingInk" xmlns:wne="http://schemas.microsoft.com/office/word/2006/wordml" xmlns:wps="http://schemas.microsoft.com/office/word/2010/wordprocessingShape" mc:Ignorable="w14 w15 w16se wp14">
   <w:endnote w:type="separator" w:id="-1">
     <w:p>
       <w:pPr>
@@ -7913,7 +8124,7 @@
 </file>
 
 <file path=word/footer1.xml><?xml version="1.0" encoding="utf-8"?>
-<w:ftr xmlns:wpc="http://schemas.microsoft.com/office/word/2010/wordprocessingCanvas" xmlns:cx="http://schemas.microsoft.com/office/drawing/2014/chartex" xmlns:cx1="http://schemas.microsoft.com/office/drawing/2015/9/8/chartex" xmlns:cx2="http://schemas.microsoft.com/office/drawing/2015/10/21/chartex" xmlns:cx3="http://schemas.microsoft.com/office/drawing/2016/5/9/chartex" xmlns:cx4="http://schemas.microsoft.com/office/drawing/2016/5/10/chartex" xmlns:cx5="http://schemas.microsoft.com/office/drawing/2016/5/11/chartex" xmlns:cx6="http://schemas.microsoft.com/office/drawing/2016/5/12/chartex" xmlns:cx7="http://schemas.microsoft.com/office/drawing/2016/5/13/chartex" xmlns:cx8="http://schemas.microsoft.com/office/drawing/2016/5/14/chartex" xmlns:mc="http://schemas.openxmlformats.org/markup-compatibility/2006" xmlns:aink="http://schemas.microsoft.com/office/drawing/2016/ink" xmlns:am3d="http://schemas.microsoft.com/office/drawing/2017/model3d" xmlns:o="urn:schemas-microsoft-com:office:office" xmlns:r="http://schemas.openxmlformats.org/officeDocument/2006/relationships" xmlns:m="http://schemas.openxmlformats.org/officeDocument/2006/math" xmlns:v="urn:schemas-microsoft-com:vml" xmlns:wp14="http://schemas.microsoft.com/office/word/2010/wordprocessingDrawing" xmlns:wp="http://schemas.openxmlformats.org/drawingml/2006/wordprocessingDrawing" xmlns:w10="urn:schemas-microsoft-com:office:word" xmlns:w="http://schemas.openxmlformats.org/wordprocessingml/2006/main" xmlns:w14="http://schemas.microsoft.com/office/word/2010/wordml" xmlns:w15="http://schemas.microsoft.com/office/word/2012/wordml" xmlns:w16cex="http://schemas.microsoft.com/office/word/2018/wordml/cex" xmlns:w16cid="http://schemas.microsoft.com/office/word/2016/wordml/cid" xmlns:w16="http://schemas.microsoft.com/office/word/2018/wordml" xmlns:w16sdtdh="http://schemas.microsoft.com/office/word/2020/wordml/sdtdatahash" xmlns:w16se="http://schemas.microsoft.com/office/word/2015/wordml/symex" xmlns:wpg="http://schemas.microsoft.com/office/word/2010/wordprocessingGroup" xmlns:wpi="http://schemas.microsoft.com/office/word/2010/wordprocessingInk" xmlns:wne="http://schemas.microsoft.com/office/word/2006/wordml" xmlns:wps="http://schemas.microsoft.com/office/word/2010/wordprocessingShape" mc:Ignorable="w14 w15 w16se w16cid w16 w16cex w16sdtdh wp14">
+<w:ftr xmlns:wpc="http://schemas.microsoft.com/office/word/2010/wordprocessingCanvas" xmlns:cx="http://schemas.microsoft.com/office/drawing/2014/chartex" xmlns:cx1="http://schemas.microsoft.com/office/drawing/2015/9/8/chartex" xmlns:mc="http://schemas.openxmlformats.org/markup-compatibility/2006" xmlns:o="urn:schemas-microsoft-com:office:office" xmlns:r="http://schemas.openxmlformats.org/officeDocument/2006/relationships" xmlns:m="http://schemas.openxmlformats.org/officeDocument/2006/math" xmlns:v="urn:schemas-microsoft-com:vml" xmlns:wp14="http://schemas.microsoft.com/office/word/2010/wordprocessingDrawing" xmlns:wp="http://schemas.openxmlformats.org/drawingml/2006/wordprocessingDrawing" xmlns:w10="urn:schemas-microsoft-com:office:word" xmlns:w="http://schemas.openxmlformats.org/wordprocessingml/2006/main" xmlns:w14="http://schemas.microsoft.com/office/word/2010/wordml" xmlns:w15="http://schemas.microsoft.com/office/word/2012/wordml" xmlns:w16se="http://schemas.microsoft.com/office/word/2015/wordml/symex" xmlns:wpg="http://schemas.microsoft.com/office/word/2010/wordprocessingGroup" xmlns:wpi="http://schemas.microsoft.com/office/word/2010/wordprocessingInk" xmlns:wne="http://schemas.microsoft.com/office/word/2006/wordml" xmlns:wps="http://schemas.microsoft.com/office/word/2010/wordprocessingShape" mc:Ignorable="w14 w15 w16se wp14">
   <w:sdt>
     <w:sdtPr>
       <w:id w:val="-1562327359"/>
@@ -7941,7 +8152,7 @@
           <w:rPr>
             <w:noProof/>
           </w:rPr>
-          <w:t>4</w:t>
+          <w:t>18</w:t>
         </w:r>
         <w:r>
           <w:fldChar w:fldCharType="end"/>
@@ -7954,7 +8165,7 @@
 </file>
 
 <file path=word/footnotes.xml><?xml version="1.0" encoding="utf-8"?>
-<w:footnotes xmlns:wpc="http://schemas.microsoft.com/office/word/2010/wordprocessingCanvas" xmlns:cx="http://schemas.microsoft.com/office/drawing/2014/chartex" xmlns:cx1="http://schemas.microsoft.com/office/drawing/2015/9/8/chartex" xmlns:cx2="http://schemas.microsoft.com/office/drawing/2015/10/21/chartex" xmlns:cx3="http://schemas.microsoft.com/office/drawing/2016/5/9/chartex" xmlns:cx4="http://schemas.microsoft.com/office/drawing/2016/5/10/chartex" xmlns:cx5="http://schemas.microsoft.com/office/drawing/2016/5/11/chartex" xmlns:cx6="http://schemas.microsoft.com/office/drawing/2016/5/12/chartex" xmlns:cx7="http://schemas.microsoft.com/office/drawing/2016/5/13/chartex" xmlns:cx8="http://schemas.microsoft.com/office/drawing/2016/5/14/chartex" xmlns:mc="http://schemas.openxmlformats.org/markup-compatibility/2006" xmlns:aink="http://schemas.microsoft.com/office/drawing/2016/ink" xmlns:am3d="http://schemas.microsoft.com/office/drawing/2017/model3d" xmlns:o="urn:schemas-microsoft-com:office:office" xmlns:r="http://schemas.openxmlformats.org/officeDocument/2006/relationships" xmlns:m="http://schemas.openxmlformats.org/officeDocument/2006/math" xmlns:v="urn:schemas-microsoft-com:vml" xmlns:wp14="http://schemas.microsoft.com/office/word/2010/wordprocessingDrawing" xmlns:wp="http://schemas.openxmlformats.org/drawingml/2006/wordprocessingDrawing" xmlns:w10="urn:schemas-microsoft-com:office:word" xmlns:w="http://schemas.openxmlformats.org/wordprocessingml/2006/main" xmlns:w14="http://schemas.microsoft.com/office/word/2010/wordml" xmlns:w15="http://schemas.microsoft.com/office/word/2012/wordml" xmlns:w16cex="http://schemas.microsoft.com/office/word/2018/wordml/cex" xmlns:w16cid="http://schemas.microsoft.com/office/word/2016/wordml/cid" xmlns:w16="http://schemas.microsoft.com/office/word/2018/wordml" xmlns:w16sdtdh="http://schemas.microsoft.com/office/word/2020/wordml/sdtdatahash" xmlns:w16se="http://schemas.microsoft.com/office/word/2015/wordml/symex" xmlns:wpg="http://schemas.microsoft.com/office/word/2010/wordprocessingGroup" xmlns:wpi="http://schemas.microsoft.com/office/word/2010/wordprocessingInk" xmlns:wne="http://schemas.microsoft.com/office/word/2006/wordml" xmlns:wps="http://schemas.microsoft.com/office/word/2010/wordprocessingShape" mc:Ignorable="w14 w15 w16se w16cid w16 w16cex w16sdtdh wp14">
+<w:footnotes xmlns:wpc="http://schemas.microsoft.com/office/word/2010/wordprocessingCanvas" xmlns:cx="http://schemas.microsoft.com/office/drawing/2014/chartex" xmlns:cx1="http://schemas.microsoft.com/office/drawing/2015/9/8/chartex" xmlns:mc="http://schemas.openxmlformats.org/markup-compatibility/2006" xmlns:o="urn:schemas-microsoft-com:office:office" xmlns:r="http://schemas.openxmlformats.org/officeDocument/2006/relationships" xmlns:m="http://schemas.openxmlformats.org/officeDocument/2006/math" xmlns:v="urn:schemas-microsoft-com:vml" xmlns:wp14="http://schemas.microsoft.com/office/word/2010/wordprocessingDrawing" xmlns:wp="http://schemas.openxmlformats.org/drawingml/2006/wordprocessingDrawing" xmlns:w10="urn:schemas-microsoft-com:office:word" xmlns:w="http://schemas.openxmlformats.org/wordprocessingml/2006/main" xmlns:w14="http://schemas.microsoft.com/office/word/2010/wordml" xmlns:w15="http://schemas.microsoft.com/office/word/2012/wordml" xmlns:w16se="http://schemas.microsoft.com/office/word/2015/wordml/symex" xmlns:wpg="http://schemas.microsoft.com/office/word/2010/wordprocessingGroup" xmlns:wpi="http://schemas.microsoft.com/office/word/2010/wordprocessingInk" xmlns:wne="http://schemas.microsoft.com/office/word/2006/wordml" xmlns:wps="http://schemas.microsoft.com/office/word/2010/wordprocessingShape" mc:Ignorable="w14 w15 w16se wp14">
   <w:footnote w:type="separator" w:id="-1">
     <w:p>
       <w:pPr>
@@ -7979,7 +8190,7 @@
 </file>
 
 <file path=word/numbering.xml><?xml version="1.0" encoding="utf-8"?>
-<w:numbering xmlns:wpc="http://schemas.microsoft.com/office/word/2010/wordprocessingCanvas" xmlns:cx="http://schemas.microsoft.com/office/drawing/2014/chartex" xmlns:cx1="http://schemas.microsoft.com/office/drawing/2015/9/8/chartex" xmlns:cx2="http://schemas.microsoft.com/office/drawing/2015/10/21/chartex" xmlns:cx3="http://schemas.microsoft.com/office/drawing/2016/5/9/chartex" xmlns:cx4="http://schemas.microsoft.com/office/drawing/2016/5/10/chartex" xmlns:cx5="http://schemas.microsoft.com/office/drawing/2016/5/11/chartex" xmlns:cx6="http://schemas.microsoft.com/office/drawing/2016/5/12/chartex" xmlns:cx7="http://schemas.microsoft.com/office/drawing/2016/5/13/chartex" xmlns:cx8="http://schemas.microsoft.com/office/drawing/2016/5/14/chartex" xmlns:mc="http://schemas.openxmlformats.org/markup-compatibility/2006" xmlns:aink="http://schemas.microsoft.com/office/drawing/2016/ink" xmlns:am3d="http://schemas.microsoft.com/office/drawing/2017/model3d" xmlns:o="urn:schemas-microsoft-com:office:office" xmlns:r="http://schemas.openxmlformats.org/officeDocument/2006/relationships" xmlns:m="http://schemas.openxmlformats.org/officeDocument/2006/math" xmlns:v="urn:schemas-microsoft-com:vml" xmlns:wp14="http://schemas.microsoft.com/office/word/2010/wordprocessingDrawing" xmlns:wp="http://schemas.openxmlformats.org/drawingml/2006/wordprocessingDrawing" xmlns:w10="urn:schemas-microsoft-com:office:word" xmlns:w="http://schemas.openxmlformats.org/wordprocessingml/2006/main" xmlns:w14="http://schemas.microsoft.com/office/word/2010/wordml" xmlns:w15="http://schemas.microsoft.com/office/word/2012/wordml" xmlns:w16cex="http://schemas.microsoft.com/office/word/2018/wordml/cex" xmlns:w16cid="http://schemas.microsoft.com/office/word/2016/wordml/cid" xmlns:w16="http://schemas.microsoft.com/office/word/2018/wordml" xmlns:w16sdtdh="http://schemas.microsoft.com/office/word/2020/wordml/sdtdatahash" xmlns:w16se="http://schemas.microsoft.com/office/word/2015/wordml/symex" xmlns:wpg="http://schemas.microsoft.com/office/word/2010/wordprocessingGroup" xmlns:wpi="http://schemas.microsoft.com/office/word/2010/wordprocessingInk" xmlns:wne="http://schemas.microsoft.com/office/word/2006/wordml" xmlns:wps="http://schemas.microsoft.com/office/word/2010/wordprocessingShape" mc:Ignorable="w14 w15 w16se w16cid w16 w16cex w16sdtdh wp14">
+<w:numbering xmlns:wpc="http://schemas.microsoft.com/office/word/2010/wordprocessingCanvas" xmlns:cx="http://schemas.microsoft.com/office/drawing/2014/chartex" xmlns:cx1="http://schemas.microsoft.com/office/drawing/2015/9/8/chartex" xmlns:mc="http://schemas.openxmlformats.org/markup-compatibility/2006" xmlns:o="urn:schemas-microsoft-com:office:office" xmlns:r="http://schemas.openxmlformats.org/officeDocument/2006/relationships" xmlns:m="http://schemas.openxmlformats.org/officeDocument/2006/math" xmlns:v="urn:schemas-microsoft-com:vml" xmlns:wp14="http://schemas.microsoft.com/office/word/2010/wordprocessingDrawing" xmlns:wp="http://schemas.openxmlformats.org/drawingml/2006/wordprocessingDrawing" xmlns:w10="urn:schemas-microsoft-com:office:word" xmlns:w="http://schemas.openxmlformats.org/wordprocessingml/2006/main" xmlns:w14="http://schemas.microsoft.com/office/word/2010/wordml" xmlns:w15="http://schemas.microsoft.com/office/word/2012/wordml" xmlns:w16se="http://schemas.microsoft.com/office/word/2015/wordml/symex" xmlns:wpg="http://schemas.microsoft.com/office/word/2010/wordprocessingGroup" xmlns:wpi="http://schemas.microsoft.com/office/word/2010/wordprocessingInk" xmlns:wne="http://schemas.microsoft.com/office/word/2006/wordml" xmlns:wps="http://schemas.microsoft.com/office/word/2010/wordprocessingShape" mc:Ignorable="w14 w15 w16se wp14">
   <w:abstractNum w:abstractNumId="0" w15:restartNumberingAfterBreak="0">
     <w:nsid w:val="07CE0D31"/>
     <w:multiLevelType w:val="multilevel"/>
@@ -9594,6 +9805,92 @@
     </w:lvl>
   </w:abstractNum>
   <w:abstractNum w:abstractNumId="14" w15:restartNumberingAfterBreak="0">
+    <w:nsid w:val="27465613"/>
+    <w:multiLevelType w:val="multilevel"/>
+    <w:tmpl w:val="0419001D"/>
+    <w:lvl w:ilvl="0">
+      <w:start w:val="1"/>
+      <w:numFmt w:val="decimal"/>
+      <w:lvlText w:val="%1)"/>
+      <w:lvlJc w:val="left"/>
+      <w:pPr>
+        <w:ind w:left="360" w:hanging="360"/>
+      </w:pPr>
+    </w:lvl>
+    <w:lvl w:ilvl="1">
+      <w:start w:val="1"/>
+      <w:numFmt w:val="lowerLetter"/>
+      <w:lvlText w:val="%2)"/>
+      <w:lvlJc w:val="left"/>
+      <w:pPr>
+        <w:ind w:left="720" w:hanging="360"/>
+      </w:pPr>
+    </w:lvl>
+    <w:lvl w:ilvl="2">
+      <w:start w:val="1"/>
+      <w:numFmt w:val="lowerRoman"/>
+      <w:lvlText w:val="%3)"/>
+      <w:lvlJc w:val="left"/>
+      <w:pPr>
+        <w:ind w:left="1080" w:hanging="360"/>
+      </w:pPr>
+    </w:lvl>
+    <w:lvl w:ilvl="3">
+      <w:start w:val="1"/>
+      <w:numFmt w:val="decimal"/>
+      <w:lvlText w:val="(%4)"/>
+      <w:lvlJc w:val="left"/>
+      <w:pPr>
+        <w:ind w:left="1440" w:hanging="360"/>
+      </w:pPr>
+    </w:lvl>
+    <w:lvl w:ilvl="4">
+      <w:start w:val="1"/>
+      <w:numFmt w:val="lowerLetter"/>
+      <w:lvlText w:val="(%5)"/>
+      <w:lvlJc w:val="left"/>
+      <w:pPr>
+        <w:ind w:left="1800" w:hanging="360"/>
+      </w:pPr>
+    </w:lvl>
+    <w:lvl w:ilvl="5">
+      <w:start w:val="1"/>
+      <w:numFmt w:val="lowerRoman"/>
+      <w:lvlText w:val="(%6)"/>
+      <w:lvlJc w:val="left"/>
+      <w:pPr>
+        <w:ind w:left="2160" w:hanging="360"/>
+      </w:pPr>
+    </w:lvl>
+    <w:lvl w:ilvl="6">
+      <w:start w:val="1"/>
+      <w:numFmt w:val="decimal"/>
+      <w:lvlText w:val="%7."/>
+      <w:lvlJc w:val="left"/>
+      <w:pPr>
+        <w:ind w:left="2520" w:hanging="360"/>
+      </w:pPr>
+    </w:lvl>
+    <w:lvl w:ilvl="7">
+      <w:start w:val="1"/>
+      <w:numFmt w:val="lowerLetter"/>
+      <w:lvlText w:val="%8."/>
+      <w:lvlJc w:val="left"/>
+      <w:pPr>
+        <w:ind w:left="2880" w:hanging="360"/>
+      </w:pPr>
+    </w:lvl>
+    <w:lvl w:ilvl="8">
+      <w:start w:val="1"/>
+      <w:numFmt w:val="lowerRoman"/>
+      <w:lvlText w:val="%9."/>
+      <w:lvlJc w:val="left"/>
+      <w:pPr>
+        <w:ind w:left="3240" w:hanging="360"/>
+      </w:pPr>
+    </w:lvl>
+  </w:abstractNum>
+  <w:abstractNum w:abstractNumId="15" w15:restartNumberingAfterBreak="0">
     <w:nsid w:val="2ABF28A5"/>
     <w:multiLevelType w:val="hybridMultilevel"/>
     <w:tmpl w:val="C546A02A"/>
@@ -9706,7 +10003,7 @@
       </w:rPr>
     </w:lvl>
   </w:abstractNum>
-  <w:abstractNum w:abstractNumId="15" w15:restartNumberingAfterBreak="0">
+  <w:abstractNum w:abstractNumId="16" w15:restartNumberingAfterBreak="0">
     <w:nsid w:val="2B0B06E0"/>
     <w:multiLevelType w:val="hybridMultilevel"/>
     <w:tmpl w:val="1A8A6446"/>
@@ -9819,7 +10116,7 @@
       </w:rPr>
     </w:lvl>
   </w:abstractNum>
-  <w:abstractNum w:abstractNumId="16" w15:restartNumberingAfterBreak="0">
+  <w:abstractNum w:abstractNumId="17" w15:restartNumberingAfterBreak="0">
     <w:nsid w:val="313E41E4"/>
     <w:multiLevelType w:val="multilevel"/>
     <w:tmpl w:val="1BC2383A"/>
@@ -9932,7 +10229,7 @@
       </w:pPr>
     </w:lvl>
   </w:abstractNum>
-  <w:abstractNum w:abstractNumId="17" w15:restartNumberingAfterBreak="0">
+  <w:abstractNum w:abstractNumId="18" w15:restartNumberingAfterBreak="0">
     <w:nsid w:val="356C1B85"/>
     <w:multiLevelType w:val="multilevel"/>
     <w:tmpl w:val="F7E46934"/>
@@ -10054,7 +10351,7 @@
       </w:pPr>
     </w:lvl>
   </w:abstractNum>
-  <w:abstractNum w:abstractNumId="18" w15:restartNumberingAfterBreak="0">
+  <w:abstractNum w:abstractNumId="19" w15:restartNumberingAfterBreak="0">
     <w:nsid w:val="36202B04"/>
     <w:multiLevelType w:val="hybridMultilevel"/>
     <w:tmpl w:val="5DFE4264"/>
@@ -10167,7 +10464,7 @@
       </w:rPr>
     </w:lvl>
   </w:abstractNum>
-  <w:abstractNum w:abstractNumId="19" w15:restartNumberingAfterBreak="0">
+  <w:abstractNum w:abstractNumId="20" w15:restartNumberingAfterBreak="0">
     <w:nsid w:val="3771211B"/>
     <w:multiLevelType w:val="multilevel"/>
     <w:tmpl w:val="908E28E4"/>
@@ -10280,7 +10577,7 @@
       </w:pPr>
     </w:lvl>
   </w:abstractNum>
-  <w:abstractNum w:abstractNumId="20" w15:restartNumberingAfterBreak="0">
+  <w:abstractNum w:abstractNumId="21" w15:restartNumberingAfterBreak="0">
     <w:nsid w:val="39232B03"/>
     <w:multiLevelType w:val="hybridMultilevel"/>
     <w:tmpl w:val="173E0A26"/>
@@ -10393,7 +10690,7 @@
       </w:rPr>
     </w:lvl>
   </w:abstractNum>
-  <w:abstractNum w:abstractNumId="21" w15:restartNumberingAfterBreak="0">
+  <w:abstractNum w:abstractNumId="22" w15:restartNumberingAfterBreak="0">
     <w:nsid w:val="399F5B36"/>
     <w:multiLevelType w:val="multilevel"/>
     <w:tmpl w:val="F7E46934"/>
@@ -10515,7 +10812,7 @@
       </w:pPr>
     </w:lvl>
   </w:abstractNum>
-  <w:abstractNum w:abstractNumId="22" w15:restartNumberingAfterBreak="0">
+  <w:abstractNum w:abstractNumId="23" w15:restartNumberingAfterBreak="0">
     <w:nsid w:val="3AD663E9"/>
     <w:multiLevelType w:val="hybridMultilevel"/>
     <w:tmpl w:val="69C4F232"/>
@@ -10628,7 +10925,7 @@
       </w:rPr>
     </w:lvl>
   </w:abstractNum>
-  <w:abstractNum w:abstractNumId="23" w15:restartNumberingAfterBreak="0">
+  <w:abstractNum w:abstractNumId="24" w15:restartNumberingAfterBreak="0">
     <w:nsid w:val="3B3A5A91"/>
     <w:multiLevelType w:val="hybridMultilevel"/>
     <w:tmpl w:val="D054B9E2"/>
@@ -10741,7 +11038,7 @@
       </w:rPr>
     </w:lvl>
   </w:abstractNum>
-  <w:abstractNum w:abstractNumId="24" w15:restartNumberingAfterBreak="0">
+  <w:abstractNum w:abstractNumId="25" w15:restartNumberingAfterBreak="0">
     <w:nsid w:val="3E2E3844"/>
     <w:multiLevelType w:val="hybridMultilevel"/>
     <w:tmpl w:val="C45C77A8"/>
@@ -10853,7 +11150,7 @@
       </w:rPr>
     </w:lvl>
   </w:abstractNum>
-  <w:abstractNum w:abstractNumId="25" w15:restartNumberingAfterBreak="0">
+  <w:abstractNum w:abstractNumId="26" w15:restartNumberingAfterBreak="0">
     <w:nsid w:val="401D5DF8"/>
     <w:multiLevelType w:val="hybridMultilevel"/>
     <w:tmpl w:val="CBD2B81A"/>
@@ -10966,7 +11263,7 @@
       </w:rPr>
     </w:lvl>
   </w:abstractNum>
-  <w:abstractNum w:abstractNumId="26" w15:restartNumberingAfterBreak="0">
+  <w:abstractNum w:abstractNumId="27" w15:restartNumberingAfterBreak="0">
     <w:nsid w:val="512D63C2"/>
     <w:multiLevelType w:val="hybridMultilevel"/>
     <w:tmpl w:val="06A8C992"/>
@@ -11079,7 +11376,7 @@
       </w:rPr>
     </w:lvl>
   </w:abstractNum>
-  <w:abstractNum w:abstractNumId="27" w15:restartNumberingAfterBreak="0">
+  <w:abstractNum w:abstractNumId="28" w15:restartNumberingAfterBreak="0">
     <w:nsid w:val="52664E14"/>
     <w:multiLevelType w:val="hybridMultilevel"/>
     <w:tmpl w:val="DE5883BE"/>
@@ -11192,7 +11489,7 @@
       </w:rPr>
     </w:lvl>
   </w:abstractNum>
-  <w:abstractNum w:abstractNumId="28" w15:restartNumberingAfterBreak="0">
+  <w:abstractNum w:abstractNumId="29" w15:restartNumberingAfterBreak="0">
     <w:nsid w:val="5306518B"/>
     <w:multiLevelType w:val="hybridMultilevel"/>
     <w:tmpl w:val="1B6A1972"/>
@@ -11305,7 +11602,7 @@
       </w:rPr>
     </w:lvl>
   </w:abstractNum>
-  <w:abstractNum w:abstractNumId="29" w15:restartNumberingAfterBreak="0">
+  <w:abstractNum w:abstractNumId="30" w15:restartNumberingAfterBreak="0">
     <w:nsid w:val="53B17565"/>
     <w:multiLevelType w:val="multilevel"/>
     <w:tmpl w:val="F890439E"/>
@@ -11418,7 +11715,7 @@
       </w:pPr>
     </w:lvl>
   </w:abstractNum>
-  <w:abstractNum w:abstractNumId="30" w15:restartNumberingAfterBreak="0">
+  <w:abstractNum w:abstractNumId="31" w15:restartNumberingAfterBreak="0">
     <w:nsid w:val="544F21EE"/>
     <w:multiLevelType w:val="hybridMultilevel"/>
     <w:tmpl w:val="E3E4227A"/>
@@ -11531,7 +11828,7 @@
       </w:rPr>
     </w:lvl>
   </w:abstractNum>
-  <w:abstractNum w:abstractNumId="31" w15:restartNumberingAfterBreak="0">
+  <w:abstractNum w:abstractNumId="32" w15:restartNumberingAfterBreak="0">
     <w:nsid w:val="576F1678"/>
     <w:multiLevelType w:val="hybridMultilevel"/>
     <w:tmpl w:val="5FBAFF98"/>
@@ -11644,7 +11941,7 @@
       </w:rPr>
     </w:lvl>
   </w:abstractNum>
-  <w:abstractNum w:abstractNumId="32" w15:restartNumberingAfterBreak="0">
+  <w:abstractNum w:abstractNumId="33" w15:restartNumberingAfterBreak="0">
     <w:nsid w:val="5B6449DD"/>
     <w:multiLevelType w:val="multilevel"/>
     <w:tmpl w:val="F7E46934"/>
@@ -11766,7 +12063,7 @@
       </w:pPr>
     </w:lvl>
   </w:abstractNum>
-  <w:abstractNum w:abstractNumId="33" w15:restartNumberingAfterBreak="0">
+  <w:abstractNum w:abstractNumId="34" w15:restartNumberingAfterBreak="0">
     <w:nsid w:val="5CBD79CA"/>
     <w:multiLevelType w:val="hybridMultilevel"/>
     <w:tmpl w:val="298E9D52"/>
@@ -11879,7 +12176,7 @@
       </w:rPr>
     </w:lvl>
   </w:abstractNum>
-  <w:abstractNum w:abstractNumId="34" w15:restartNumberingAfterBreak="0">
+  <w:abstractNum w:abstractNumId="35" w15:restartNumberingAfterBreak="0">
     <w:nsid w:val="621A5871"/>
     <w:multiLevelType w:val="multilevel"/>
     <w:tmpl w:val="F7E46934"/>
@@ -12001,7 +12298,7 @@
       </w:pPr>
     </w:lvl>
   </w:abstractNum>
-  <w:abstractNum w:abstractNumId="35" w15:restartNumberingAfterBreak="0">
+  <w:abstractNum w:abstractNumId="36" w15:restartNumberingAfterBreak="0">
     <w:nsid w:val="663F4772"/>
     <w:multiLevelType w:val="hybridMultilevel"/>
     <w:tmpl w:val="07DE1EE2"/>
@@ -12114,7 +12411,7 @@
       </w:rPr>
     </w:lvl>
   </w:abstractNum>
-  <w:abstractNum w:abstractNumId="36" w15:restartNumberingAfterBreak="0">
+  <w:abstractNum w:abstractNumId="37" w15:restartNumberingAfterBreak="0">
     <w:nsid w:val="698B3F46"/>
     <w:multiLevelType w:val="hybridMultilevel"/>
     <w:tmpl w:val="89E81664"/>
@@ -12227,7 +12524,7 @@
       </w:rPr>
     </w:lvl>
   </w:abstractNum>
-  <w:abstractNum w:abstractNumId="37" w15:restartNumberingAfterBreak="0">
+  <w:abstractNum w:abstractNumId="38" w15:restartNumberingAfterBreak="0">
     <w:nsid w:val="6B641A76"/>
     <w:multiLevelType w:val="multilevel"/>
     <w:tmpl w:val="F7E46934"/>
@@ -12349,7 +12646,7 @@
       </w:pPr>
     </w:lvl>
   </w:abstractNum>
-  <w:abstractNum w:abstractNumId="38" w15:restartNumberingAfterBreak="0">
+  <w:abstractNum w:abstractNumId="39" w15:restartNumberingAfterBreak="0">
     <w:nsid w:val="6C1C3E9F"/>
     <w:multiLevelType w:val="multilevel"/>
     <w:tmpl w:val="243679CC"/>
@@ -12466,7 +12763,7 @@
       </w:pPr>
     </w:lvl>
   </w:abstractNum>
-  <w:abstractNum w:abstractNumId="39" w15:restartNumberingAfterBreak="0">
+  <w:abstractNum w:abstractNumId="40" w15:restartNumberingAfterBreak="0">
     <w:nsid w:val="6E46530A"/>
     <w:multiLevelType w:val="multilevel"/>
     <w:tmpl w:val="FC8E8202"/>
@@ -12583,7 +12880,7 @@
       </w:pPr>
     </w:lvl>
   </w:abstractNum>
-  <w:abstractNum w:abstractNumId="40" w15:restartNumberingAfterBreak="0">
+  <w:abstractNum w:abstractNumId="41" w15:restartNumberingAfterBreak="0">
     <w:nsid w:val="74222043"/>
     <w:multiLevelType w:val="hybridMultilevel"/>
     <w:tmpl w:val="B1BC2086"/>
@@ -12696,7 +12993,7 @@
       </w:rPr>
     </w:lvl>
   </w:abstractNum>
-  <w:abstractNum w:abstractNumId="41" w15:restartNumberingAfterBreak="0">
+  <w:abstractNum w:abstractNumId="42" w15:restartNumberingAfterBreak="0">
     <w:nsid w:val="76351A4A"/>
     <w:multiLevelType w:val="hybridMultilevel"/>
     <w:tmpl w:val="2C226B5C"/>
@@ -12809,7 +13106,7 @@
       </w:rPr>
     </w:lvl>
   </w:abstractNum>
-  <w:abstractNum w:abstractNumId="42" w15:restartNumberingAfterBreak="0">
+  <w:abstractNum w:abstractNumId="43" w15:restartNumberingAfterBreak="0">
     <w:nsid w:val="771C3443"/>
     <w:multiLevelType w:val="hybridMultilevel"/>
     <w:tmpl w:val="AB06A50E"/>
@@ -12922,7 +13219,7 @@
       </w:rPr>
     </w:lvl>
   </w:abstractNum>
-  <w:abstractNum w:abstractNumId="43" w15:restartNumberingAfterBreak="0">
+  <w:abstractNum w:abstractNumId="44" w15:restartNumberingAfterBreak="0">
     <w:nsid w:val="776828BB"/>
     <w:multiLevelType w:val="hybridMultilevel"/>
     <w:tmpl w:val="41B8C572"/>
@@ -13035,7 +13332,7 @@
       </w:rPr>
     </w:lvl>
   </w:abstractNum>
-  <w:abstractNum w:abstractNumId="44" w15:restartNumberingAfterBreak="0">
+  <w:abstractNum w:abstractNumId="45" w15:restartNumberingAfterBreak="0">
     <w:nsid w:val="791A23D5"/>
     <w:multiLevelType w:val="hybridMultilevel"/>
     <w:tmpl w:val="CC44D176"/>
@@ -13148,7 +13445,7 @@
       </w:rPr>
     </w:lvl>
   </w:abstractNum>
-  <w:abstractNum w:abstractNumId="45" w15:restartNumberingAfterBreak="0">
+  <w:abstractNum w:abstractNumId="46" w15:restartNumberingAfterBreak="0">
     <w:nsid w:val="7A973E88"/>
     <w:multiLevelType w:val="multilevel"/>
     <w:tmpl w:val="F7E46934"/>
@@ -13270,7 +13567,7 @@
       </w:pPr>
     </w:lvl>
   </w:abstractNum>
-  <w:abstractNum w:abstractNumId="46" w15:restartNumberingAfterBreak="0">
+  <w:abstractNum w:abstractNumId="47" w15:restartNumberingAfterBreak="0">
     <w:nsid w:val="7BD31CEC"/>
     <w:multiLevelType w:val="multilevel"/>
     <w:tmpl w:val="5C580898"/>
@@ -13384,37 +13681,37 @@
     </w:lvl>
   </w:abstractNum>
   <w:num w:numId="1">
-    <w:abstractNumId w:val="26"/>
+    <w:abstractNumId w:val="27"/>
   </w:num>
   <w:num w:numId="2">
     <w:abstractNumId w:val="5"/>
   </w:num>
   <w:num w:numId="3">
-    <w:abstractNumId w:val="40"/>
+    <w:abstractNumId w:val="41"/>
   </w:num>
   <w:num w:numId="4">
-    <w:abstractNumId w:val="25"/>
+    <w:abstractNumId w:val="26"/>
   </w:num>
   <w:num w:numId="5">
-    <w:abstractNumId w:val="15"/>
+    <w:abstractNumId w:val="16"/>
   </w:num>
   <w:num w:numId="6">
     <w:abstractNumId w:val="11"/>
   </w:num>
   <w:num w:numId="7">
-    <w:abstractNumId w:val="27"/>
+    <w:abstractNumId w:val="28"/>
   </w:num>
   <w:num w:numId="8">
     <w:abstractNumId w:val="8"/>
   </w:num>
   <w:num w:numId="9">
-    <w:abstractNumId w:val="28"/>
+    <w:abstractNumId w:val="29"/>
   </w:num>
   <w:num w:numId="10">
-    <w:abstractNumId w:val="41"/>
+    <w:abstractNumId w:val="42"/>
   </w:num>
   <w:num w:numId="11">
-    <w:abstractNumId w:val="24"/>
+    <w:abstractNumId w:val="25"/>
   </w:num>
   <w:num w:numId="12">
     <w:abstractNumId w:val="12"/>
@@ -13423,58 +13720,58 @@
     <w:abstractNumId w:val="9"/>
   </w:num>
   <w:num w:numId="14">
-    <w:abstractNumId w:val="42"/>
+    <w:abstractNumId w:val="43"/>
   </w:num>
   <w:num w:numId="15">
-    <w:abstractNumId w:val="18"/>
+    <w:abstractNumId w:val="19"/>
   </w:num>
   <w:num w:numId="16">
     <w:abstractNumId w:val="4"/>
   </w:num>
   <w:num w:numId="17">
-    <w:abstractNumId w:val="20"/>
+    <w:abstractNumId w:val="21"/>
   </w:num>
   <w:num w:numId="18">
-    <w:abstractNumId w:val="22"/>
+    <w:abstractNumId w:val="23"/>
   </w:num>
   <w:num w:numId="19">
-    <w:abstractNumId w:val="14"/>
+    <w:abstractNumId w:val="15"/>
   </w:num>
   <w:num w:numId="20">
-    <w:abstractNumId w:val="31"/>
+    <w:abstractNumId w:val="32"/>
   </w:num>
   <w:num w:numId="21">
-    <w:abstractNumId w:val="44"/>
+    <w:abstractNumId w:val="45"/>
   </w:num>
   <w:num w:numId="22">
-    <w:abstractNumId w:val="23"/>
+    <w:abstractNumId w:val="24"/>
   </w:num>
   <w:num w:numId="23">
-    <w:abstractNumId w:val="35"/>
+    <w:abstractNumId w:val="36"/>
   </w:num>
   <w:num w:numId="24">
-    <w:abstractNumId w:val="43"/>
+    <w:abstractNumId w:val="44"/>
   </w:num>
   <w:num w:numId="25">
     <w:abstractNumId w:val="3"/>
   </w:num>
   <w:num w:numId="26">
-    <w:abstractNumId w:val="36"/>
+    <w:abstractNumId w:val="37"/>
   </w:num>
   <w:num w:numId="27">
-    <w:abstractNumId w:val="30"/>
+    <w:abstractNumId w:val="31"/>
   </w:num>
   <w:num w:numId="28">
     <w:abstractNumId w:val="2"/>
   </w:num>
   <w:num w:numId="29">
-    <w:abstractNumId w:val="33"/>
+    <w:abstractNumId w:val="34"/>
   </w:num>
   <w:num w:numId="30">
     <w:abstractNumId w:val="7"/>
   </w:num>
   <w:num w:numId="31">
-    <w:abstractNumId w:val="38"/>
+    <w:abstractNumId w:val="39"/>
   </w:num>
   <w:num w:numId="32">
     <w:abstractNumId w:val="6"/>
@@ -13483,53 +13780,56 @@
     <w:abstractNumId w:val="10"/>
   </w:num>
   <w:num w:numId="34">
-    <w:abstractNumId w:val="39"/>
+    <w:abstractNumId w:val="40"/>
   </w:num>
   <w:num w:numId="35">
-    <w:abstractNumId w:val="46"/>
+    <w:abstractNumId w:val="47"/>
   </w:num>
   <w:num w:numId="36">
-    <w:abstractNumId w:val="16"/>
+    <w:abstractNumId w:val="17"/>
   </w:num>
   <w:num w:numId="37">
-    <w:abstractNumId w:val="19"/>
+    <w:abstractNumId w:val="20"/>
   </w:num>
   <w:num w:numId="38">
     <w:abstractNumId w:val="13"/>
   </w:num>
   <w:num w:numId="39">
-    <w:abstractNumId w:val="29"/>
+    <w:abstractNumId w:val="30"/>
   </w:num>
   <w:num w:numId="40">
-    <w:abstractNumId w:val="17"/>
+    <w:abstractNumId w:val="18"/>
   </w:num>
   <w:num w:numId="41">
-    <w:abstractNumId w:val="45"/>
+    <w:abstractNumId w:val="46"/>
   </w:num>
   <w:num w:numId="42">
-    <w:abstractNumId w:val="21"/>
+    <w:abstractNumId w:val="22"/>
   </w:num>
   <w:num w:numId="43">
-    <w:abstractNumId w:val="37"/>
+    <w:abstractNumId w:val="38"/>
   </w:num>
   <w:num w:numId="44">
     <w:abstractNumId w:val="0"/>
   </w:num>
   <w:num w:numId="45">
-    <w:abstractNumId w:val="34"/>
+    <w:abstractNumId w:val="35"/>
   </w:num>
   <w:num w:numId="46">
-    <w:abstractNumId w:val="32"/>
+    <w:abstractNumId w:val="33"/>
   </w:num>
   <w:num w:numId="47">
     <w:abstractNumId w:val="1"/>
+  </w:num>
+  <w:num w:numId="48">
+    <w:abstractNumId w:val="14"/>
   </w:num>
   <w:numIdMacAtCleanup w:val="24"/>
 </w:numbering>
 </file>
 
 <file path=word/styles.xml><?xml version="1.0" encoding="utf-8"?>
-<w:styles xmlns:mc="http://schemas.openxmlformats.org/markup-compatibility/2006" xmlns:r="http://schemas.openxmlformats.org/officeDocument/2006/relationships" xmlns:w="http://schemas.openxmlformats.org/wordprocessingml/2006/main" xmlns:w14="http://schemas.microsoft.com/office/word/2010/wordml" xmlns:w15="http://schemas.microsoft.com/office/word/2012/wordml" xmlns:w16cex="http://schemas.microsoft.com/office/word/2018/wordml/cex" xmlns:w16cid="http://schemas.microsoft.com/office/word/2016/wordml/cid" xmlns:w16="http://schemas.microsoft.com/office/word/2018/wordml" xmlns:w16sdtdh="http://schemas.microsoft.com/office/word/2020/wordml/sdtdatahash" xmlns:w16se="http://schemas.microsoft.com/office/word/2015/wordml/symex" mc:Ignorable="w14 w15 w16se w16cid w16 w16cex w16sdtdh">
+<w:styles xmlns:mc="http://schemas.openxmlformats.org/markup-compatibility/2006" xmlns:r="http://schemas.openxmlformats.org/officeDocument/2006/relationships" xmlns:w="http://schemas.openxmlformats.org/wordprocessingml/2006/main" xmlns:w14="http://schemas.microsoft.com/office/word/2010/wordml" xmlns:w15="http://schemas.microsoft.com/office/word/2012/wordml" xmlns:w16se="http://schemas.microsoft.com/office/word/2015/wordml/symex" mc:Ignorable="w14 w15 w16se">
   <w:docDefaults>
     <w:rPrDefault>
       <w:rPr>
@@ -13545,7 +13845,7 @@
       </w:pPr>
     </w:pPrDefault>
   </w:docDefaults>
-  <w:latentStyles w:defLockedState="0" w:defUIPriority="99" w:defSemiHidden="0" w:defUnhideWhenUsed="0" w:defQFormat="0" w:count="376">
+  <w:latentStyles w:defLockedState="0" w:defUIPriority="99" w:defSemiHidden="0" w:defUnhideWhenUsed="0" w:defQFormat="0" w:count="371">
     <w:lsdException w:name="Normal" w:uiPriority="0" w:qFormat="1"/>
     <w:lsdException w:name="heading 1" w:uiPriority="9" w:qFormat="1"/>
     <w:lsdException w:name="heading 2" w:semiHidden="1" w:uiPriority="9" w:unhideWhenUsed="1" w:qFormat="1"/>
@@ -13651,6 +13951,7 @@
     <w:lsdException w:name="HTML Sample" w:semiHidden="1" w:unhideWhenUsed="1"/>
     <w:lsdException w:name="HTML Typewriter" w:semiHidden="1" w:unhideWhenUsed="1"/>
     <w:lsdException w:name="HTML Variable" w:semiHidden="1" w:unhideWhenUsed="1"/>
+    <w:lsdException w:name="Normal Table" w:semiHidden="1" w:unhideWhenUsed="1"/>
     <w:lsdException w:name="annotation subject" w:semiHidden="1" w:unhideWhenUsed="1"/>
     <w:lsdException w:name="No List" w:semiHidden="1" w:unhideWhenUsed="1"/>
     <w:lsdException w:name="Outline List 1" w:semiHidden="1" w:unhideWhenUsed="1"/>
@@ -13693,8 +13994,11 @@
     <w:lsdException w:name="Table Contemporary" w:semiHidden="1" w:unhideWhenUsed="1"/>
     <w:lsdException w:name="Table Elegant" w:semiHidden="1" w:unhideWhenUsed="1"/>
     <w:lsdException w:name="Table Professional" w:semiHidden="1" w:unhideWhenUsed="1"/>
+    <w:lsdException w:name="Table Subtle 1" w:semiHidden="1" w:unhideWhenUsed="1"/>
     <w:lsdException w:name="Table Subtle 2" w:semiHidden="1" w:unhideWhenUsed="1"/>
     <w:lsdException w:name="Table Web 1" w:semiHidden="1" w:unhideWhenUsed="1"/>
+    <w:lsdException w:name="Table Web 2" w:semiHidden="1" w:unhideWhenUsed="1"/>
+    <w:lsdException w:name="Table Web 3" w:semiHidden="1" w:unhideWhenUsed="1"/>
     <w:lsdException w:name="Balloon Text" w:semiHidden="1" w:unhideWhenUsed="1"/>
     <w:lsdException w:name="Table Grid" w:uiPriority="39"/>
     <w:lsdException w:name="Table Theme" w:semiHidden="1" w:unhideWhenUsed="1"/>
@@ -13913,11 +14217,6 @@
     <w:lsdException w:name="List Table 5 Dark Accent 6" w:uiPriority="50"/>
     <w:lsdException w:name="List Table 6 Colorful Accent 6" w:uiPriority="51"/>
     <w:lsdException w:name="List Table 7 Colorful Accent 6" w:uiPriority="52"/>
-    <w:lsdException w:name="Mention" w:semiHidden="1" w:unhideWhenUsed="1"/>
-    <w:lsdException w:name="Smart Hyperlink" w:semiHidden="1" w:unhideWhenUsed="1"/>
-    <w:lsdException w:name="Hashtag" w:semiHidden="1" w:unhideWhenUsed="1"/>
-    <w:lsdException w:name="Unresolved Mention" w:semiHidden="1" w:unhideWhenUsed="1"/>
-    <w:lsdException w:name="Smart Link" w:semiHidden="1" w:unhideWhenUsed="1"/>
   </w:latentStyles>
   <w:style w:type="paragraph" w:default="1" w:styleId="a">
     <w:name w:val="Normal"/>
@@ -14016,6 +14315,7 @@
   <w:style w:type="character" w:default="1" w:styleId="a0">
     <w:name w:val="Default Paragraph Font"/>
     <w:uiPriority w:val="1"/>
+    <w:semiHidden/>
     <w:unhideWhenUsed/>
   </w:style>
   <w:style w:type="table" w:default="1" w:styleId="a1">

--- a/Пояснительная записка.docx
+++ b/Пояснительная записка.docx
@@ -43,7 +43,7 @@
               <w:tab w:val="right" w:leader="dot" w:pos="9628"/>
             </w:tabs>
             <w:rPr>
-              <w:rFonts w:cs="Times New Roman"/>
+              <w:rFonts w:asciiTheme="minorHAnsi" w:hAnsiTheme="minorHAnsi"/>
               <w:noProof/>
               <w:sz w:val="22"/>
             </w:rPr>
@@ -66,7 +66,7 @@
             </w:rPr>
             <w:fldChar w:fldCharType="separate"/>
           </w:r>
-          <w:hyperlink w:anchor="_Toc219114058" w:history="1">
+          <w:hyperlink w:anchor="_Toc219236361" w:history="1">
             <w:r>
               <w:rPr>
                 <w:rStyle w:val="a8"/>
@@ -79,7 +79,6 @@
             </w:r>
             <w:r>
               <w:rPr>
-                <w:rFonts w:cs="Times New Roman"/>
                 <w:noProof/>
                 <w:webHidden/>
               </w:rPr>
@@ -87,7 +86,6 @@
             </w:r>
             <w:r>
               <w:rPr>
-                <w:rFonts w:cs="Times New Roman"/>
                 <w:noProof/>
                 <w:webHidden/>
               </w:rPr>
@@ -95,22 +93,19 @@
             </w:r>
             <w:r>
               <w:rPr>
-                <w:rFonts w:cs="Times New Roman"/>
-                <w:noProof/>
-                <w:webHidden/>
-              </w:rPr>
-              <w:instrText xml:space="preserve"> PAGEREF _Toc219114058 \h </w:instrText>
-            </w:r>
-            <w:r>
-              <w:rPr>
-                <w:rFonts w:cs="Times New Roman"/>
-                <w:noProof/>
-                <w:webHidden/>
-              </w:rPr>
-            </w:r>
-            <w:r>
-              <w:rPr>
-                <w:rFonts w:cs="Times New Roman"/>
+                <w:noProof/>
+                <w:webHidden/>
+              </w:rPr>
+              <w:instrText xml:space="preserve"> PAGEREF _Toc219236361 \h </w:instrText>
+            </w:r>
+            <w:r>
+              <w:rPr>
+                <w:noProof/>
+                <w:webHidden/>
+              </w:rPr>
+            </w:r>
+            <w:r>
+              <w:rPr>
                 <w:noProof/>
                 <w:webHidden/>
               </w:rPr>
@@ -118,15 +113,13 @@
             </w:r>
             <w:r>
               <w:rPr>
-                <w:rFonts w:cs="Times New Roman"/>
-                <w:noProof/>
-                <w:webHidden/>
-              </w:rPr>
-              <w:t>3</w:t>
-            </w:r>
-            <w:r>
-              <w:rPr>
-                <w:rFonts w:cs="Times New Roman"/>
+                <w:noProof/>
+                <w:webHidden/>
+              </w:rPr>
+              <w:t>2</w:t>
+            </w:r>
+            <w:r>
+              <w:rPr>
                 <w:noProof/>
                 <w:webHidden/>
               </w:rPr>
@@ -141,12 +134,12 @@
               <w:tab w:val="right" w:leader="dot" w:pos="9628"/>
             </w:tabs>
             <w:rPr>
-              <w:rFonts w:cs="Times New Roman"/>
+              <w:rFonts w:asciiTheme="minorHAnsi" w:hAnsiTheme="minorHAnsi"/>
               <w:noProof/>
               <w:sz w:val="22"/>
             </w:rPr>
           </w:pPr>
-          <w:hyperlink w:anchor="_Toc219114059" w:history="1">
+          <w:hyperlink w:anchor="_Toc219236362" w:history="1">
             <w:r>
               <w:rPr>
                 <w:rStyle w:val="a8"/>
@@ -159,7 +152,6 @@
             </w:r>
             <w:r>
               <w:rPr>
-                <w:rFonts w:cs="Times New Roman"/>
                 <w:noProof/>
                 <w:webHidden/>
               </w:rPr>
@@ -167,7 +159,6 @@
             </w:r>
             <w:r>
               <w:rPr>
-                <w:rFonts w:cs="Times New Roman"/>
                 <w:noProof/>
                 <w:webHidden/>
               </w:rPr>
@@ -175,22 +166,19 @@
             </w:r>
             <w:r>
               <w:rPr>
-                <w:rFonts w:cs="Times New Roman"/>
-                <w:noProof/>
-                <w:webHidden/>
-              </w:rPr>
-              <w:instrText xml:space="preserve"> PAGEREF _Toc219114059 \h </w:instrText>
-            </w:r>
-            <w:r>
-              <w:rPr>
-                <w:rFonts w:cs="Times New Roman"/>
-                <w:noProof/>
-                <w:webHidden/>
-              </w:rPr>
-            </w:r>
-            <w:r>
-              <w:rPr>
-                <w:rFonts w:cs="Times New Roman"/>
+                <w:noProof/>
+                <w:webHidden/>
+              </w:rPr>
+              <w:instrText xml:space="preserve"> PAGEREF _Toc219236362 \h </w:instrText>
+            </w:r>
+            <w:r>
+              <w:rPr>
+                <w:noProof/>
+                <w:webHidden/>
+              </w:rPr>
+            </w:r>
+            <w:r>
+              <w:rPr>
                 <w:noProof/>
                 <w:webHidden/>
               </w:rPr>
@@ -198,15 +186,13 @@
             </w:r>
             <w:r>
               <w:rPr>
-                <w:rFonts w:cs="Times New Roman"/>
-                <w:noProof/>
-                <w:webHidden/>
-              </w:rPr>
-              <w:t>6</w:t>
-            </w:r>
-            <w:r>
-              <w:rPr>
-                <w:rFonts w:cs="Times New Roman"/>
+                <w:noProof/>
+                <w:webHidden/>
+              </w:rPr>
+              <w:t>5</w:t>
+            </w:r>
+            <w:r>
+              <w:rPr>
                 <w:noProof/>
                 <w:webHidden/>
               </w:rPr>
@@ -221,12 +207,12 @@
               <w:tab w:val="right" w:leader="dot" w:pos="9628"/>
             </w:tabs>
             <w:rPr>
-              <w:rFonts w:cs="Times New Roman"/>
+              <w:rFonts w:asciiTheme="minorHAnsi" w:hAnsiTheme="minorHAnsi"/>
               <w:noProof/>
               <w:sz w:val="22"/>
             </w:rPr>
           </w:pPr>
-          <w:hyperlink w:anchor="_Toc219114060" w:history="1">
+          <w:hyperlink w:anchor="_Toc219236363" w:history="1">
             <w:r>
               <w:rPr>
                 <w:rStyle w:val="a8"/>
@@ -237,7 +223,6 @@
             </w:r>
             <w:r>
               <w:rPr>
-                <w:rFonts w:cs="Times New Roman"/>
                 <w:noProof/>
                 <w:webHidden/>
               </w:rPr>
@@ -245,7 +230,6 @@
             </w:r>
             <w:r>
               <w:rPr>
-                <w:rFonts w:cs="Times New Roman"/>
                 <w:noProof/>
                 <w:webHidden/>
               </w:rPr>
@@ -253,22 +237,19 @@
             </w:r>
             <w:r>
               <w:rPr>
-                <w:rFonts w:cs="Times New Roman"/>
-                <w:noProof/>
-                <w:webHidden/>
-              </w:rPr>
-              <w:instrText xml:space="preserve"> PAGEREF _Toc219114060 \h </w:instrText>
-            </w:r>
-            <w:r>
-              <w:rPr>
-                <w:rFonts w:cs="Times New Roman"/>
-                <w:noProof/>
-                <w:webHidden/>
-              </w:rPr>
-            </w:r>
-            <w:r>
-              <w:rPr>
-                <w:rFonts w:cs="Times New Roman"/>
+                <w:noProof/>
+                <w:webHidden/>
+              </w:rPr>
+              <w:instrText xml:space="preserve"> PAGEREF _Toc219236363 \h </w:instrText>
+            </w:r>
+            <w:r>
+              <w:rPr>
+                <w:noProof/>
+                <w:webHidden/>
+              </w:rPr>
+            </w:r>
+            <w:r>
+              <w:rPr>
                 <w:noProof/>
                 <w:webHidden/>
               </w:rPr>
@@ -276,15 +257,13 @@
             </w:r>
             <w:r>
               <w:rPr>
-                <w:rFonts w:cs="Times New Roman"/>
-                <w:noProof/>
-                <w:webHidden/>
-              </w:rPr>
-              <w:t>6</w:t>
-            </w:r>
-            <w:r>
-              <w:rPr>
-                <w:rFonts w:cs="Times New Roman"/>
+                <w:noProof/>
+                <w:webHidden/>
+              </w:rPr>
+              <w:t>5</w:t>
+            </w:r>
+            <w:r>
+              <w:rPr>
                 <w:noProof/>
                 <w:webHidden/>
               </w:rPr>
@@ -299,12 +278,12 @@
               <w:tab w:val="right" w:leader="dot" w:pos="9628"/>
             </w:tabs>
             <w:rPr>
-              <w:rFonts w:cs="Times New Roman"/>
+              <w:rFonts w:asciiTheme="minorHAnsi" w:hAnsiTheme="minorHAnsi"/>
               <w:noProof/>
               <w:sz w:val="22"/>
             </w:rPr>
           </w:pPr>
-          <w:hyperlink w:anchor="_Toc219114061" w:history="1">
+          <w:hyperlink w:anchor="_Toc219236364" w:history="1">
             <w:r>
               <w:rPr>
                 <w:rStyle w:val="a8"/>
@@ -315,7 +294,6 @@
             </w:r>
             <w:r>
               <w:rPr>
-                <w:rFonts w:cs="Times New Roman"/>
                 <w:noProof/>
                 <w:webHidden/>
               </w:rPr>
@@ -323,7 +301,6 @@
             </w:r>
             <w:r>
               <w:rPr>
-                <w:rFonts w:cs="Times New Roman"/>
                 <w:noProof/>
                 <w:webHidden/>
               </w:rPr>
@@ -331,22 +308,19 @@
             </w:r>
             <w:r>
               <w:rPr>
-                <w:rFonts w:cs="Times New Roman"/>
-                <w:noProof/>
-                <w:webHidden/>
-              </w:rPr>
-              <w:instrText xml:space="preserve"> PAGEREF _Toc219114061 \h </w:instrText>
-            </w:r>
-            <w:r>
-              <w:rPr>
-                <w:rFonts w:cs="Times New Roman"/>
-                <w:noProof/>
-                <w:webHidden/>
-              </w:rPr>
-            </w:r>
-            <w:r>
-              <w:rPr>
-                <w:rFonts w:cs="Times New Roman"/>
+                <w:noProof/>
+                <w:webHidden/>
+              </w:rPr>
+              <w:instrText xml:space="preserve"> PAGEREF _Toc219236364 \h </w:instrText>
+            </w:r>
+            <w:r>
+              <w:rPr>
+                <w:noProof/>
+                <w:webHidden/>
+              </w:rPr>
+            </w:r>
+            <w:r>
+              <w:rPr>
                 <w:noProof/>
                 <w:webHidden/>
               </w:rPr>
@@ -354,15 +328,13 @@
             </w:r>
             <w:r>
               <w:rPr>
-                <w:rFonts w:cs="Times New Roman"/>
-                <w:noProof/>
-                <w:webHidden/>
-              </w:rPr>
-              <w:t>8</w:t>
-            </w:r>
-            <w:r>
-              <w:rPr>
-                <w:rFonts w:cs="Times New Roman"/>
+                <w:noProof/>
+                <w:webHidden/>
+              </w:rPr>
+              <w:t>7</w:t>
+            </w:r>
+            <w:r>
+              <w:rPr>
                 <w:noProof/>
                 <w:webHidden/>
               </w:rPr>
@@ -377,12 +349,12 @@
               <w:tab w:val="right" w:leader="dot" w:pos="9628"/>
             </w:tabs>
             <w:rPr>
-              <w:rFonts w:cs="Times New Roman"/>
+              <w:rFonts w:asciiTheme="minorHAnsi" w:hAnsiTheme="minorHAnsi"/>
               <w:noProof/>
               <w:sz w:val="22"/>
             </w:rPr>
           </w:pPr>
-          <w:hyperlink w:anchor="_Toc219114062" w:history="1">
+          <w:hyperlink w:anchor="_Toc219236365" w:history="1">
             <w:r>
               <w:rPr>
                 <w:rStyle w:val="a8"/>
@@ -395,7 +367,6 @@
             </w:r>
             <w:r>
               <w:rPr>
-                <w:rFonts w:cs="Times New Roman"/>
                 <w:noProof/>
                 <w:webHidden/>
               </w:rPr>
@@ -403,7 +374,6 @@
             </w:r>
             <w:r>
               <w:rPr>
-                <w:rFonts w:cs="Times New Roman"/>
                 <w:noProof/>
                 <w:webHidden/>
               </w:rPr>
@@ -411,22 +381,19 @@
             </w:r>
             <w:r>
               <w:rPr>
-                <w:rFonts w:cs="Times New Roman"/>
-                <w:noProof/>
-                <w:webHidden/>
-              </w:rPr>
-              <w:instrText xml:space="preserve"> PAGEREF _Toc219114062 \h </w:instrText>
-            </w:r>
-            <w:r>
-              <w:rPr>
-                <w:rFonts w:cs="Times New Roman"/>
-                <w:noProof/>
-                <w:webHidden/>
-              </w:rPr>
-            </w:r>
-            <w:r>
-              <w:rPr>
-                <w:rFonts w:cs="Times New Roman"/>
+                <w:noProof/>
+                <w:webHidden/>
+              </w:rPr>
+              <w:instrText xml:space="preserve"> PAGEREF _Toc219236365 \h </w:instrText>
+            </w:r>
+            <w:r>
+              <w:rPr>
+                <w:noProof/>
+                <w:webHidden/>
+              </w:rPr>
+            </w:r>
+            <w:r>
+              <w:rPr>
                 <w:noProof/>
                 <w:webHidden/>
               </w:rPr>
@@ -434,15 +401,13 @@
             </w:r>
             <w:r>
               <w:rPr>
-                <w:rFonts w:cs="Times New Roman"/>
-                <w:noProof/>
-                <w:webHidden/>
-              </w:rPr>
-              <w:t>12</w:t>
-            </w:r>
-            <w:r>
-              <w:rPr>
-                <w:rFonts w:cs="Times New Roman"/>
+                <w:noProof/>
+                <w:webHidden/>
+              </w:rPr>
+              <w:t>11</w:t>
+            </w:r>
+            <w:r>
+              <w:rPr>
                 <w:noProof/>
                 <w:webHidden/>
               </w:rPr>
@@ -457,12 +422,12 @@
               <w:tab w:val="right" w:leader="dot" w:pos="9628"/>
             </w:tabs>
             <w:rPr>
-              <w:rFonts w:cs="Times New Roman"/>
+              <w:rFonts w:asciiTheme="minorHAnsi" w:hAnsiTheme="minorHAnsi"/>
               <w:noProof/>
               <w:sz w:val="22"/>
             </w:rPr>
           </w:pPr>
-          <w:hyperlink w:anchor="_Toc219114063" w:history="1">
+          <w:hyperlink w:anchor="_Toc219236366" w:history="1">
             <w:r>
               <w:rPr>
                 <w:rStyle w:val="a8"/>
@@ -473,7 +438,6 @@
             </w:r>
             <w:r>
               <w:rPr>
-                <w:rFonts w:cs="Times New Roman"/>
                 <w:noProof/>
                 <w:webHidden/>
               </w:rPr>
@@ -481,7 +445,6 @@
             </w:r>
             <w:r>
               <w:rPr>
-                <w:rFonts w:cs="Times New Roman"/>
                 <w:noProof/>
                 <w:webHidden/>
               </w:rPr>
@@ -489,22 +452,19 @@
             </w:r>
             <w:r>
               <w:rPr>
-                <w:rFonts w:cs="Times New Roman"/>
-                <w:noProof/>
-                <w:webHidden/>
-              </w:rPr>
-              <w:instrText xml:space="preserve"> PAGEREF _Toc219114063 \h </w:instrText>
-            </w:r>
-            <w:r>
-              <w:rPr>
-                <w:rFonts w:cs="Times New Roman"/>
-                <w:noProof/>
-                <w:webHidden/>
-              </w:rPr>
-            </w:r>
-            <w:r>
-              <w:rPr>
-                <w:rFonts w:cs="Times New Roman"/>
+                <w:noProof/>
+                <w:webHidden/>
+              </w:rPr>
+              <w:instrText xml:space="preserve"> PAGEREF _Toc219236366 \h </w:instrText>
+            </w:r>
+            <w:r>
+              <w:rPr>
+                <w:noProof/>
+                <w:webHidden/>
+              </w:rPr>
+            </w:r>
+            <w:r>
+              <w:rPr>
                 <w:noProof/>
                 <w:webHidden/>
               </w:rPr>
@@ -512,15 +472,13 @@
             </w:r>
             <w:r>
               <w:rPr>
-                <w:rFonts w:cs="Times New Roman"/>
-                <w:noProof/>
-                <w:webHidden/>
-              </w:rPr>
-              <w:t>12</w:t>
-            </w:r>
-            <w:r>
-              <w:rPr>
-                <w:rFonts w:cs="Times New Roman"/>
+                <w:noProof/>
+                <w:webHidden/>
+              </w:rPr>
+              <w:t>11</w:t>
+            </w:r>
+            <w:r>
+              <w:rPr>
                 <w:noProof/>
                 <w:webHidden/>
               </w:rPr>
@@ -535,12 +493,12 @@
               <w:tab w:val="right" w:leader="dot" w:pos="9628"/>
             </w:tabs>
             <w:rPr>
-              <w:rFonts w:cs="Times New Roman"/>
+              <w:rFonts w:asciiTheme="minorHAnsi" w:hAnsiTheme="minorHAnsi"/>
               <w:noProof/>
               <w:sz w:val="22"/>
             </w:rPr>
           </w:pPr>
-          <w:hyperlink w:anchor="_Toc219114064" w:history="1">
+          <w:hyperlink w:anchor="_Toc219236367" w:history="1">
             <w:r>
               <w:rPr>
                 <w:rStyle w:val="a8"/>
@@ -552,7 +510,6 @@
             </w:r>
             <w:r>
               <w:rPr>
-                <w:rFonts w:cs="Times New Roman"/>
                 <w:noProof/>
                 <w:webHidden/>
               </w:rPr>
@@ -560,7 +517,6 @@
             </w:r>
             <w:r>
               <w:rPr>
-                <w:rFonts w:cs="Times New Roman"/>
                 <w:noProof/>
                 <w:webHidden/>
               </w:rPr>
@@ -568,22 +524,19 @@
             </w:r>
             <w:r>
               <w:rPr>
-                <w:rFonts w:cs="Times New Roman"/>
-                <w:noProof/>
-                <w:webHidden/>
-              </w:rPr>
-              <w:instrText xml:space="preserve"> PAGEREF _Toc219114064 \h </w:instrText>
-            </w:r>
-            <w:r>
-              <w:rPr>
-                <w:rFonts w:cs="Times New Roman"/>
-                <w:noProof/>
-                <w:webHidden/>
-              </w:rPr>
-            </w:r>
-            <w:r>
-              <w:rPr>
-                <w:rFonts w:cs="Times New Roman"/>
+                <w:noProof/>
+                <w:webHidden/>
+              </w:rPr>
+              <w:instrText xml:space="preserve"> PAGEREF _Toc219236367 \h </w:instrText>
+            </w:r>
+            <w:r>
+              <w:rPr>
+                <w:noProof/>
+                <w:webHidden/>
+              </w:rPr>
+            </w:r>
+            <w:r>
+              <w:rPr>
                 <w:noProof/>
                 <w:webHidden/>
               </w:rPr>
@@ -591,15 +544,13 @@
             </w:r>
             <w:r>
               <w:rPr>
-                <w:rFonts w:cs="Times New Roman"/>
-                <w:noProof/>
-                <w:webHidden/>
-              </w:rPr>
-              <w:t>14</w:t>
-            </w:r>
-            <w:r>
-              <w:rPr>
-                <w:rFonts w:cs="Times New Roman"/>
+                <w:noProof/>
+                <w:webHidden/>
+              </w:rPr>
+              <w:t>13</w:t>
+            </w:r>
+            <w:r>
+              <w:rPr>
                 <w:noProof/>
                 <w:webHidden/>
               </w:rPr>
@@ -614,12 +565,12 @@
               <w:tab w:val="right" w:leader="dot" w:pos="9628"/>
             </w:tabs>
             <w:rPr>
-              <w:rFonts w:cs="Times New Roman"/>
+              <w:rFonts w:asciiTheme="minorHAnsi" w:hAnsiTheme="minorHAnsi"/>
               <w:noProof/>
               <w:sz w:val="22"/>
             </w:rPr>
           </w:pPr>
-          <w:hyperlink w:anchor="_Toc219114065" w:history="1">
+          <w:hyperlink w:anchor="_Toc219236368" w:history="1">
             <w:r>
               <w:rPr>
                 <w:rStyle w:val="a8"/>
@@ -631,7 +582,6 @@
             </w:r>
             <w:r>
               <w:rPr>
-                <w:rFonts w:cs="Times New Roman"/>
                 <w:noProof/>
                 <w:webHidden/>
               </w:rPr>
@@ -639,7 +589,6 @@
             </w:r>
             <w:r>
               <w:rPr>
-                <w:rFonts w:cs="Times New Roman"/>
                 <w:noProof/>
                 <w:webHidden/>
               </w:rPr>
@@ -647,22 +596,19 @@
             </w:r>
             <w:r>
               <w:rPr>
-                <w:rFonts w:cs="Times New Roman"/>
-                <w:noProof/>
-                <w:webHidden/>
-              </w:rPr>
-              <w:instrText xml:space="preserve"> PAGEREF _Toc219114065 \h </w:instrText>
-            </w:r>
-            <w:r>
-              <w:rPr>
-                <w:rFonts w:cs="Times New Roman"/>
-                <w:noProof/>
-                <w:webHidden/>
-              </w:rPr>
-            </w:r>
-            <w:r>
-              <w:rPr>
-                <w:rFonts w:cs="Times New Roman"/>
+                <w:noProof/>
+                <w:webHidden/>
+              </w:rPr>
+              <w:instrText xml:space="preserve"> PAGEREF _Toc219236368 \h </w:instrText>
+            </w:r>
+            <w:r>
+              <w:rPr>
+                <w:noProof/>
+                <w:webHidden/>
+              </w:rPr>
+            </w:r>
+            <w:r>
+              <w:rPr>
                 <w:noProof/>
                 <w:webHidden/>
               </w:rPr>
@@ -670,15 +616,13 @@
             </w:r>
             <w:r>
               <w:rPr>
-                <w:rFonts w:cs="Times New Roman"/>
-                <w:noProof/>
-                <w:webHidden/>
-              </w:rPr>
-              <w:t>15</w:t>
-            </w:r>
-            <w:r>
-              <w:rPr>
-                <w:rFonts w:cs="Times New Roman"/>
+                <w:noProof/>
+                <w:webHidden/>
+              </w:rPr>
+              <w:t>14</w:t>
+            </w:r>
+            <w:r>
+              <w:rPr>
                 <w:noProof/>
                 <w:webHidden/>
               </w:rPr>
@@ -693,12 +637,12 @@
               <w:tab w:val="right" w:leader="dot" w:pos="9628"/>
             </w:tabs>
             <w:rPr>
-              <w:rFonts w:cs="Times New Roman"/>
+              <w:rFonts w:asciiTheme="minorHAnsi" w:hAnsiTheme="minorHAnsi"/>
               <w:noProof/>
               <w:sz w:val="22"/>
             </w:rPr>
           </w:pPr>
-          <w:hyperlink w:anchor="_Toc219114066" w:history="1">
+          <w:hyperlink w:anchor="_Toc219236369" w:history="1">
             <w:r>
               <w:rPr>
                 <w:rStyle w:val="a8"/>
@@ -709,7 +653,6 @@
             </w:r>
             <w:r>
               <w:rPr>
-                <w:rFonts w:cs="Times New Roman"/>
                 <w:noProof/>
                 <w:webHidden/>
               </w:rPr>
@@ -717,7 +660,6 @@
             </w:r>
             <w:r>
               <w:rPr>
-                <w:rFonts w:cs="Times New Roman"/>
                 <w:noProof/>
                 <w:webHidden/>
               </w:rPr>
@@ -725,22 +667,19 @@
             </w:r>
             <w:r>
               <w:rPr>
-                <w:rFonts w:cs="Times New Roman"/>
-                <w:noProof/>
-                <w:webHidden/>
-              </w:rPr>
-              <w:instrText xml:space="preserve"> PAGEREF _Toc219114066 \h </w:instrText>
-            </w:r>
-            <w:r>
-              <w:rPr>
-                <w:rFonts w:cs="Times New Roman"/>
-                <w:noProof/>
-                <w:webHidden/>
-              </w:rPr>
-            </w:r>
-            <w:r>
-              <w:rPr>
-                <w:rFonts w:cs="Times New Roman"/>
+                <w:noProof/>
+                <w:webHidden/>
+              </w:rPr>
+              <w:instrText xml:space="preserve"> PAGEREF _Toc219236369 \h </w:instrText>
+            </w:r>
+            <w:r>
+              <w:rPr>
+                <w:noProof/>
+                <w:webHidden/>
+              </w:rPr>
+            </w:r>
+            <w:r>
+              <w:rPr>
                 <w:noProof/>
                 <w:webHidden/>
               </w:rPr>
@@ -748,15 +687,13 @@
             </w:r>
             <w:r>
               <w:rPr>
-                <w:rFonts w:cs="Times New Roman"/>
-                <w:noProof/>
-                <w:webHidden/>
-              </w:rPr>
-              <w:t>18</w:t>
-            </w:r>
-            <w:r>
-              <w:rPr>
-                <w:rFonts w:cs="Times New Roman"/>
+                <w:noProof/>
+                <w:webHidden/>
+              </w:rPr>
+              <w:t>17</w:t>
+            </w:r>
+            <w:r>
+              <w:rPr>
                 <w:noProof/>
                 <w:webHidden/>
               </w:rPr>
@@ -771,12 +708,12 @@
               <w:tab w:val="right" w:leader="dot" w:pos="9628"/>
             </w:tabs>
             <w:rPr>
-              <w:rFonts w:cs="Times New Roman"/>
+              <w:rFonts w:asciiTheme="minorHAnsi" w:hAnsiTheme="minorHAnsi"/>
               <w:noProof/>
               <w:sz w:val="22"/>
             </w:rPr>
           </w:pPr>
-          <w:hyperlink w:anchor="_Toc219114067" w:history="1">
+          <w:hyperlink w:anchor="_Toc219236370" w:history="1">
             <w:r>
               <w:rPr>
                 <w:rStyle w:val="a8"/>
@@ -787,7 +724,6 @@
             </w:r>
             <w:r>
               <w:rPr>
-                <w:rFonts w:cs="Times New Roman"/>
                 <w:noProof/>
                 <w:webHidden/>
               </w:rPr>
@@ -795,7 +731,6 @@
             </w:r>
             <w:r>
               <w:rPr>
-                <w:rFonts w:cs="Times New Roman"/>
                 <w:noProof/>
                 <w:webHidden/>
               </w:rPr>
@@ -803,22 +738,19 @@
             </w:r>
             <w:r>
               <w:rPr>
-                <w:rFonts w:cs="Times New Roman"/>
-                <w:noProof/>
-                <w:webHidden/>
-              </w:rPr>
-              <w:instrText xml:space="preserve"> PAGEREF _Toc219114067 \h </w:instrText>
-            </w:r>
-            <w:r>
-              <w:rPr>
-                <w:rFonts w:cs="Times New Roman"/>
-                <w:noProof/>
-                <w:webHidden/>
-              </w:rPr>
-            </w:r>
-            <w:r>
-              <w:rPr>
-                <w:rFonts w:cs="Times New Roman"/>
+                <w:noProof/>
+                <w:webHidden/>
+              </w:rPr>
+              <w:instrText xml:space="preserve"> PAGEREF _Toc219236370 \h </w:instrText>
+            </w:r>
+            <w:r>
+              <w:rPr>
+                <w:noProof/>
+                <w:webHidden/>
+              </w:rPr>
+            </w:r>
+            <w:r>
+              <w:rPr>
                 <w:noProof/>
                 <w:webHidden/>
               </w:rPr>
@@ -826,15 +758,13 @@
             </w:r>
             <w:r>
               <w:rPr>
-                <w:rFonts w:cs="Times New Roman"/>
-                <w:noProof/>
-                <w:webHidden/>
-              </w:rPr>
-              <w:t>21</w:t>
-            </w:r>
-            <w:r>
-              <w:rPr>
-                <w:rFonts w:cs="Times New Roman"/>
+                <w:noProof/>
+                <w:webHidden/>
+              </w:rPr>
+              <w:t>20</w:t>
+            </w:r>
+            <w:r>
+              <w:rPr>
                 <w:noProof/>
                 <w:webHidden/>
               </w:rPr>
@@ -849,12 +779,12 @@
               <w:tab w:val="right" w:leader="dot" w:pos="9628"/>
             </w:tabs>
             <w:rPr>
-              <w:rFonts w:cs="Times New Roman"/>
+              <w:rFonts w:asciiTheme="minorHAnsi" w:hAnsiTheme="minorHAnsi"/>
               <w:noProof/>
               <w:sz w:val="22"/>
             </w:rPr>
           </w:pPr>
-          <w:hyperlink w:anchor="_Toc219114068" w:history="1">
+          <w:hyperlink w:anchor="_Toc219236371" w:history="1">
             <w:r>
               <w:rPr>
                 <w:rStyle w:val="a8"/>
@@ -867,7 +797,6 @@
             </w:r>
             <w:r>
               <w:rPr>
-                <w:rFonts w:cs="Times New Roman"/>
                 <w:noProof/>
                 <w:webHidden/>
               </w:rPr>
@@ -875,7 +804,6 @@
             </w:r>
             <w:r>
               <w:rPr>
-                <w:rFonts w:cs="Times New Roman"/>
                 <w:noProof/>
                 <w:webHidden/>
               </w:rPr>
@@ -883,22 +811,19 @@
             </w:r>
             <w:r>
               <w:rPr>
-                <w:rFonts w:cs="Times New Roman"/>
-                <w:noProof/>
-                <w:webHidden/>
-              </w:rPr>
-              <w:instrText xml:space="preserve"> PAGEREF _Toc219114068 \h </w:instrText>
-            </w:r>
-            <w:r>
-              <w:rPr>
-                <w:rFonts w:cs="Times New Roman"/>
-                <w:noProof/>
-                <w:webHidden/>
-              </w:rPr>
-            </w:r>
-            <w:r>
-              <w:rPr>
-                <w:rFonts w:cs="Times New Roman"/>
+                <w:noProof/>
+                <w:webHidden/>
+              </w:rPr>
+              <w:instrText xml:space="preserve"> PAGEREF _Toc219236371 \h </w:instrText>
+            </w:r>
+            <w:r>
+              <w:rPr>
+                <w:noProof/>
+                <w:webHidden/>
+              </w:rPr>
+            </w:r>
+            <w:r>
+              <w:rPr>
                 <w:noProof/>
                 <w:webHidden/>
               </w:rPr>
@@ -906,15 +831,13 @@
             </w:r>
             <w:r>
               <w:rPr>
-                <w:rFonts w:cs="Times New Roman"/>
-                <w:noProof/>
-                <w:webHidden/>
-              </w:rPr>
-              <w:t>26</w:t>
-            </w:r>
-            <w:r>
-              <w:rPr>
-                <w:rFonts w:cs="Times New Roman"/>
+                <w:noProof/>
+                <w:webHidden/>
+              </w:rPr>
+              <w:t>25</w:t>
+            </w:r>
+            <w:r>
+              <w:rPr>
                 <w:noProof/>
                 <w:webHidden/>
               </w:rPr>
@@ -929,12 +852,12 @@
               <w:tab w:val="right" w:leader="dot" w:pos="9628"/>
             </w:tabs>
             <w:rPr>
-              <w:rFonts w:cs="Times New Roman"/>
+              <w:rFonts w:asciiTheme="minorHAnsi" w:hAnsiTheme="minorHAnsi"/>
               <w:noProof/>
               <w:sz w:val="22"/>
             </w:rPr>
           </w:pPr>
-          <w:hyperlink w:anchor="_Toc219114069" w:history="1">
+          <w:hyperlink w:anchor="_Toc219236372" w:history="1">
             <w:r>
               <w:rPr>
                 <w:rStyle w:val="a8"/>
@@ -945,7 +868,6 @@
             </w:r>
             <w:r>
               <w:rPr>
-                <w:rFonts w:cs="Times New Roman"/>
                 <w:noProof/>
                 <w:webHidden/>
               </w:rPr>
@@ -953,7 +875,6 @@
             </w:r>
             <w:r>
               <w:rPr>
-                <w:rFonts w:cs="Times New Roman"/>
                 <w:noProof/>
                 <w:webHidden/>
               </w:rPr>
@@ -961,22 +882,19 @@
             </w:r>
             <w:r>
               <w:rPr>
-                <w:rFonts w:cs="Times New Roman"/>
-                <w:noProof/>
-                <w:webHidden/>
-              </w:rPr>
-              <w:instrText xml:space="preserve"> PAGEREF _Toc219114069 \h </w:instrText>
-            </w:r>
-            <w:r>
-              <w:rPr>
-                <w:rFonts w:cs="Times New Roman"/>
-                <w:noProof/>
-                <w:webHidden/>
-              </w:rPr>
-            </w:r>
-            <w:r>
-              <w:rPr>
-                <w:rFonts w:cs="Times New Roman"/>
+                <w:noProof/>
+                <w:webHidden/>
+              </w:rPr>
+              <w:instrText xml:space="preserve"> PAGEREF _Toc219236372 \h </w:instrText>
+            </w:r>
+            <w:r>
+              <w:rPr>
+                <w:noProof/>
+                <w:webHidden/>
+              </w:rPr>
+            </w:r>
+            <w:r>
+              <w:rPr>
                 <w:noProof/>
                 <w:webHidden/>
               </w:rPr>
@@ -984,15 +902,13 @@
             </w:r>
             <w:r>
               <w:rPr>
-                <w:rFonts w:cs="Times New Roman"/>
-                <w:noProof/>
-                <w:webHidden/>
-              </w:rPr>
-              <w:t>26</w:t>
-            </w:r>
-            <w:r>
-              <w:rPr>
-                <w:rFonts w:cs="Times New Roman"/>
+                <w:noProof/>
+                <w:webHidden/>
+              </w:rPr>
+              <w:t>25</w:t>
+            </w:r>
+            <w:r>
+              <w:rPr>
                 <w:noProof/>
                 <w:webHidden/>
               </w:rPr>
@@ -1007,12 +923,12 @@
               <w:tab w:val="right" w:leader="dot" w:pos="9628"/>
             </w:tabs>
             <w:rPr>
-              <w:rFonts w:cs="Times New Roman"/>
+              <w:rFonts w:asciiTheme="minorHAnsi" w:hAnsiTheme="minorHAnsi"/>
               <w:noProof/>
               <w:sz w:val="22"/>
             </w:rPr>
           </w:pPr>
-          <w:hyperlink w:anchor="_Toc219114070" w:history="1">
+          <w:hyperlink w:anchor="_Toc219236373" w:history="1">
             <w:r>
               <w:rPr>
                 <w:rStyle w:val="a8"/>
@@ -1023,7 +939,6 @@
             </w:r>
             <w:r>
               <w:rPr>
-                <w:rFonts w:cs="Times New Roman"/>
                 <w:noProof/>
                 <w:webHidden/>
               </w:rPr>
@@ -1031,7 +946,6 @@
             </w:r>
             <w:r>
               <w:rPr>
-                <w:rFonts w:cs="Times New Roman"/>
                 <w:noProof/>
                 <w:webHidden/>
               </w:rPr>
@@ -1039,22 +953,19 @@
             </w:r>
             <w:r>
               <w:rPr>
-                <w:rFonts w:cs="Times New Roman"/>
-                <w:noProof/>
-                <w:webHidden/>
-              </w:rPr>
-              <w:instrText xml:space="preserve"> PAGEREF _Toc219114070 \h </w:instrText>
-            </w:r>
-            <w:r>
-              <w:rPr>
-                <w:rFonts w:cs="Times New Roman"/>
-                <w:noProof/>
-                <w:webHidden/>
-              </w:rPr>
-            </w:r>
-            <w:r>
-              <w:rPr>
-                <w:rFonts w:cs="Times New Roman"/>
+                <w:noProof/>
+                <w:webHidden/>
+              </w:rPr>
+              <w:instrText xml:space="preserve"> PAGEREF _Toc219236373 \h </w:instrText>
+            </w:r>
+            <w:r>
+              <w:rPr>
+                <w:noProof/>
+                <w:webHidden/>
+              </w:rPr>
+            </w:r>
+            <w:r>
+              <w:rPr>
                 <w:noProof/>
                 <w:webHidden/>
               </w:rPr>
@@ -1062,15 +973,13 @@
             </w:r>
             <w:r>
               <w:rPr>
-                <w:rFonts w:cs="Times New Roman"/>
-                <w:noProof/>
-                <w:webHidden/>
-              </w:rPr>
-              <w:t>30</w:t>
-            </w:r>
-            <w:r>
-              <w:rPr>
-                <w:rFonts w:cs="Times New Roman"/>
+                <w:noProof/>
+                <w:webHidden/>
+              </w:rPr>
+              <w:t>29</w:t>
+            </w:r>
+            <w:r>
+              <w:rPr>
                 <w:noProof/>
                 <w:webHidden/>
               </w:rPr>
@@ -1085,12 +994,12 @@
               <w:tab w:val="right" w:leader="dot" w:pos="9628"/>
             </w:tabs>
             <w:rPr>
-              <w:rFonts w:cs="Times New Roman"/>
+              <w:rFonts w:asciiTheme="minorHAnsi" w:hAnsiTheme="minorHAnsi"/>
               <w:noProof/>
               <w:sz w:val="22"/>
             </w:rPr>
           </w:pPr>
-          <w:hyperlink w:anchor="_Toc219114071" w:history="1">
+          <w:hyperlink w:anchor="_Toc219236374" w:history="1">
             <w:r>
               <w:rPr>
                 <w:rStyle w:val="a8"/>
@@ -1101,7 +1010,6 @@
             </w:r>
             <w:r>
               <w:rPr>
-                <w:rFonts w:cs="Times New Roman"/>
                 <w:noProof/>
                 <w:webHidden/>
               </w:rPr>
@@ -1109,7 +1017,6 @@
             </w:r>
             <w:r>
               <w:rPr>
-                <w:rFonts w:cs="Times New Roman"/>
                 <w:noProof/>
                 <w:webHidden/>
               </w:rPr>
@@ -1117,22 +1024,19 @@
             </w:r>
             <w:r>
               <w:rPr>
-                <w:rFonts w:cs="Times New Roman"/>
-                <w:noProof/>
-                <w:webHidden/>
-              </w:rPr>
-              <w:instrText xml:space="preserve"> PAGEREF _Toc219114071 \h </w:instrText>
-            </w:r>
-            <w:r>
-              <w:rPr>
-                <w:rFonts w:cs="Times New Roman"/>
-                <w:noProof/>
-                <w:webHidden/>
-              </w:rPr>
-            </w:r>
-            <w:r>
-              <w:rPr>
-                <w:rFonts w:cs="Times New Roman"/>
+                <w:noProof/>
+                <w:webHidden/>
+              </w:rPr>
+              <w:instrText xml:space="preserve"> PAGEREF _Toc219236374 \h </w:instrText>
+            </w:r>
+            <w:r>
+              <w:rPr>
+                <w:noProof/>
+                <w:webHidden/>
+              </w:rPr>
+            </w:r>
+            <w:r>
+              <w:rPr>
                 <w:noProof/>
                 <w:webHidden/>
               </w:rPr>
@@ -1140,15 +1044,13 @@
             </w:r>
             <w:r>
               <w:rPr>
-                <w:rFonts w:cs="Times New Roman"/>
-                <w:noProof/>
-                <w:webHidden/>
-              </w:rPr>
-              <w:t>33</w:t>
-            </w:r>
-            <w:r>
-              <w:rPr>
-                <w:rFonts w:cs="Times New Roman"/>
+                <w:noProof/>
+                <w:webHidden/>
+              </w:rPr>
+              <w:t>32</w:t>
+            </w:r>
+            <w:r>
+              <w:rPr>
                 <w:noProof/>
                 <w:webHidden/>
               </w:rPr>
@@ -1163,12 +1065,12 @@
               <w:tab w:val="right" w:leader="dot" w:pos="9628"/>
             </w:tabs>
             <w:rPr>
-              <w:rFonts w:cs="Times New Roman"/>
+              <w:rFonts w:asciiTheme="minorHAnsi" w:hAnsiTheme="minorHAnsi"/>
               <w:noProof/>
               <w:sz w:val="22"/>
             </w:rPr>
           </w:pPr>
-          <w:hyperlink w:anchor="_Toc219114072" w:history="1">
+          <w:hyperlink w:anchor="_Toc219236375" w:history="1">
             <w:r>
               <w:rPr>
                 <w:rStyle w:val="a8"/>
@@ -1179,7 +1081,6 @@
             </w:r>
             <w:r>
               <w:rPr>
-                <w:rFonts w:cs="Times New Roman"/>
                 <w:noProof/>
                 <w:webHidden/>
               </w:rPr>
@@ -1187,7 +1088,6 @@
             </w:r>
             <w:r>
               <w:rPr>
-                <w:rFonts w:cs="Times New Roman"/>
                 <w:noProof/>
                 <w:webHidden/>
               </w:rPr>
@@ -1195,22 +1095,19 @@
             </w:r>
             <w:r>
               <w:rPr>
-                <w:rFonts w:cs="Times New Roman"/>
-                <w:noProof/>
-                <w:webHidden/>
-              </w:rPr>
-              <w:instrText xml:space="preserve"> PAGEREF _Toc219114072 \h </w:instrText>
-            </w:r>
-            <w:r>
-              <w:rPr>
-                <w:rFonts w:cs="Times New Roman"/>
-                <w:noProof/>
-                <w:webHidden/>
-              </w:rPr>
-            </w:r>
-            <w:r>
-              <w:rPr>
-                <w:rFonts w:cs="Times New Roman"/>
+                <w:noProof/>
+                <w:webHidden/>
+              </w:rPr>
+              <w:instrText xml:space="preserve"> PAGEREF _Toc219236375 \h </w:instrText>
+            </w:r>
+            <w:r>
+              <w:rPr>
+                <w:noProof/>
+                <w:webHidden/>
+              </w:rPr>
+            </w:r>
+            <w:r>
+              <w:rPr>
                 <w:noProof/>
                 <w:webHidden/>
               </w:rPr>
@@ -1218,15 +1115,13 @@
             </w:r>
             <w:r>
               <w:rPr>
-                <w:rFonts w:cs="Times New Roman"/>
-                <w:noProof/>
-                <w:webHidden/>
-              </w:rPr>
-              <w:t>36</w:t>
-            </w:r>
-            <w:r>
-              <w:rPr>
-                <w:rFonts w:cs="Times New Roman"/>
+                <w:noProof/>
+                <w:webHidden/>
+              </w:rPr>
+              <w:t>35</w:t>
+            </w:r>
+            <w:r>
+              <w:rPr>
                 <w:noProof/>
                 <w:webHidden/>
               </w:rPr>
@@ -1241,12 +1136,12 @@
               <w:tab w:val="right" w:leader="dot" w:pos="9628"/>
             </w:tabs>
             <w:rPr>
-              <w:rFonts w:cs="Times New Roman"/>
+              <w:rFonts w:asciiTheme="minorHAnsi" w:hAnsiTheme="minorHAnsi"/>
               <w:noProof/>
               <w:sz w:val="22"/>
             </w:rPr>
           </w:pPr>
-          <w:hyperlink w:anchor="_Toc219114073" w:history="1">
+          <w:hyperlink w:anchor="_Toc219236376" w:history="1">
             <w:r>
               <w:rPr>
                 <w:rStyle w:val="a8"/>
@@ -1257,7 +1152,6 @@
             </w:r>
             <w:r>
               <w:rPr>
-                <w:rFonts w:cs="Times New Roman"/>
                 <w:noProof/>
                 <w:webHidden/>
               </w:rPr>
@@ -1265,7 +1159,6 @@
             </w:r>
             <w:r>
               <w:rPr>
-                <w:rFonts w:cs="Times New Roman"/>
                 <w:noProof/>
                 <w:webHidden/>
               </w:rPr>
@@ -1273,22 +1166,19 @@
             </w:r>
             <w:r>
               <w:rPr>
-                <w:rFonts w:cs="Times New Roman"/>
-                <w:noProof/>
-                <w:webHidden/>
-              </w:rPr>
-              <w:instrText xml:space="preserve"> PAGEREF _Toc219114073 \h </w:instrText>
-            </w:r>
-            <w:r>
-              <w:rPr>
-                <w:rFonts w:cs="Times New Roman"/>
-                <w:noProof/>
-                <w:webHidden/>
-              </w:rPr>
-            </w:r>
-            <w:r>
-              <w:rPr>
-                <w:rFonts w:cs="Times New Roman"/>
+                <w:noProof/>
+                <w:webHidden/>
+              </w:rPr>
+              <w:instrText xml:space="preserve"> PAGEREF _Toc219236376 \h </w:instrText>
+            </w:r>
+            <w:r>
+              <w:rPr>
+                <w:noProof/>
+                <w:webHidden/>
+              </w:rPr>
+            </w:r>
+            <w:r>
+              <w:rPr>
                 <w:noProof/>
                 <w:webHidden/>
               </w:rPr>
@@ -1296,15 +1186,13 @@
             </w:r>
             <w:r>
               <w:rPr>
-                <w:rFonts w:cs="Times New Roman"/>
-                <w:noProof/>
-                <w:webHidden/>
-              </w:rPr>
-              <w:t>40</w:t>
-            </w:r>
-            <w:r>
-              <w:rPr>
-                <w:rFonts w:cs="Times New Roman"/>
+                <w:noProof/>
+                <w:webHidden/>
+              </w:rPr>
+              <w:t>39</w:t>
+            </w:r>
+            <w:r>
+              <w:rPr>
                 <w:noProof/>
                 <w:webHidden/>
               </w:rPr>
@@ -1319,12 +1207,12 @@
               <w:tab w:val="right" w:leader="dot" w:pos="9628"/>
             </w:tabs>
             <w:rPr>
-              <w:rFonts w:cs="Times New Roman"/>
+              <w:rFonts w:asciiTheme="minorHAnsi" w:hAnsiTheme="minorHAnsi"/>
               <w:noProof/>
               <w:sz w:val="22"/>
             </w:rPr>
           </w:pPr>
-          <w:hyperlink w:anchor="_Toc219114074" w:history="1">
+          <w:hyperlink w:anchor="_Toc219236377" w:history="1">
             <w:r>
               <w:rPr>
                 <w:rStyle w:val="a8"/>
@@ -1337,7 +1225,6 @@
             </w:r>
             <w:r>
               <w:rPr>
-                <w:rFonts w:cs="Times New Roman"/>
                 <w:noProof/>
                 <w:webHidden/>
               </w:rPr>
@@ -1345,7 +1232,6 @@
             </w:r>
             <w:r>
               <w:rPr>
-                <w:rFonts w:cs="Times New Roman"/>
                 <w:noProof/>
                 <w:webHidden/>
               </w:rPr>
@@ -1353,22 +1239,19 @@
             </w:r>
             <w:r>
               <w:rPr>
-                <w:rFonts w:cs="Times New Roman"/>
-                <w:noProof/>
-                <w:webHidden/>
-              </w:rPr>
-              <w:instrText xml:space="preserve"> PAGEREF _Toc219114074 \h </w:instrText>
-            </w:r>
-            <w:r>
-              <w:rPr>
-                <w:rFonts w:cs="Times New Roman"/>
-                <w:noProof/>
-                <w:webHidden/>
-              </w:rPr>
-            </w:r>
-            <w:r>
-              <w:rPr>
-                <w:rFonts w:cs="Times New Roman"/>
+                <w:noProof/>
+                <w:webHidden/>
+              </w:rPr>
+              <w:instrText xml:space="preserve"> PAGEREF _Toc219236377 \h </w:instrText>
+            </w:r>
+            <w:r>
+              <w:rPr>
+                <w:noProof/>
+                <w:webHidden/>
+              </w:rPr>
+            </w:r>
+            <w:r>
+              <w:rPr>
                 <w:noProof/>
                 <w:webHidden/>
               </w:rPr>
@@ -1376,15 +1259,13 @@
             </w:r>
             <w:r>
               <w:rPr>
-                <w:rFonts w:cs="Times New Roman"/>
-                <w:noProof/>
-                <w:webHidden/>
-              </w:rPr>
-              <w:t>42</w:t>
-            </w:r>
-            <w:r>
-              <w:rPr>
-                <w:rFonts w:cs="Times New Roman"/>
+                <w:noProof/>
+                <w:webHidden/>
+              </w:rPr>
+              <w:t>41</w:t>
+            </w:r>
+            <w:r>
+              <w:rPr>
                 <w:noProof/>
                 <w:webHidden/>
               </w:rPr>
@@ -1399,12 +1280,12 @@
               <w:tab w:val="right" w:leader="dot" w:pos="9628"/>
             </w:tabs>
             <w:rPr>
-              <w:rFonts w:cs="Times New Roman"/>
+              <w:rFonts w:asciiTheme="minorHAnsi" w:hAnsiTheme="minorHAnsi"/>
               <w:noProof/>
               <w:sz w:val="22"/>
             </w:rPr>
           </w:pPr>
-          <w:hyperlink w:anchor="_Toc219114075" w:history="1">
+          <w:hyperlink w:anchor="_Toc219236378" w:history="1">
             <w:r>
               <w:rPr>
                 <w:rStyle w:val="a8"/>
@@ -1416,7 +1297,6 @@
             </w:r>
             <w:r>
               <w:rPr>
-                <w:rFonts w:cs="Times New Roman"/>
                 <w:noProof/>
                 <w:webHidden/>
               </w:rPr>
@@ -1424,7 +1304,6 @@
             </w:r>
             <w:r>
               <w:rPr>
-                <w:rFonts w:cs="Times New Roman"/>
                 <w:noProof/>
                 <w:webHidden/>
               </w:rPr>
@@ -1432,22 +1311,19 @@
             </w:r>
             <w:r>
               <w:rPr>
-                <w:rFonts w:cs="Times New Roman"/>
-                <w:noProof/>
-                <w:webHidden/>
-              </w:rPr>
-              <w:instrText xml:space="preserve"> PAGEREF _Toc219114075 \h </w:instrText>
-            </w:r>
-            <w:r>
-              <w:rPr>
-                <w:rFonts w:cs="Times New Roman"/>
-                <w:noProof/>
-                <w:webHidden/>
-              </w:rPr>
-            </w:r>
-            <w:r>
-              <w:rPr>
-                <w:rFonts w:cs="Times New Roman"/>
+                <w:noProof/>
+                <w:webHidden/>
+              </w:rPr>
+              <w:instrText xml:space="preserve"> PAGEREF _Toc219236378 \h </w:instrText>
+            </w:r>
+            <w:r>
+              <w:rPr>
+                <w:noProof/>
+                <w:webHidden/>
+              </w:rPr>
+            </w:r>
+            <w:r>
+              <w:rPr>
                 <w:noProof/>
                 <w:webHidden/>
               </w:rPr>
@@ -1455,15 +1331,13 @@
             </w:r>
             <w:r>
               <w:rPr>
-                <w:rFonts w:cs="Times New Roman"/>
-                <w:noProof/>
-                <w:webHidden/>
-              </w:rPr>
-              <w:t>42</w:t>
-            </w:r>
-            <w:r>
-              <w:rPr>
-                <w:rFonts w:cs="Times New Roman"/>
+                <w:noProof/>
+                <w:webHidden/>
+              </w:rPr>
+              <w:t>41</w:t>
+            </w:r>
+            <w:r>
+              <w:rPr>
                 <w:noProof/>
                 <w:webHidden/>
               </w:rPr>
@@ -1478,12 +1352,12 @@
               <w:tab w:val="right" w:leader="dot" w:pos="9628"/>
             </w:tabs>
             <w:rPr>
-              <w:rFonts w:cs="Times New Roman"/>
+              <w:rFonts w:asciiTheme="minorHAnsi" w:hAnsiTheme="minorHAnsi"/>
               <w:noProof/>
               <w:sz w:val="22"/>
             </w:rPr>
           </w:pPr>
-          <w:hyperlink w:anchor="_Toc219114076" w:history="1">
+          <w:hyperlink w:anchor="_Toc219236379" w:history="1">
             <w:r>
               <w:rPr>
                 <w:rStyle w:val="a8"/>
@@ -1495,7 +1369,6 @@
             </w:r>
             <w:r>
               <w:rPr>
-                <w:rFonts w:cs="Times New Roman"/>
                 <w:noProof/>
                 <w:webHidden/>
               </w:rPr>
@@ -1503,7 +1376,6 @@
             </w:r>
             <w:r>
               <w:rPr>
-                <w:rFonts w:cs="Times New Roman"/>
                 <w:noProof/>
                 <w:webHidden/>
               </w:rPr>
@@ -1511,22 +1383,19 @@
             </w:r>
             <w:r>
               <w:rPr>
-                <w:rFonts w:cs="Times New Roman"/>
-                <w:noProof/>
-                <w:webHidden/>
-              </w:rPr>
-              <w:instrText xml:space="preserve"> PAGEREF _Toc219114076 \h </w:instrText>
-            </w:r>
-            <w:r>
-              <w:rPr>
-                <w:rFonts w:cs="Times New Roman"/>
-                <w:noProof/>
-                <w:webHidden/>
-              </w:rPr>
-            </w:r>
-            <w:r>
-              <w:rPr>
-                <w:rFonts w:cs="Times New Roman"/>
+                <w:noProof/>
+                <w:webHidden/>
+              </w:rPr>
+              <w:instrText xml:space="preserve"> PAGEREF _Toc219236379 \h </w:instrText>
+            </w:r>
+            <w:r>
+              <w:rPr>
+                <w:noProof/>
+                <w:webHidden/>
+              </w:rPr>
+            </w:r>
+            <w:r>
+              <w:rPr>
                 <w:noProof/>
                 <w:webHidden/>
               </w:rPr>
@@ -1534,15 +1403,13 @@
             </w:r>
             <w:r>
               <w:rPr>
-                <w:rFonts w:cs="Times New Roman"/>
-                <w:noProof/>
-                <w:webHidden/>
-              </w:rPr>
-              <w:t>42</w:t>
-            </w:r>
-            <w:r>
-              <w:rPr>
-                <w:rFonts w:cs="Times New Roman"/>
+                <w:noProof/>
+                <w:webHidden/>
+              </w:rPr>
+              <w:t>41</w:t>
+            </w:r>
+            <w:r>
+              <w:rPr>
                 <w:noProof/>
                 <w:webHidden/>
               </w:rPr>
@@ -1557,12 +1424,12 @@
               <w:tab w:val="right" w:leader="dot" w:pos="9628"/>
             </w:tabs>
             <w:rPr>
-              <w:rFonts w:cs="Times New Roman"/>
+              <w:rFonts w:asciiTheme="minorHAnsi" w:hAnsiTheme="minorHAnsi"/>
               <w:noProof/>
               <w:sz w:val="22"/>
             </w:rPr>
           </w:pPr>
-          <w:hyperlink w:anchor="_Toc219114077" w:history="1">
+          <w:hyperlink w:anchor="_Toc219236380" w:history="1">
             <w:r>
               <w:rPr>
                 <w:rStyle w:val="a8"/>
@@ -1574,7 +1441,6 @@
             </w:r>
             <w:r>
               <w:rPr>
-                <w:rFonts w:cs="Times New Roman"/>
                 <w:noProof/>
                 <w:webHidden/>
               </w:rPr>
@@ -1582,7 +1448,6 @@
             </w:r>
             <w:r>
               <w:rPr>
-                <w:rFonts w:cs="Times New Roman"/>
                 <w:noProof/>
                 <w:webHidden/>
               </w:rPr>
@@ -1590,22 +1455,19 @@
             </w:r>
             <w:r>
               <w:rPr>
-                <w:rFonts w:cs="Times New Roman"/>
-                <w:noProof/>
-                <w:webHidden/>
-              </w:rPr>
-              <w:instrText xml:space="preserve"> PAGEREF _Toc219114077 \h </w:instrText>
-            </w:r>
-            <w:r>
-              <w:rPr>
-                <w:rFonts w:cs="Times New Roman"/>
-                <w:noProof/>
-                <w:webHidden/>
-              </w:rPr>
-            </w:r>
-            <w:r>
-              <w:rPr>
-                <w:rFonts w:cs="Times New Roman"/>
+                <w:noProof/>
+                <w:webHidden/>
+              </w:rPr>
+              <w:instrText xml:space="preserve"> PAGEREF _Toc219236380 \h </w:instrText>
+            </w:r>
+            <w:r>
+              <w:rPr>
+                <w:noProof/>
+                <w:webHidden/>
+              </w:rPr>
+            </w:r>
+            <w:r>
+              <w:rPr>
                 <w:noProof/>
                 <w:webHidden/>
               </w:rPr>
@@ -1613,15 +1475,13 @@
             </w:r>
             <w:r>
               <w:rPr>
-                <w:rFonts w:cs="Times New Roman"/>
-                <w:noProof/>
-                <w:webHidden/>
-              </w:rPr>
-              <w:t>44</w:t>
-            </w:r>
-            <w:r>
-              <w:rPr>
-                <w:rFonts w:cs="Times New Roman"/>
+                <w:noProof/>
+                <w:webHidden/>
+              </w:rPr>
+              <w:t>43</w:t>
+            </w:r>
+            <w:r>
+              <w:rPr>
                 <w:noProof/>
                 <w:webHidden/>
               </w:rPr>
@@ -1636,12 +1496,12 @@
               <w:tab w:val="right" w:leader="dot" w:pos="9628"/>
             </w:tabs>
             <w:rPr>
-              <w:rFonts w:cs="Times New Roman"/>
+              <w:rFonts w:asciiTheme="minorHAnsi" w:hAnsiTheme="minorHAnsi"/>
               <w:noProof/>
               <w:sz w:val="22"/>
             </w:rPr>
           </w:pPr>
-          <w:hyperlink w:anchor="_Toc219114078" w:history="1">
+          <w:hyperlink w:anchor="_Toc219236381" w:history="1">
             <w:r>
               <w:rPr>
                 <w:rStyle w:val="a8"/>
@@ -1653,7 +1513,6 @@
             </w:r>
             <w:r>
               <w:rPr>
-                <w:rFonts w:cs="Times New Roman"/>
                 <w:noProof/>
                 <w:webHidden/>
               </w:rPr>
@@ -1661,7 +1520,6 @@
             </w:r>
             <w:r>
               <w:rPr>
-                <w:rFonts w:cs="Times New Roman"/>
                 <w:noProof/>
                 <w:webHidden/>
               </w:rPr>
@@ -1669,22 +1527,19 @@
             </w:r>
             <w:r>
               <w:rPr>
-                <w:rFonts w:cs="Times New Roman"/>
-                <w:noProof/>
-                <w:webHidden/>
-              </w:rPr>
-              <w:instrText xml:space="preserve"> PAGEREF _Toc219114078 \h </w:instrText>
-            </w:r>
-            <w:r>
-              <w:rPr>
-                <w:rFonts w:cs="Times New Roman"/>
-                <w:noProof/>
-                <w:webHidden/>
-              </w:rPr>
-            </w:r>
-            <w:r>
-              <w:rPr>
-                <w:rFonts w:cs="Times New Roman"/>
+                <w:noProof/>
+                <w:webHidden/>
+              </w:rPr>
+              <w:instrText xml:space="preserve"> PAGEREF _Toc219236381 \h </w:instrText>
+            </w:r>
+            <w:r>
+              <w:rPr>
+                <w:noProof/>
+                <w:webHidden/>
+              </w:rPr>
+            </w:r>
+            <w:r>
+              <w:rPr>
                 <w:noProof/>
                 <w:webHidden/>
               </w:rPr>
@@ -1692,15 +1547,13 @@
             </w:r>
             <w:r>
               <w:rPr>
-                <w:rFonts w:cs="Times New Roman"/>
-                <w:noProof/>
-                <w:webHidden/>
-              </w:rPr>
-              <w:t>45</w:t>
-            </w:r>
-            <w:r>
-              <w:rPr>
-                <w:rFonts w:cs="Times New Roman"/>
+                <w:noProof/>
+                <w:webHidden/>
+              </w:rPr>
+              <w:t>44</w:t>
+            </w:r>
+            <w:r>
+              <w:rPr>
                 <w:noProof/>
                 <w:webHidden/>
               </w:rPr>
@@ -1715,12 +1568,12 @@
               <w:tab w:val="right" w:leader="dot" w:pos="9628"/>
             </w:tabs>
             <w:rPr>
-              <w:rFonts w:cs="Times New Roman"/>
+              <w:rFonts w:asciiTheme="minorHAnsi" w:hAnsiTheme="minorHAnsi"/>
               <w:noProof/>
               <w:sz w:val="22"/>
             </w:rPr>
           </w:pPr>
-          <w:hyperlink w:anchor="_Toc219114079" w:history="1">
+          <w:hyperlink w:anchor="_Toc219236382" w:history="1">
             <w:r>
               <w:rPr>
                 <w:rStyle w:val="a8"/>
@@ -1732,7 +1585,6 @@
             </w:r>
             <w:r>
               <w:rPr>
-                <w:rFonts w:cs="Times New Roman"/>
                 <w:noProof/>
                 <w:webHidden/>
               </w:rPr>
@@ -1740,7 +1592,6 @@
             </w:r>
             <w:r>
               <w:rPr>
-                <w:rFonts w:cs="Times New Roman"/>
                 <w:noProof/>
                 <w:webHidden/>
               </w:rPr>
@@ -1748,22 +1599,19 @@
             </w:r>
             <w:r>
               <w:rPr>
-                <w:rFonts w:cs="Times New Roman"/>
-                <w:noProof/>
-                <w:webHidden/>
-              </w:rPr>
-              <w:instrText xml:space="preserve"> PAGEREF _Toc219114079 \h </w:instrText>
-            </w:r>
-            <w:r>
-              <w:rPr>
-                <w:rFonts w:cs="Times New Roman"/>
-                <w:noProof/>
-                <w:webHidden/>
-              </w:rPr>
-            </w:r>
-            <w:r>
-              <w:rPr>
-                <w:rFonts w:cs="Times New Roman"/>
+                <w:noProof/>
+                <w:webHidden/>
+              </w:rPr>
+              <w:instrText xml:space="preserve"> PAGEREF _Toc219236382 \h </w:instrText>
+            </w:r>
+            <w:r>
+              <w:rPr>
+                <w:noProof/>
+                <w:webHidden/>
+              </w:rPr>
+            </w:r>
+            <w:r>
+              <w:rPr>
                 <w:noProof/>
                 <w:webHidden/>
               </w:rPr>
@@ -1771,15 +1619,13 @@
             </w:r>
             <w:r>
               <w:rPr>
-                <w:rFonts w:cs="Times New Roman"/>
-                <w:noProof/>
-                <w:webHidden/>
-              </w:rPr>
-              <w:t>45</w:t>
-            </w:r>
-            <w:r>
-              <w:rPr>
-                <w:rFonts w:cs="Times New Roman"/>
+                <w:noProof/>
+                <w:webHidden/>
+              </w:rPr>
+              <w:t>44</w:t>
+            </w:r>
+            <w:r>
+              <w:rPr>
                 <w:noProof/>
                 <w:webHidden/>
               </w:rPr>
@@ -1794,12 +1640,12 @@
               <w:tab w:val="right" w:leader="dot" w:pos="9628"/>
             </w:tabs>
             <w:rPr>
-              <w:rFonts w:cs="Times New Roman"/>
+              <w:rFonts w:asciiTheme="minorHAnsi" w:hAnsiTheme="minorHAnsi"/>
               <w:noProof/>
               <w:sz w:val="22"/>
             </w:rPr>
           </w:pPr>
-          <w:hyperlink w:anchor="_Toc219114080" w:history="1">
+          <w:hyperlink w:anchor="_Toc219236383" w:history="1">
             <w:r>
               <w:rPr>
                 <w:rStyle w:val="a8"/>
@@ -1811,7 +1657,6 @@
             </w:r>
             <w:r>
               <w:rPr>
-                <w:rFonts w:cs="Times New Roman"/>
                 <w:noProof/>
                 <w:webHidden/>
               </w:rPr>
@@ -1819,7 +1664,6 @@
             </w:r>
             <w:r>
               <w:rPr>
-                <w:rFonts w:cs="Times New Roman"/>
                 <w:noProof/>
                 <w:webHidden/>
               </w:rPr>
@@ -1827,22 +1671,19 @@
             </w:r>
             <w:r>
               <w:rPr>
-                <w:rFonts w:cs="Times New Roman"/>
-                <w:noProof/>
-                <w:webHidden/>
-              </w:rPr>
-              <w:instrText xml:space="preserve"> PAGEREF _Toc219114080 \h </w:instrText>
-            </w:r>
-            <w:r>
-              <w:rPr>
-                <w:rFonts w:cs="Times New Roman"/>
-                <w:noProof/>
-                <w:webHidden/>
-              </w:rPr>
-            </w:r>
-            <w:r>
-              <w:rPr>
-                <w:rFonts w:cs="Times New Roman"/>
+                <w:noProof/>
+                <w:webHidden/>
+              </w:rPr>
+              <w:instrText xml:space="preserve"> PAGEREF _Toc219236383 \h </w:instrText>
+            </w:r>
+            <w:r>
+              <w:rPr>
+                <w:noProof/>
+                <w:webHidden/>
+              </w:rPr>
+            </w:r>
+            <w:r>
+              <w:rPr>
                 <w:noProof/>
                 <w:webHidden/>
               </w:rPr>
@@ -1850,15 +1691,13 @@
             </w:r>
             <w:r>
               <w:rPr>
-                <w:rFonts w:cs="Times New Roman"/>
-                <w:noProof/>
-                <w:webHidden/>
-              </w:rPr>
-              <w:t>47</w:t>
-            </w:r>
-            <w:r>
-              <w:rPr>
-                <w:rFonts w:cs="Times New Roman"/>
+                <w:noProof/>
+                <w:webHidden/>
+              </w:rPr>
+              <w:t>46</w:t>
+            </w:r>
+            <w:r>
+              <w:rPr>
                 <w:noProof/>
                 <w:webHidden/>
               </w:rPr>
@@ -1873,12 +1712,12 @@
               <w:tab w:val="right" w:leader="dot" w:pos="9628"/>
             </w:tabs>
             <w:rPr>
-              <w:rFonts w:cs="Times New Roman"/>
+              <w:rFonts w:asciiTheme="minorHAnsi" w:hAnsiTheme="minorHAnsi"/>
               <w:noProof/>
               <w:sz w:val="22"/>
             </w:rPr>
           </w:pPr>
-          <w:hyperlink w:anchor="_Toc219114081" w:history="1">
+          <w:hyperlink w:anchor="_Toc219236384" w:history="1">
             <w:r>
               <w:rPr>
                 <w:rStyle w:val="a8"/>
@@ -1890,7 +1729,6 @@
             </w:r>
             <w:r>
               <w:rPr>
-                <w:rFonts w:cs="Times New Roman"/>
                 <w:noProof/>
                 <w:webHidden/>
               </w:rPr>
@@ -1898,7 +1736,6 @@
             </w:r>
             <w:r>
               <w:rPr>
-                <w:rFonts w:cs="Times New Roman"/>
                 <w:noProof/>
                 <w:webHidden/>
               </w:rPr>
@@ -1906,22 +1743,19 @@
             </w:r>
             <w:r>
               <w:rPr>
-                <w:rFonts w:cs="Times New Roman"/>
-                <w:noProof/>
-                <w:webHidden/>
-              </w:rPr>
-              <w:instrText xml:space="preserve"> PAGEREF _Toc219114081 \h </w:instrText>
-            </w:r>
-            <w:r>
-              <w:rPr>
-                <w:rFonts w:cs="Times New Roman"/>
-                <w:noProof/>
-                <w:webHidden/>
-              </w:rPr>
-            </w:r>
-            <w:r>
-              <w:rPr>
-                <w:rFonts w:cs="Times New Roman"/>
+                <w:noProof/>
+                <w:webHidden/>
+              </w:rPr>
+              <w:instrText xml:space="preserve"> PAGEREF _Toc219236384 \h </w:instrText>
+            </w:r>
+            <w:r>
+              <w:rPr>
+                <w:noProof/>
+                <w:webHidden/>
+              </w:rPr>
+            </w:r>
+            <w:r>
+              <w:rPr>
                 <w:noProof/>
                 <w:webHidden/>
               </w:rPr>
@@ -1929,15 +1763,13 @@
             </w:r>
             <w:r>
               <w:rPr>
-                <w:rFonts w:cs="Times New Roman"/>
-                <w:noProof/>
-                <w:webHidden/>
-              </w:rPr>
-              <w:t>47</w:t>
-            </w:r>
-            <w:r>
-              <w:rPr>
-                <w:rFonts w:cs="Times New Roman"/>
+                <w:noProof/>
+                <w:webHidden/>
+              </w:rPr>
+              <w:t>46</w:t>
+            </w:r>
+            <w:r>
+              <w:rPr>
                 <w:noProof/>
                 <w:webHidden/>
               </w:rPr>
@@ -1952,12 +1784,12 @@
               <w:tab w:val="right" w:leader="dot" w:pos="9628"/>
             </w:tabs>
             <w:rPr>
-              <w:rFonts w:cs="Times New Roman"/>
+              <w:rFonts w:asciiTheme="minorHAnsi" w:hAnsiTheme="minorHAnsi"/>
               <w:noProof/>
               <w:sz w:val="22"/>
             </w:rPr>
           </w:pPr>
-          <w:hyperlink w:anchor="_Toc219114082" w:history="1">
+          <w:hyperlink w:anchor="_Toc219236385" w:history="1">
             <w:r>
               <w:rPr>
                 <w:rStyle w:val="a8"/>
@@ -1969,7 +1801,6 @@
             </w:r>
             <w:r>
               <w:rPr>
-                <w:rFonts w:cs="Times New Roman"/>
                 <w:noProof/>
                 <w:webHidden/>
               </w:rPr>
@@ -1977,7 +1808,6 @@
             </w:r>
             <w:r>
               <w:rPr>
-                <w:rFonts w:cs="Times New Roman"/>
                 <w:noProof/>
                 <w:webHidden/>
               </w:rPr>
@@ -1985,22 +1815,19 @@
             </w:r>
             <w:r>
               <w:rPr>
-                <w:rFonts w:cs="Times New Roman"/>
-                <w:noProof/>
-                <w:webHidden/>
-              </w:rPr>
-              <w:instrText xml:space="preserve"> PAGEREF _Toc219114082 \h </w:instrText>
-            </w:r>
-            <w:r>
-              <w:rPr>
-                <w:rFonts w:cs="Times New Roman"/>
-                <w:noProof/>
-                <w:webHidden/>
-              </w:rPr>
-            </w:r>
-            <w:r>
-              <w:rPr>
-                <w:rFonts w:cs="Times New Roman"/>
+                <w:noProof/>
+                <w:webHidden/>
+              </w:rPr>
+              <w:instrText xml:space="preserve"> PAGEREF _Toc219236385 \h </w:instrText>
+            </w:r>
+            <w:r>
+              <w:rPr>
+                <w:noProof/>
+                <w:webHidden/>
+              </w:rPr>
+            </w:r>
+            <w:r>
+              <w:rPr>
                 <w:noProof/>
                 <w:webHidden/>
               </w:rPr>
@@ -2008,15 +1835,13 @@
             </w:r>
             <w:r>
               <w:rPr>
-                <w:rFonts w:cs="Times New Roman"/>
-                <w:noProof/>
-                <w:webHidden/>
-              </w:rPr>
-              <w:t>48</w:t>
-            </w:r>
-            <w:r>
-              <w:rPr>
-                <w:rFonts w:cs="Times New Roman"/>
+                <w:noProof/>
+                <w:webHidden/>
+              </w:rPr>
+              <w:t>47</w:t>
+            </w:r>
+            <w:r>
+              <w:rPr>
                 <w:noProof/>
                 <w:webHidden/>
               </w:rPr>
@@ -2031,12 +1856,12 @@
               <w:tab w:val="right" w:leader="dot" w:pos="9628"/>
             </w:tabs>
             <w:rPr>
-              <w:rFonts w:cs="Times New Roman"/>
+              <w:rFonts w:asciiTheme="minorHAnsi" w:hAnsiTheme="minorHAnsi"/>
               <w:noProof/>
               <w:sz w:val="22"/>
             </w:rPr>
           </w:pPr>
-          <w:hyperlink w:anchor="_Toc219114083" w:history="1">
+          <w:hyperlink w:anchor="_Toc219236386" w:history="1">
             <w:r>
               <w:rPr>
                 <w:rStyle w:val="a8"/>
@@ -2048,7 +1873,6 @@
             </w:r>
             <w:r>
               <w:rPr>
-                <w:rFonts w:cs="Times New Roman"/>
                 <w:noProof/>
                 <w:webHidden/>
               </w:rPr>
@@ -2056,7 +1880,6 @@
             </w:r>
             <w:r>
               <w:rPr>
-                <w:rFonts w:cs="Times New Roman"/>
                 <w:noProof/>
                 <w:webHidden/>
               </w:rPr>
@@ -2064,22 +1887,19 @@
             </w:r>
             <w:r>
               <w:rPr>
-                <w:rFonts w:cs="Times New Roman"/>
-                <w:noProof/>
-                <w:webHidden/>
-              </w:rPr>
-              <w:instrText xml:space="preserve"> PAGEREF _Toc219114083 \h </w:instrText>
-            </w:r>
-            <w:r>
-              <w:rPr>
-                <w:rFonts w:cs="Times New Roman"/>
-                <w:noProof/>
-                <w:webHidden/>
-              </w:rPr>
-            </w:r>
-            <w:r>
-              <w:rPr>
-                <w:rFonts w:cs="Times New Roman"/>
+                <w:noProof/>
+                <w:webHidden/>
+              </w:rPr>
+              <w:instrText xml:space="preserve"> PAGEREF _Toc219236386 \h </w:instrText>
+            </w:r>
+            <w:r>
+              <w:rPr>
+                <w:noProof/>
+                <w:webHidden/>
+              </w:rPr>
+            </w:r>
+            <w:r>
+              <w:rPr>
                 <w:noProof/>
                 <w:webHidden/>
               </w:rPr>
@@ -2087,15 +1907,13 @@
             </w:r>
             <w:r>
               <w:rPr>
-                <w:rFonts w:cs="Times New Roman"/>
-                <w:noProof/>
-                <w:webHidden/>
-              </w:rPr>
-              <w:t>50</w:t>
-            </w:r>
-            <w:r>
-              <w:rPr>
-                <w:rFonts w:cs="Times New Roman"/>
+                <w:noProof/>
+                <w:webHidden/>
+              </w:rPr>
+              <w:t>49</w:t>
+            </w:r>
+            <w:r>
+              <w:rPr>
                 <w:noProof/>
                 <w:webHidden/>
               </w:rPr>
@@ -2110,12 +1928,12 @@
               <w:tab w:val="right" w:leader="dot" w:pos="9628"/>
             </w:tabs>
             <w:rPr>
-              <w:rFonts w:cs="Times New Roman"/>
+              <w:rFonts w:asciiTheme="minorHAnsi" w:hAnsiTheme="minorHAnsi"/>
               <w:noProof/>
               <w:sz w:val="22"/>
             </w:rPr>
           </w:pPr>
-          <w:hyperlink w:anchor="_Toc219114084" w:history="1">
+          <w:hyperlink w:anchor="_Toc219236387" w:history="1">
             <w:r>
               <w:rPr>
                 <w:rStyle w:val="a8"/>
@@ -2144,7 +1962,6 @@
             </w:r>
             <w:r>
               <w:rPr>
-                <w:rFonts w:cs="Times New Roman"/>
                 <w:noProof/>
                 <w:webHidden/>
               </w:rPr>
@@ -2152,7 +1969,6 @@
             </w:r>
             <w:r>
               <w:rPr>
-                <w:rFonts w:cs="Times New Roman"/>
                 <w:noProof/>
                 <w:webHidden/>
               </w:rPr>
@@ -2160,22 +1976,19 @@
             </w:r>
             <w:r>
               <w:rPr>
-                <w:rFonts w:cs="Times New Roman"/>
-                <w:noProof/>
-                <w:webHidden/>
-              </w:rPr>
-              <w:instrText xml:space="preserve"> PAGEREF _Toc219114084 \h </w:instrText>
-            </w:r>
-            <w:r>
-              <w:rPr>
-                <w:rFonts w:cs="Times New Roman"/>
-                <w:noProof/>
-                <w:webHidden/>
-              </w:rPr>
-            </w:r>
-            <w:r>
-              <w:rPr>
-                <w:rFonts w:cs="Times New Roman"/>
+                <w:noProof/>
+                <w:webHidden/>
+              </w:rPr>
+              <w:instrText xml:space="preserve"> PAGEREF _Toc219236387 \h </w:instrText>
+            </w:r>
+            <w:r>
+              <w:rPr>
+                <w:noProof/>
+                <w:webHidden/>
+              </w:rPr>
+            </w:r>
+            <w:r>
+              <w:rPr>
                 <w:noProof/>
                 <w:webHidden/>
               </w:rPr>
@@ -2183,15 +1996,13 @@
             </w:r>
             <w:r>
               <w:rPr>
-                <w:rFonts w:cs="Times New Roman"/>
-                <w:noProof/>
-                <w:webHidden/>
-              </w:rPr>
-              <w:t>50</w:t>
-            </w:r>
-            <w:r>
-              <w:rPr>
-                <w:rFonts w:cs="Times New Roman"/>
+                <w:noProof/>
+                <w:webHidden/>
+              </w:rPr>
+              <w:t>49</w:t>
+            </w:r>
+            <w:r>
+              <w:rPr>
                 <w:noProof/>
                 <w:webHidden/>
               </w:rPr>
@@ -2206,12 +2017,12 @@
               <w:tab w:val="right" w:leader="dot" w:pos="9628"/>
             </w:tabs>
             <w:rPr>
-              <w:rFonts w:cs="Times New Roman"/>
+              <w:rFonts w:asciiTheme="minorHAnsi" w:hAnsiTheme="minorHAnsi"/>
               <w:noProof/>
               <w:sz w:val="22"/>
             </w:rPr>
           </w:pPr>
-          <w:hyperlink w:anchor="_Toc219114085" w:history="1">
+          <w:hyperlink w:anchor="_Toc219236388" w:history="1">
             <w:r>
               <w:rPr>
                 <w:rStyle w:val="a8"/>
@@ -2223,7 +2034,6 @@
             </w:r>
             <w:r>
               <w:rPr>
-                <w:rFonts w:cs="Times New Roman"/>
                 <w:noProof/>
                 <w:webHidden/>
               </w:rPr>
@@ -2231,7 +2041,6 @@
             </w:r>
             <w:r>
               <w:rPr>
-                <w:rFonts w:cs="Times New Roman"/>
                 <w:noProof/>
                 <w:webHidden/>
               </w:rPr>
@@ -2239,22 +2048,19 @@
             </w:r>
             <w:r>
               <w:rPr>
-                <w:rFonts w:cs="Times New Roman"/>
-                <w:noProof/>
-                <w:webHidden/>
-              </w:rPr>
-              <w:instrText xml:space="preserve"> PAGEREF _Toc219114085 \h </w:instrText>
-            </w:r>
-            <w:r>
-              <w:rPr>
-                <w:rFonts w:cs="Times New Roman"/>
-                <w:noProof/>
-                <w:webHidden/>
-              </w:rPr>
-            </w:r>
-            <w:r>
-              <w:rPr>
-                <w:rFonts w:cs="Times New Roman"/>
+                <w:noProof/>
+                <w:webHidden/>
+              </w:rPr>
+              <w:instrText xml:space="preserve"> PAGEREF _Toc219236388 \h </w:instrText>
+            </w:r>
+            <w:r>
+              <w:rPr>
+                <w:noProof/>
+                <w:webHidden/>
+              </w:rPr>
+            </w:r>
+            <w:r>
+              <w:rPr>
                 <w:noProof/>
                 <w:webHidden/>
               </w:rPr>
@@ -2262,15 +2068,13 @@
             </w:r>
             <w:r>
               <w:rPr>
-                <w:rFonts w:cs="Times New Roman"/>
-                <w:noProof/>
-                <w:webHidden/>
-              </w:rPr>
-              <w:t>51</w:t>
-            </w:r>
-            <w:r>
-              <w:rPr>
-                <w:rFonts w:cs="Times New Roman"/>
+                <w:noProof/>
+                <w:webHidden/>
+              </w:rPr>
+              <w:t>50</w:t>
+            </w:r>
+            <w:r>
+              <w:rPr>
                 <w:noProof/>
                 <w:webHidden/>
               </w:rPr>
@@ -2285,12 +2089,12 @@
               <w:tab w:val="right" w:leader="dot" w:pos="9628"/>
             </w:tabs>
             <w:rPr>
-              <w:rFonts w:cs="Times New Roman"/>
+              <w:rFonts w:asciiTheme="minorHAnsi" w:hAnsiTheme="minorHAnsi"/>
               <w:noProof/>
               <w:sz w:val="22"/>
             </w:rPr>
           </w:pPr>
-          <w:hyperlink w:anchor="_Toc219114086" w:history="1">
+          <w:hyperlink w:anchor="_Toc219236389" w:history="1">
             <w:r>
               <w:rPr>
                 <w:rStyle w:val="a8"/>
@@ -2302,7 +2106,6 @@
             </w:r>
             <w:r>
               <w:rPr>
-                <w:rFonts w:cs="Times New Roman"/>
                 <w:noProof/>
                 <w:webHidden/>
               </w:rPr>
@@ -2310,7 +2113,6 @@
             </w:r>
             <w:r>
               <w:rPr>
-                <w:rFonts w:cs="Times New Roman"/>
                 <w:noProof/>
                 <w:webHidden/>
               </w:rPr>
@@ -2318,22 +2120,19 @@
             </w:r>
             <w:r>
               <w:rPr>
-                <w:rFonts w:cs="Times New Roman"/>
-                <w:noProof/>
-                <w:webHidden/>
-              </w:rPr>
-              <w:instrText xml:space="preserve"> PAGEREF _Toc219114086 \h </w:instrText>
-            </w:r>
-            <w:r>
-              <w:rPr>
-                <w:rFonts w:cs="Times New Roman"/>
-                <w:noProof/>
-                <w:webHidden/>
-              </w:rPr>
-            </w:r>
-            <w:r>
-              <w:rPr>
-                <w:rFonts w:cs="Times New Roman"/>
+                <w:noProof/>
+                <w:webHidden/>
+              </w:rPr>
+              <w:instrText xml:space="preserve"> PAGEREF _Toc219236389 \h </w:instrText>
+            </w:r>
+            <w:r>
+              <w:rPr>
+                <w:noProof/>
+                <w:webHidden/>
+              </w:rPr>
+            </w:r>
+            <w:r>
+              <w:rPr>
                 <w:noProof/>
                 <w:webHidden/>
               </w:rPr>
@@ -2341,15 +2140,13 @@
             </w:r>
             <w:r>
               <w:rPr>
-                <w:rFonts w:cs="Times New Roman"/>
-                <w:noProof/>
-                <w:webHidden/>
-              </w:rPr>
-              <w:t>52</w:t>
-            </w:r>
-            <w:r>
-              <w:rPr>
-                <w:rFonts w:cs="Times New Roman"/>
+                <w:noProof/>
+                <w:webHidden/>
+              </w:rPr>
+              <w:t>51</w:t>
+            </w:r>
+            <w:r>
+              <w:rPr>
                 <w:noProof/>
                 <w:webHidden/>
               </w:rPr>
@@ -2364,12 +2161,12 @@
               <w:tab w:val="right" w:leader="dot" w:pos="9628"/>
             </w:tabs>
             <w:rPr>
-              <w:rFonts w:cs="Times New Roman"/>
+              <w:rFonts w:asciiTheme="minorHAnsi" w:hAnsiTheme="minorHAnsi"/>
               <w:noProof/>
               <w:sz w:val="22"/>
             </w:rPr>
           </w:pPr>
-          <w:hyperlink w:anchor="_Toc219114087" w:history="1">
+          <w:hyperlink w:anchor="_Toc219236390" w:history="1">
             <w:r>
               <w:rPr>
                 <w:rStyle w:val="a8"/>
@@ -2381,7 +2178,6 @@
             </w:r>
             <w:r>
               <w:rPr>
-                <w:rFonts w:cs="Times New Roman"/>
                 <w:noProof/>
                 <w:webHidden/>
               </w:rPr>
@@ -2389,7 +2185,6 @@
             </w:r>
             <w:r>
               <w:rPr>
-                <w:rFonts w:cs="Times New Roman"/>
                 <w:noProof/>
                 <w:webHidden/>
               </w:rPr>
@@ -2397,22 +2192,19 @@
             </w:r>
             <w:r>
               <w:rPr>
-                <w:rFonts w:cs="Times New Roman"/>
-                <w:noProof/>
-                <w:webHidden/>
-              </w:rPr>
-              <w:instrText xml:space="preserve"> PAGEREF _Toc219114087 \h </w:instrText>
-            </w:r>
-            <w:r>
-              <w:rPr>
-                <w:rFonts w:cs="Times New Roman"/>
-                <w:noProof/>
-                <w:webHidden/>
-              </w:rPr>
-            </w:r>
-            <w:r>
-              <w:rPr>
-                <w:rFonts w:cs="Times New Roman"/>
+                <w:noProof/>
+                <w:webHidden/>
+              </w:rPr>
+              <w:instrText xml:space="preserve"> PAGEREF _Toc219236390 \h </w:instrText>
+            </w:r>
+            <w:r>
+              <w:rPr>
+                <w:noProof/>
+                <w:webHidden/>
+              </w:rPr>
+            </w:r>
+            <w:r>
+              <w:rPr>
                 <w:noProof/>
                 <w:webHidden/>
               </w:rPr>
@@ -2420,15 +2212,13 @@
             </w:r>
             <w:r>
               <w:rPr>
-                <w:rFonts w:cs="Times New Roman"/>
-                <w:noProof/>
-                <w:webHidden/>
-              </w:rPr>
-              <w:t>52</w:t>
-            </w:r>
-            <w:r>
-              <w:rPr>
-                <w:rFonts w:cs="Times New Roman"/>
+                <w:noProof/>
+                <w:webHidden/>
+              </w:rPr>
+              <w:t>51</w:t>
+            </w:r>
+            <w:r>
+              <w:rPr>
                 <w:noProof/>
                 <w:webHidden/>
               </w:rPr>
@@ -2443,12 +2233,12 @@
               <w:tab w:val="right" w:leader="dot" w:pos="9628"/>
             </w:tabs>
             <w:rPr>
-              <w:rFonts w:cs="Times New Roman"/>
+              <w:rFonts w:asciiTheme="minorHAnsi" w:hAnsiTheme="minorHAnsi"/>
               <w:noProof/>
               <w:sz w:val="22"/>
             </w:rPr>
           </w:pPr>
-          <w:hyperlink w:anchor="_Toc219114088" w:history="1">
+          <w:hyperlink w:anchor="_Toc219236391" w:history="1">
             <w:r>
               <w:rPr>
                 <w:rStyle w:val="a8"/>
@@ -2460,7 +2250,6 @@
             </w:r>
             <w:r>
               <w:rPr>
-                <w:rFonts w:cs="Times New Roman"/>
                 <w:noProof/>
                 <w:webHidden/>
               </w:rPr>
@@ -2468,7 +2257,6 @@
             </w:r>
             <w:r>
               <w:rPr>
-                <w:rFonts w:cs="Times New Roman"/>
                 <w:noProof/>
                 <w:webHidden/>
               </w:rPr>
@@ -2476,22 +2264,19 @@
             </w:r>
             <w:r>
               <w:rPr>
-                <w:rFonts w:cs="Times New Roman"/>
-                <w:noProof/>
-                <w:webHidden/>
-              </w:rPr>
-              <w:instrText xml:space="preserve"> PAGEREF _Toc219114088 \h </w:instrText>
-            </w:r>
-            <w:r>
-              <w:rPr>
-                <w:rFonts w:cs="Times New Roman"/>
-                <w:noProof/>
-                <w:webHidden/>
-              </w:rPr>
-            </w:r>
-            <w:r>
-              <w:rPr>
-                <w:rFonts w:cs="Times New Roman"/>
+                <w:noProof/>
+                <w:webHidden/>
+              </w:rPr>
+              <w:instrText xml:space="preserve"> PAGEREF _Toc219236391 \h </w:instrText>
+            </w:r>
+            <w:r>
+              <w:rPr>
+                <w:noProof/>
+                <w:webHidden/>
+              </w:rPr>
+            </w:r>
+            <w:r>
+              <w:rPr>
                 <w:noProof/>
                 <w:webHidden/>
               </w:rPr>
@@ -2499,15 +2284,13 @@
             </w:r>
             <w:r>
               <w:rPr>
-                <w:rFonts w:cs="Times New Roman"/>
-                <w:noProof/>
-                <w:webHidden/>
-              </w:rPr>
-              <w:t>54</w:t>
-            </w:r>
-            <w:r>
-              <w:rPr>
-                <w:rFonts w:cs="Times New Roman"/>
+                <w:noProof/>
+                <w:webHidden/>
+              </w:rPr>
+              <w:t>53</w:t>
+            </w:r>
+            <w:r>
+              <w:rPr>
                 <w:noProof/>
                 <w:webHidden/>
               </w:rPr>
@@ -2522,12 +2305,12 @@
               <w:tab w:val="right" w:leader="dot" w:pos="9628"/>
             </w:tabs>
             <w:rPr>
-              <w:rFonts w:cs="Times New Roman"/>
+              <w:rFonts w:asciiTheme="minorHAnsi" w:hAnsiTheme="minorHAnsi"/>
               <w:noProof/>
               <w:sz w:val="22"/>
             </w:rPr>
           </w:pPr>
-          <w:hyperlink w:anchor="_Toc219114089" w:history="1">
+          <w:hyperlink w:anchor="_Toc219236392" w:history="1">
             <w:r>
               <w:rPr>
                 <w:rStyle w:val="a8"/>
@@ -2539,7 +2322,6 @@
             </w:r>
             <w:r>
               <w:rPr>
-                <w:rFonts w:cs="Times New Roman"/>
                 <w:noProof/>
                 <w:webHidden/>
               </w:rPr>
@@ -2547,7 +2329,6 @@
             </w:r>
             <w:r>
               <w:rPr>
-                <w:rFonts w:cs="Times New Roman"/>
                 <w:noProof/>
                 <w:webHidden/>
               </w:rPr>
@@ -2555,22 +2336,19 @@
             </w:r>
             <w:r>
               <w:rPr>
-                <w:rFonts w:cs="Times New Roman"/>
-                <w:noProof/>
-                <w:webHidden/>
-              </w:rPr>
-              <w:instrText xml:space="preserve"> PAGEREF _Toc219114089 \h </w:instrText>
-            </w:r>
-            <w:r>
-              <w:rPr>
-                <w:rFonts w:cs="Times New Roman"/>
-                <w:noProof/>
-                <w:webHidden/>
-              </w:rPr>
-            </w:r>
-            <w:r>
-              <w:rPr>
-                <w:rFonts w:cs="Times New Roman"/>
+                <w:noProof/>
+                <w:webHidden/>
+              </w:rPr>
+              <w:instrText xml:space="preserve"> PAGEREF _Toc219236392 \h </w:instrText>
+            </w:r>
+            <w:r>
+              <w:rPr>
+                <w:noProof/>
+                <w:webHidden/>
+              </w:rPr>
+            </w:r>
+            <w:r>
+              <w:rPr>
                 <w:noProof/>
                 <w:webHidden/>
               </w:rPr>
@@ -2578,15 +2356,13 @@
             </w:r>
             <w:r>
               <w:rPr>
-                <w:rFonts w:cs="Times New Roman"/>
-                <w:noProof/>
-                <w:webHidden/>
-              </w:rPr>
-              <w:t>55</w:t>
-            </w:r>
-            <w:r>
-              <w:rPr>
-                <w:rFonts w:cs="Times New Roman"/>
+                <w:noProof/>
+                <w:webHidden/>
+              </w:rPr>
+              <w:t>54</w:t>
+            </w:r>
+            <w:r>
+              <w:rPr>
                 <w:noProof/>
                 <w:webHidden/>
               </w:rPr>
@@ -2601,12 +2377,12 @@
               <w:tab w:val="right" w:leader="dot" w:pos="9628"/>
             </w:tabs>
             <w:rPr>
-              <w:rFonts w:cs="Times New Roman"/>
+              <w:rFonts w:asciiTheme="minorHAnsi" w:hAnsiTheme="minorHAnsi"/>
               <w:noProof/>
               <w:sz w:val="22"/>
             </w:rPr>
           </w:pPr>
-          <w:hyperlink w:anchor="_Toc219114090" w:history="1">
+          <w:hyperlink w:anchor="_Toc219236393" w:history="1">
             <w:r>
               <w:rPr>
                 <w:rStyle w:val="a8"/>
@@ -2619,7 +2395,6 @@
             </w:r>
             <w:r>
               <w:rPr>
-                <w:rFonts w:cs="Times New Roman"/>
                 <w:noProof/>
                 <w:webHidden/>
               </w:rPr>
@@ -2627,7 +2402,6 @@
             </w:r>
             <w:r>
               <w:rPr>
-                <w:rFonts w:cs="Times New Roman"/>
                 <w:noProof/>
                 <w:webHidden/>
               </w:rPr>
@@ -2635,22 +2409,19 @@
             </w:r>
             <w:r>
               <w:rPr>
-                <w:rFonts w:cs="Times New Roman"/>
-                <w:noProof/>
-                <w:webHidden/>
-              </w:rPr>
-              <w:instrText xml:space="preserve"> PAGEREF _Toc219114090 \h </w:instrText>
-            </w:r>
-            <w:r>
-              <w:rPr>
-                <w:rFonts w:cs="Times New Roman"/>
-                <w:noProof/>
-                <w:webHidden/>
-              </w:rPr>
-            </w:r>
-            <w:r>
-              <w:rPr>
-                <w:rFonts w:cs="Times New Roman"/>
+                <w:noProof/>
+                <w:webHidden/>
+              </w:rPr>
+              <w:instrText xml:space="preserve"> PAGEREF _Toc219236393 \h </w:instrText>
+            </w:r>
+            <w:r>
+              <w:rPr>
+                <w:noProof/>
+                <w:webHidden/>
+              </w:rPr>
+            </w:r>
+            <w:r>
+              <w:rPr>
                 <w:noProof/>
                 <w:webHidden/>
               </w:rPr>
@@ -2658,15 +2429,13 @@
             </w:r>
             <w:r>
               <w:rPr>
-                <w:rFonts w:cs="Times New Roman"/>
-                <w:noProof/>
-                <w:webHidden/>
-              </w:rPr>
-              <w:t>57</w:t>
-            </w:r>
-            <w:r>
-              <w:rPr>
-                <w:rFonts w:cs="Times New Roman"/>
+                <w:noProof/>
+                <w:webHidden/>
+              </w:rPr>
+              <w:t>56</w:t>
+            </w:r>
+            <w:r>
+              <w:rPr>
                 <w:noProof/>
                 <w:webHidden/>
               </w:rPr>
@@ -2681,12 +2450,12 @@
               <w:tab w:val="right" w:leader="dot" w:pos="9628"/>
             </w:tabs>
             <w:rPr>
-              <w:rFonts w:cs="Times New Roman"/>
+              <w:rFonts w:asciiTheme="minorHAnsi" w:hAnsiTheme="minorHAnsi"/>
               <w:noProof/>
               <w:sz w:val="22"/>
             </w:rPr>
           </w:pPr>
-          <w:hyperlink w:anchor="_Toc219114091" w:history="1">
+          <w:hyperlink w:anchor="_Toc219236394" w:history="1">
             <w:r>
               <w:rPr>
                 <w:rStyle w:val="a8"/>
@@ -2698,7 +2467,6 @@
             </w:r>
             <w:r>
               <w:rPr>
-                <w:rFonts w:cs="Times New Roman"/>
                 <w:noProof/>
                 <w:webHidden/>
               </w:rPr>
@@ -2706,7 +2474,6 @@
             </w:r>
             <w:r>
               <w:rPr>
-                <w:rFonts w:cs="Times New Roman"/>
                 <w:noProof/>
                 <w:webHidden/>
               </w:rPr>
@@ -2714,22 +2481,19 @@
             </w:r>
             <w:r>
               <w:rPr>
-                <w:rFonts w:cs="Times New Roman"/>
-                <w:noProof/>
-                <w:webHidden/>
-              </w:rPr>
-              <w:instrText xml:space="preserve"> PAGEREF _Toc219114091 \h </w:instrText>
-            </w:r>
-            <w:r>
-              <w:rPr>
-                <w:rFonts w:cs="Times New Roman"/>
-                <w:noProof/>
-                <w:webHidden/>
-              </w:rPr>
-            </w:r>
-            <w:r>
-              <w:rPr>
-                <w:rFonts w:cs="Times New Roman"/>
+                <w:noProof/>
+                <w:webHidden/>
+              </w:rPr>
+              <w:instrText xml:space="preserve"> PAGEREF _Toc219236394 \h </w:instrText>
+            </w:r>
+            <w:r>
+              <w:rPr>
+                <w:noProof/>
+                <w:webHidden/>
+              </w:rPr>
+            </w:r>
+            <w:r>
+              <w:rPr>
                 <w:noProof/>
                 <w:webHidden/>
               </w:rPr>
@@ -2737,15 +2501,13 @@
             </w:r>
             <w:r>
               <w:rPr>
-                <w:rFonts w:cs="Times New Roman"/>
-                <w:noProof/>
-                <w:webHidden/>
-              </w:rPr>
-              <w:t>57</w:t>
-            </w:r>
-            <w:r>
-              <w:rPr>
-                <w:rFonts w:cs="Times New Roman"/>
+                <w:noProof/>
+                <w:webHidden/>
+              </w:rPr>
+              <w:t>56</w:t>
+            </w:r>
+            <w:r>
+              <w:rPr>
                 <w:noProof/>
                 <w:webHidden/>
               </w:rPr>
@@ -2760,12 +2522,12 @@
               <w:tab w:val="right" w:leader="dot" w:pos="9628"/>
             </w:tabs>
             <w:rPr>
-              <w:rFonts w:cs="Times New Roman"/>
+              <w:rFonts w:asciiTheme="minorHAnsi" w:hAnsiTheme="minorHAnsi"/>
               <w:noProof/>
               <w:sz w:val="22"/>
             </w:rPr>
           </w:pPr>
-          <w:hyperlink w:anchor="_Toc219114092" w:history="1">
+          <w:hyperlink w:anchor="_Toc219236395" w:history="1">
             <w:r>
               <w:rPr>
                 <w:rStyle w:val="a8"/>
@@ -2777,7 +2539,6 @@
             </w:r>
             <w:r>
               <w:rPr>
-                <w:rFonts w:cs="Times New Roman"/>
                 <w:noProof/>
                 <w:webHidden/>
               </w:rPr>
@@ -2785,7 +2546,6 @@
             </w:r>
             <w:r>
               <w:rPr>
-                <w:rFonts w:cs="Times New Roman"/>
                 <w:noProof/>
                 <w:webHidden/>
               </w:rPr>
@@ -2793,22 +2553,19 @@
             </w:r>
             <w:r>
               <w:rPr>
-                <w:rFonts w:cs="Times New Roman"/>
-                <w:noProof/>
-                <w:webHidden/>
-              </w:rPr>
-              <w:instrText xml:space="preserve"> PAGEREF _Toc219114092 \h </w:instrText>
-            </w:r>
-            <w:r>
-              <w:rPr>
-                <w:rFonts w:cs="Times New Roman"/>
-                <w:noProof/>
-                <w:webHidden/>
-              </w:rPr>
-            </w:r>
-            <w:r>
-              <w:rPr>
-                <w:rFonts w:cs="Times New Roman"/>
+                <w:noProof/>
+                <w:webHidden/>
+              </w:rPr>
+              <w:instrText xml:space="preserve"> PAGEREF _Toc219236395 \h </w:instrText>
+            </w:r>
+            <w:r>
+              <w:rPr>
+                <w:noProof/>
+                <w:webHidden/>
+              </w:rPr>
+            </w:r>
+            <w:r>
+              <w:rPr>
                 <w:noProof/>
                 <w:webHidden/>
               </w:rPr>
@@ -2816,15 +2573,13 @@
             </w:r>
             <w:r>
               <w:rPr>
-                <w:rFonts w:cs="Times New Roman"/>
-                <w:noProof/>
-                <w:webHidden/>
-              </w:rPr>
-              <w:t>61</w:t>
-            </w:r>
-            <w:r>
-              <w:rPr>
-                <w:rFonts w:cs="Times New Roman"/>
+                <w:noProof/>
+                <w:webHidden/>
+              </w:rPr>
+              <w:t>60</w:t>
+            </w:r>
+            <w:r>
+              <w:rPr>
                 <w:noProof/>
                 <w:webHidden/>
               </w:rPr>
@@ -2839,12 +2594,12 @@
               <w:tab w:val="right" w:leader="dot" w:pos="9628"/>
             </w:tabs>
             <w:rPr>
-              <w:rFonts w:cs="Times New Roman"/>
+              <w:rFonts w:asciiTheme="minorHAnsi" w:hAnsiTheme="minorHAnsi"/>
               <w:noProof/>
               <w:sz w:val="22"/>
             </w:rPr>
           </w:pPr>
-          <w:hyperlink w:anchor="_Toc219114093" w:history="1">
+          <w:hyperlink w:anchor="_Toc219236396" w:history="1">
             <w:r>
               <w:rPr>
                 <w:rStyle w:val="a8"/>
@@ -2856,7 +2611,6 @@
             </w:r>
             <w:r>
               <w:rPr>
-                <w:rFonts w:cs="Times New Roman"/>
                 <w:noProof/>
                 <w:webHidden/>
               </w:rPr>
@@ -2864,7 +2618,6 @@
             </w:r>
             <w:r>
               <w:rPr>
-                <w:rFonts w:cs="Times New Roman"/>
                 <w:noProof/>
                 <w:webHidden/>
               </w:rPr>
@@ -2872,22 +2625,19 @@
             </w:r>
             <w:r>
               <w:rPr>
-                <w:rFonts w:cs="Times New Roman"/>
-                <w:noProof/>
-                <w:webHidden/>
-              </w:rPr>
-              <w:instrText xml:space="preserve"> PAGEREF _Toc219114093 \h </w:instrText>
-            </w:r>
-            <w:r>
-              <w:rPr>
-                <w:rFonts w:cs="Times New Roman"/>
-                <w:noProof/>
-                <w:webHidden/>
-              </w:rPr>
-            </w:r>
-            <w:r>
-              <w:rPr>
-                <w:rFonts w:cs="Times New Roman"/>
+                <w:noProof/>
+                <w:webHidden/>
+              </w:rPr>
+              <w:instrText xml:space="preserve"> PAGEREF _Toc219236396 \h </w:instrText>
+            </w:r>
+            <w:r>
+              <w:rPr>
+                <w:noProof/>
+                <w:webHidden/>
+              </w:rPr>
+            </w:r>
+            <w:r>
+              <w:rPr>
                 <w:noProof/>
                 <w:webHidden/>
               </w:rPr>
@@ -2895,15 +2645,13 @@
             </w:r>
             <w:r>
               <w:rPr>
-                <w:rFonts w:cs="Times New Roman"/>
-                <w:noProof/>
-                <w:webHidden/>
-              </w:rPr>
-              <w:t>64</w:t>
-            </w:r>
-            <w:r>
-              <w:rPr>
-                <w:rFonts w:cs="Times New Roman"/>
+                <w:noProof/>
+                <w:webHidden/>
+              </w:rPr>
+              <w:t>63</w:t>
+            </w:r>
+            <w:r>
+              <w:rPr>
                 <w:noProof/>
                 <w:webHidden/>
               </w:rPr>
@@ -2918,12 +2666,12 @@
               <w:tab w:val="right" w:leader="dot" w:pos="9628"/>
             </w:tabs>
             <w:rPr>
-              <w:rFonts w:cs="Times New Roman"/>
+              <w:rFonts w:asciiTheme="minorHAnsi" w:hAnsiTheme="minorHAnsi"/>
               <w:noProof/>
               <w:sz w:val="22"/>
             </w:rPr>
           </w:pPr>
-          <w:hyperlink w:anchor="_Toc219114094" w:history="1">
+          <w:hyperlink w:anchor="_Toc219236397" w:history="1">
             <w:r>
               <w:rPr>
                 <w:rStyle w:val="a8"/>
@@ -2935,7 +2683,6 @@
             </w:r>
             <w:r>
               <w:rPr>
-                <w:rFonts w:cs="Times New Roman"/>
                 <w:noProof/>
                 <w:webHidden/>
               </w:rPr>
@@ -2943,7 +2690,6 @@
             </w:r>
             <w:r>
               <w:rPr>
-                <w:rFonts w:cs="Times New Roman"/>
                 <w:noProof/>
                 <w:webHidden/>
               </w:rPr>
@@ -2951,22 +2697,19 @@
             </w:r>
             <w:r>
               <w:rPr>
-                <w:rFonts w:cs="Times New Roman"/>
-                <w:noProof/>
-                <w:webHidden/>
-              </w:rPr>
-              <w:instrText xml:space="preserve"> PAGEREF _Toc219114094 \h </w:instrText>
-            </w:r>
-            <w:r>
-              <w:rPr>
-                <w:rFonts w:cs="Times New Roman"/>
-                <w:noProof/>
-                <w:webHidden/>
-              </w:rPr>
-            </w:r>
-            <w:r>
-              <w:rPr>
-                <w:rFonts w:cs="Times New Roman"/>
+                <w:noProof/>
+                <w:webHidden/>
+              </w:rPr>
+              <w:instrText xml:space="preserve"> PAGEREF _Toc219236397 \h </w:instrText>
+            </w:r>
+            <w:r>
+              <w:rPr>
+                <w:noProof/>
+                <w:webHidden/>
+              </w:rPr>
+            </w:r>
+            <w:r>
+              <w:rPr>
                 <w:noProof/>
                 <w:webHidden/>
               </w:rPr>
@@ -2974,15 +2717,13 @@
             </w:r>
             <w:r>
               <w:rPr>
-                <w:rFonts w:cs="Times New Roman"/>
-                <w:noProof/>
-                <w:webHidden/>
-              </w:rPr>
-              <w:t>69</w:t>
-            </w:r>
-            <w:r>
-              <w:rPr>
-                <w:rFonts w:cs="Times New Roman"/>
+                <w:noProof/>
+                <w:webHidden/>
+              </w:rPr>
+              <w:t>68</w:t>
+            </w:r>
+            <w:r>
+              <w:rPr>
                 <w:noProof/>
                 <w:webHidden/>
               </w:rPr>
@@ -2997,12 +2738,12 @@
               <w:tab w:val="right" w:leader="dot" w:pos="9628"/>
             </w:tabs>
             <w:rPr>
-              <w:rFonts w:cs="Times New Roman"/>
+              <w:rFonts w:asciiTheme="minorHAnsi" w:hAnsiTheme="minorHAnsi"/>
               <w:noProof/>
               <w:sz w:val="22"/>
             </w:rPr>
           </w:pPr>
-          <w:hyperlink w:anchor="_Toc219114095" w:history="1">
+          <w:hyperlink w:anchor="_Toc219236398" w:history="1">
             <w:r>
               <w:rPr>
                 <w:rStyle w:val="a8"/>
@@ -3014,7 +2755,6 @@
             </w:r>
             <w:r>
               <w:rPr>
-                <w:rFonts w:cs="Times New Roman"/>
                 <w:noProof/>
                 <w:webHidden/>
               </w:rPr>
@@ -3022,7 +2762,6 @@
             </w:r>
             <w:r>
               <w:rPr>
-                <w:rFonts w:cs="Times New Roman"/>
                 <w:noProof/>
                 <w:webHidden/>
               </w:rPr>
@@ -3030,22 +2769,19 @@
             </w:r>
             <w:r>
               <w:rPr>
-                <w:rFonts w:cs="Times New Roman"/>
-                <w:noProof/>
-                <w:webHidden/>
-              </w:rPr>
-              <w:instrText xml:space="preserve"> PAGEREF _Toc219114095 \h </w:instrText>
-            </w:r>
-            <w:r>
-              <w:rPr>
-                <w:rFonts w:cs="Times New Roman"/>
-                <w:noProof/>
-                <w:webHidden/>
-              </w:rPr>
-            </w:r>
-            <w:r>
-              <w:rPr>
-                <w:rFonts w:cs="Times New Roman"/>
+                <w:noProof/>
+                <w:webHidden/>
+              </w:rPr>
+              <w:instrText xml:space="preserve"> PAGEREF _Toc219236398 \h </w:instrText>
+            </w:r>
+            <w:r>
+              <w:rPr>
+                <w:noProof/>
+                <w:webHidden/>
+              </w:rPr>
+            </w:r>
+            <w:r>
+              <w:rPr>
                 <w:noProof/>
                 <w:webHidden/>
               </w:rPr>
@@ -3053,15 +2789,13 @@
             </w:r>
             <w:r>
               <w:rPr>
-                <w:rFonts w:cs="Times New Roman"/>
-                <w:noProof/>
-                <w:webHidden/>
-              </w:rPr>
-              <w:t>71</w:t>
-            </w:r>
-            <w:r>
-              <w:rPr>
-                <w:rFonts w:cs="Times New Roman"/>
+                <w:noProof/>
+                <w:webHidden/>
+              </w:rPr>
+              <w:t>70</w:t>
+            </w:r>
+            <w:r>
+              <w:rPr>
                 <w:noProof/>
                 <w:webHidden/>
               </w:rPr>
@@ -3076,12 +2810,12 @@
               <w:tab w:val="right" w:leader="dot" w:pos="9628"/>
             </w:tabs>
             <w:rPr>
-              <w:rFonts w:cs="Times New Roman"/>
+              <w:rFonts w:asciiTheme="minorHAnsi" w:hAnsiTheme="minorHAnsi"/>
               <w:noProof/>
               <w:sz w:val="22"/>
             </w:rPr>
           </w:pPr>
-          <w:hyperlink w:anchor="_Toc219114096" w:history="1">
+          <w:hyperlink w:anchor="_Toc219236399" w:history="1">
             <w:r>
               <w:rPr>
                 <w:rStyle w:val="a8"/>
@@ -3094,7 +2828,6 @@
             </w:r>
             <w:r>
               <w:rPr>
-                <w:rFonts w:cs="Times New Roman"/>
                 <w:noProof/>
                 <w:webHidden/>
               </w:rPr>
@@ -3102,7 +2835,6 @@
             </w:r>
             <w:r>
               <w:rPr>
-                <w:rFonts w:cs="Times New Roman"/>
                 <w:noProof/>
                 <w:webHidden/>
               </w:rPr>
@@ -3110,22 +2842,19 @@
             </w:r>
             <w:r>
               <w:rPr>
-                <w:rFonts w:cs="Times New Roman"/>
-                <w:noProof/>
-                <w:webHidden/>
-              </w:rPr>
-              <w:instrText xml:space="preserve"> PAGEREF _Toc219114096 \h </w:instrText>
-            </w:r>
-            <w:r>
-              <w:rPr>
-                <w:rFonts w:cs="Times New Roman"/>
-                <w:noProof/>
-                <w:webHidden/>
-              </w:rPr>
-            </w:r>
-            <w:r>
-              <w:rPr>
-                <w:rFonts w:cs="Times New Roman"/>
+                <w:noProof/>
+                <w:webHidden/>
+              </w:rPr>
+              <w:instrText xml:space="preserve"> PAGEREF _Toc219236399 \h </w:instrText>
+            </w:r>
+            <w:r>
+              <w:rPr>
+                <w:noProof/>
+                <w:webHidden/>
+              </w:rPr>
+            </w:r>
+            <w:r>
+              <w:rPr>
                 <w:noProof/>
                 <w:webHidden/>
               </w:rPr>
@@ -3133,15 +2862,13 @@
             </w:r>
             <w:r>
               <w:rPr>
-                <w:rFonts w:cs="Times New Roman"/>
-                <w:noProof/>
-                <w:webHidden/>
-              </w:rPr>
-              <w:t>72</w:t>
-            </w:r>
-            <w:r>
-              <w:rPr>
-                <w:rFonts w:cs="Times New Roman"/>
+                <w:noProof/>
+                <w:webHidden/>
+              </w:rPr>
+              <w:t>71</w:t>
+            </w:r>
+            <w:r>
+              <w:rPr>
                 <w:noProof/>
                 <w:webHidden/>
               </w:rPr>
@@ -3156,12 +2883,12 @@
               <w:tab w:val="right" w:leader="dot" w:pos="9628"/>
             </w:tabs>
             <w:rPr>
-              <w:rFonts w:cs="Times New Roman"/>
+              <w:rFonts w:asciiTheme="minorHAnsi" w:hAnsiTheme="minorHAnsi"/>
               <w:noProof/>
               <w:sz w:val="22"/>
             </w:rPr>
           </w:pPr>
-          <w:hyperlink w:anchor="_Toc219114097" w:history="1">
+          <w:hyperlink w:anchor="_Toc219236400" w:history="1">
             <w:r>
               <w:rPr>
                 <w:rStyle w:val="a8"/>
@@ -3172,7 +2899,6 @@
             </w:r>
             <w:r>
               <w:rPr>
-                <w:rFonts w:cs="Times New Roman"/>
                 <w:noProof/>
                 <w:webHidden/>
               </w:rPr>
@@ -3180,7 +2906,6 @@
             </w:r>
             <w:r>
               <w:rPr>
-                <w:rFonts w:cs="Times New Roman"/>
                 <w:noProof/>
                 <w:webHidden/>
               </w:rPr>
@@ -3188,22 +2913,19 @@
             </w:r>
             <w:r>
               <w:rPr>
-                <w:rFonts w:cs="Times New Roman"/>
-                <w:noProof/>
-                <w:webHidden/>
-              </w:rPr>
-              <w:instrText xml:space="preserve"> PAGEREF _Toc219114097 \h </w:instrText>
-            </w:r>
-            <w:r>
-              <w:rPr>
-                <w:rFonts w:cs="Times New Roman"/>
-                <w:noProof/>
-                <w:webHidden/>
-              </w:rPr>
-            </w:r>
-            <w:r>
-              <w:rPr>
-                <w:rFonts w:cs="Times New Roman"/>
+                <w:noProof/>
+                <w:webHidden/>
+              </w:rPr>
+              <w:instrText xml:space="preserve"> PAGEREF _Toc219236400 \h </w:instrText>
+            </w:r>
+            <w:r>
+              <w:rPr>
+                <w:noProof/>
+                <w:webHidden/>
+              </w:rPr>
+            </w:r>
+            <w:r>
+              <w:rPr>
                 <w:noProof/>
                 <w:webHidden/>
               </w:rPr>
@@ -3211,15 +2933,13 @@
             </w:r>
             <w:r>
               <w:rPr>
-                <w:rFonts w:cs="Times New Roman"/>
-                <w:noProof/>
-                <w:webHidden/>
-              </w:rPr>
-              <w:t>72</w:t>
-            </w:r>
-            <w:r>
-              <w:rPr>
-                <w:rFonts w:cs="Times New Roman"/>
+                <w:noProof/>
+                <w:webHidden/>
+              </w:rPr>
+              <w:t>71</w:t>
+            </w:r>
+            <w:r>
+              <w:rPr>
                 <w:noProof/>
                 <w:webHidden/>
               </w:rPr>
@@ -3234,12 +2954,12 @@
               <w:tab w:val="right" w:leader="dot" w:pos="9628"/>
             </w:tabs>
             <w:rPr>
-              <w:rFonts w:cs="Times New Roman"/>
+              <w:rFonts w:asciiTheme="minorHAnsi" w:hAnsiTheme="minorHAnsi"/>
               <w:noProof/>
               <w:sz w:val="22"/>
             </w:rPr>
           </w:pPr>
-          <w:hyperlink w:anchor="_Toc219114098" w:history="1">
+          <w:hyperlink w:anchor="_Toc219236401" w:history="1">
             <w:r>
               <w:rPr>
                 <w:rStyle w:val="a8"/>
@@ -3251,7 +2971,6 @@
             </w:r>
             <w:r>
               <w:rPr>
-                <w:rFonts w:cs="Times New Roman"/>
                 <w:noProof/>
                 <w:webHidden/>
               </w:rPr>
@@ -3259,7 +2978,6 @@
             </w:r>
             <w:r>
               <w:rPr>
-                <w:rFonts w:cs="Times New Roman"/>
                 <w:noProof/>
                 <w:webHidden/>
               </w:rPr>
@@ -3267,22 +2985,19 @@
             </w:r>
             <w:r>
               <w:rPr>
-                <w:rFonts w:cs="Times New Roman"/>
-                <w:noProof/>
-                <w:webHidden/>
-              </w:rPr>
-              <w:instrText xml:space="preserve"> PAGEREF _Toc219114098 \h </w:instrText>
-            </w:r>
-            <w:r>
-              <w:rPr>
-                <w:rFonts w:cs="Times New Roman"/>
-                <w:noProof/>
-                <w:webHidden/>
-              </w:rPr>
-            </w:r>
-            <w:r>
-              <w:rPr>
-                <w:rFonts w:cs="Times New Roman"/>
+                <w:noProof/>
+                <w:webHidden/>
+              </w:rPr>
+              <w:instrText xml:space="preserve"> PAGEREF _Toc219236401 \h </w:instrText>
+            </w:r>
+            <w:r>
+              <w:rPr>
+                <w:noProof/>
+                <w:webHidden/>
+              </w:rPr>
+            </w:r>
+            <w:r>
+              <w:rPr>
                 <w:noProof/>
                 <w:webHidden/>
               </w:rPr>
@@ -3290,15 +3005,13 @@
             </w:r>
             <w:r>
               <w:rPr>
-                <w:rFonts w:cs="Times New Roman"/>
-                <w:noProof/>
-                <w:webHidden/>
-              </w:rPr>
-              <w:t>75</w:t>
-            </w:r>
-            <w:r>
-              <w:rPr>
-                <w:rFonts w:cs="Times New Roman"/>
+                <w:noProof/>
+                <w:webHidden/>
+              </w:rPr>
+              <w:t>74</w:t>
+            </w:r>
+            <w:r>
+              <w:rPr>
                 <w:noProof/>
                 <w:webHidden/>
               </w:rPr>
@@ -3313,12 +3026,12 @@
               <w:tab w:val="right" w:leader="dot" w:pos="9628"/>
             </w:tabs>
             <w:rPr>
-              <w:rFonts w:cs="Times New Roman"/>
+              <w:rFonts w:asciiTheme="minorHAnsi" w:hAnsiTheme="minorHAnsi"/>
               <w:noProof/>
               <w:sz w:val="22"/>
             </w:rPr>
           </w:pPr>
-          <w:hyperlink w:anchor="_Toc219114099" w:history="1">
+          <w:hyperlink w:anchor="_Toc219236402" w:history="1">
             <w:r>
               <w:rPr>
                 <w:rStyle w:val="a8"/>
@@ -3330,7 +3043,6 @@
             </w:r>
             <w:r>
               <w:rPr>
-                <w:rFonts w:cs="Times New Roman"/>
                 <w:noProof/>
                 <w:webHidden/>
               </w:rPr>
@@ -3338,7 +3050,6 @@
             </w:r>
             <w:r>
               <w:rPr>
-                <w:rFonts w:cs="Times New Roman"/>
                 <w:noProof/>
                 <w:webHidden/>
               </w:rPr>
@@ -3346,22 +3057,19 @@
             </w:r>
             <w:r>
               <w:rPr>
-                <w:rFonts w:cs="Times New Roman"/>
-                <w:noProof/>
-                <w:webHidden/>
-              </w:rPr>
-              <w:instrText xml:space="preserve"> PAGEREF _Toc219114099 \h </w:instrText>
-            </w:r>
-            <w:r>
-              <w:rPr>
-                <w:rFonts w:cs="Times New Roman"/>
-                <w:noProof/>
-                <w:webHidden/>
-              </w:rPr>
-            </w:r>
-            <w:r>
-              <w:rPr>
-                <w:rFonts w:cs="Times New Roman"/>
+                <w:noProof/>
+                <w:webHidden/>
+              </w:rPr>
+              <w:instrText xml:space="preserve"> PAGEREF _Toc219236402 \h </w:instrText>
+            </w:r>
+            <w:r>
+              <w:rPr>
+                <w:noProof/>
+                <w:webHidden/>
+              </w:rPr>
+            </w:r>
+            <w:r>
+              <w:rPr>
                 <w:noProof/>
                 <w:webHidden/>
               </w:rPr>
@@ -3369,15 +3077,13 @@
             </w:r>
             <w:r>
               <w:rPr>
-                <w:rFonts w:cs="Times New Roman"/>
-                <w:noProof/>
-                <w:webHidden/>
-              </w:rPr>
-              <w:t>76</w:t>
-            </w:r>
-            <w:r>
-              <w:rPr>
-                <w:rFonts w:cs="Times New Roman"/>
+                <w:noProof/>
+                <w:webHidden/>
+              </w:rPr>
+              <w:t>75</w:t>
+            </w:r>
+            <w:r>
+              <w:rPr>
                 <w:noProof/>
                 <w:webHidden/>
               </w:rPr>
@@ -3392,12 +3098,12 @@
               <w:tab w:val="right" w:leader="dot" w:pos="9628"/>
             </w:tabs>
             <w:rPr>
-              <w:rFonts w:cs="Times New Roman"/>
+              <w:rFonts w:asciiTheme="minorHAnsi" w:hAnsiTheme="minorHAnsi"/>
               <w:noProof/>
               <w:sz w:val="22"/>
             </w:rPr>
           </w:pPr>
-          <w:hyperlink w:anchor="_Toc219114100" w:history="1">
+          <w:hyperlink w:anchor="_Toc219236403" w:history="1">
             <w:r>
               <w:rPr>
                 <w:rStyle w:val="a8"/>
@@ -3408,7 +3114,6 @@
             </w:r>
             <w:r>
               <w:rPr>
-                <w:rFonts w:cs="Times New Roman"/>
                 <w:noProof/>
                 <w:webHidden/>
               </w:rPr>
@@ -3416,7 +3121,6 @@
             </w:r>
             <w:r>
               <w:rPr>
-                <w:rFonts w:cs="Times New Roman"/>
                 <w:noProof/>
                 <w:webHidden/>
               </w:rPr>
@@ -3424,22 +3128,19 @@
             </w:r>
             <w:r>
               <w:rPr>
-                <w:rFonts w:cs="Times New Roman"/>
-                <w:noProof/>
-                <w:webHidden/>
-              </w:rPr>
-              <w:instrText xml:space="preserve"> PAGEREF _Toc219114100 \h </w:instrText>
-            </w:r>
-            <w:r>
-              <w:rPr>
-                <w:rFonts w:cs="Times New Roman"/>
-                <w:noProof/>
-                <w:webHidden/>
-              </w:rPr>
-            </w:r>
-            <w:r>
-              <w:rPr>
-                <w:rFonts w:cs="Times New Roman"/>
+                <w:noProof/>
+                <w:webHidden/>
+              </w:rPr>
+              <w:instrText xml:space="preserve"> PAGEREF _Toc219236403 \h </w:instrText>
+            </w:r>
+            <w:r>
+              <w:rPr>
+                <w:noProof/>
+                <w:webHidden/>
+              </w:rPr>
+            </w:r>
+            <w:r>
+              <w:rPr>
                 <w:noProof/>
                 <w:webHidden/>
               </w:rPr>
@@ -3447,15 +3148,13 @@
             </w:r>
             <w:r>
               <w:rPr>
-                <w:rFonts w:cs="Times New Roman"/>
-                <w:noProof/>
-                <w:webHidden/>
-              </w:rPr>
-              <w:t>80</w:t>
-            </w:r>
-            <w:r>
-              <w:rPr>
-                <w:rFonts w:cs="Times New Roman"/>
+                <w:noProof/>
+                <w:webHidden/>
+              </w:rPr>
+              <w:t>79</w:t>
+            </w:r>
+            <w:r>
+              <w:rPr>
                 <w:noProof/>
                 <w:webHidden/>
               </w:rPr>
@@ -3470,12 +3169,12 @@
               <w:tab w:val="right" w:leader="dot" w:pos="9628"/>
             </w:tabs>
             <w:rPr>
-              <w:rFonts w:cs="Times New Roman"/>
+              <w:rFonts w:asciiTheme="minorHAnsi" w:hAnsiTheme="minorHAnsi"/>
               <w:noProof/>
               <w:sz w:val="22"/>
             </w:rPr>
           </w:pPr>
-          <w:hyperlink w:anchor="_Toc219114101" w:history="1">
+          <w:hyperlink w:anchor="_Toc219236404" w:history="1">
             <w:r>
               <w:rPr>
                 <w:rStyle w:val="a8"/>
@@ -3495,7 +3194,6 @@
             </w:r>
             <w:r>
               <w:rPr>
-                <w:rFonts w:cs="Times New Roman"/>
                 <w:noProof/>
                 <w:webHidden/>
               </w:rPr>
@@ -3503,7 +3201,6 @@
             </w:r>
             <w:r>
               <w:rPr>
-                <w:rFonts w:cs="Times New Roman"/>
                 <w:noProof/>
                 <w:webHidden/>
               </w:rPr>
@@ -3511,22 +3208,19 @@
             </w:r>
             <w:r>
               <w:rPr>
-                <w:rFonts w:cs="Times New Roman"/>
-                <w:noProof/>
-                <w:webHidden/>
-              </w:rPr>
-              <w:instrText xml:space="preserve"> PAGEREF _Toc219114101 \h </w:instrText>
-            </w:r>
-            <w:r>
-              <w:rPr>
-                <w:rFonts w:cs="Times New Roman"/>
-                <w:noProof/>
-                <w:webHidden/>
-              </w:rPr>
-            </w:r>
-            <w:r>
-              <w:rPr>
-                <w:rFonts w:cs="Times New Roman"/>
+                <w:noProof/>
+                <w:webHidden/>
+              </w:rPr>
+              <w:instrText xml:space="preserve"> PAGEREF _Toc219236404 \h </w:instrText>
+            </w:r>
+            <w:r>
+              <w:rPr>
+                <w:noProof/>
+                <w:webHidden/>
+              </w:rPr>
+            </w:r>
+            <w:r>
+              <w:rPr>
                 <w:noProof/>
                 <w:webHidden/>
               </w:rPr>
@@ -3534,15 +3228,13 @@
             </w:r>
             <w:r>
               <w:rPr>
-                <w:rFonts w:cs="Times New Roman"/>
-                <w:noProof/>
-                <w:webHidden/>
-              </w:rPr>
-              <w:t>83</w:t>
-            </w:r>
-            <w:r>
-              <w:rPr>
-                <w:rFonts w:cs="Times New Roman"/>
+                <w:noProof/>
+                <w:webHidden/>
+              </w:rPr>
+              <w:t>82</w:t>
+            </w:r>
+            <w:r>
+              <w:rPr>
                 <w:noProof/>
                 <w:webHidden/>
               </w:rPr>
@@ -3557,12 +3249,12 @@
               <w:tab w:val="right" w:leader="dot" w:pos="9628"/>
             </w:tabs>
             <w:rPr>
-              <w:rFonts w:cs="Times New Roman"/>
+              <w:rFonts w:asciiTheme="minorHAnsi" w:hAnsiTheme="minorHAnsi"/>
               <w:noProof/>
               <w:sz w:val="22"/>
             </w:rPr>
           </w:pPr>
-          <w:hyperlink w:anchor="_Toc219114102" w:history="1">
+          <w:hyperlink w:anchor="_Toc219236405" w:history="1">
             <w:r>
               <w:rPr>
                 <w:rStyle w:val="a8"/>
@@ -3573,7 +3265,6 @@
             </w:r>
             <w:r>
               <w:rPr>
-                <w:rFonts w:cs="Times New Roman"/>
                 <w:noProof/>
                 <w:webHidden/>
               </w:rPr>
@@ -3581,7 +3272,6 @@
             </w:r>
             <w:r>
               <w:rPr>
-                <w:rFonts w:cs="Times New Roman"/>
                 <w:noProof/>
                 <w:webHidden/>
               </w:rPr>
@@ -3589,22 +3279,19 @@
             </w:r>
             <w:r>
               <w:rPr>
-                <w:rFonts w:cs="Times New Roman"/>
-                <w:noProof/>
-                <w:webHidden/>
-              </w:rPr>
-              <w:instrText xml:space="preserve"> PAGEREF _Toc219114102 \h </w:instrText>
-            </w:r>
-            <w:r>
-              <w:rPr>
-                <w:rFonts w:cs="Times New Roman"/>
-                <w:noProof/>
-                <w:webHidden/>
-              </w:rPr>
-            </w:r>
-            <w:r>
-              <w:rPr>
-                <w:rFonts w:cs="Times New Roman"/>
+                <w:noProof/>
+                <w:webHidden/>
+              </w:rPr>
+              <w:instrText xml:space="preserve"> PAGEREF _Toc219236405 \h </w:instrText>
+            </w:r>
+            <w:r>
+              <w:rPr>
+                <w:noProof/>
+                <w:webHidden/>
+              </w:rPr>
+            </w:r>
+            <w:r>
+              <w:rPr>
                 <w:noProof/>
                 <w:webHidden/>
               </w:rPr>
@@ -3612,15 +3299,13 @@
             </w:r>
             <w:r>
               <w:rPr>
-                <w:rFonts w:cs="Times New Roman"/>
-                <w:noProof/>
-                <w:webHidden/>
-              </w:rPr>
-              <w:t>83</w:t>
-            </w:r>
-            <w:r>
-              <w:rPr>
-                <w:rFonts w:cs="Times New Roman"/>
+                <w:noProof/>
+                <w:webHidden/>
+              </w:rPr>
+              <w:t>82</w:t>
+            </w:r>
+            <w:r>
+              <w:rPr>
                 <w:noProof/>
                 <w:webHidden/>
               </w:rPr>
@@ -3635,12 +3320,12 @@
               <w:tab w:val="right" w:leader="dot" w:pos="9628"/>
             </w:tabs>
             <w:rPr>
-              <w:rFonts w:cs="Times New Roman"/>
+              <w:rFonts w:asciiTheme="minorHAnsi" w:hAnsiTheme="minorHAnsi"/>
               <w:noProof/>
               <w:sz w:val="22"/>
             </w:rPr>
           </w:pPr>
-          <w:hyperlink w:anchor="_Toc219114103" w:history="1">
+          <w:hyperlink w:anchor="_Toc219236406" w:history="1">
             <w:r>
               <w:rPr>
                 <w:rStyle w:val="a8"/>
@@ -3651,7 +3336,6 @@
             </w:r>
             <w:r>
               <w:rPr>
-                <w:rFonts w:cs="Times New Roman"/>
                 <w:noProof/>
                 <w:webHidden/>
               </w:rPr>
@@ -3659,7 +3343,6 @@
             </w:r>
             <w:r>
               <w:rPr>
-                <w:rFonts w:cs="Times New Roman"/>
                 <w:noProof/>
                 <w:webHidden/>
               </w:rPr>
@@ -3667,22 +3350,19 @@
             </w:r>
             <w:r>
               <w:rPr>
-                <w:rFonts w:cs="Times New Roman"/>
-                <w:noProof/>
-                <w:webHidden/>
-              </w:rPr>
-              <w:instrText xml:space="preserve"> PAGEREF _Toc219114103 \h </w:instrText>
-            </w:r>
-            <w:r>
-              <w:rPr>
-                <w:rFonts w:cs="Times New Roman"/>
-                <w:noProof/>
-                <w:webHidden/>
-              </w:rPr>
-            </w:r>
-            <w:r>
-              <w:rPr>
-                <w:rFonts w:cs="Times New Roman"/>
+                <w:noProof/>
+                <w:webHidden/>
+              </w:rPr>
+              <w:instrText xml:space="preserve"> PAGEREF _Toc219236406 \h </w:instrText>
+            </w:r>
+            <w:r>
+              <w:rPr>
+                <w:noProof/>
+                <w:webHidden/>
+              </w:rPr>
+            </w:r>
+            <w:r>
+              <w:rPr>
                 <w:noProof/>
                 <w:webHidden/>
               </w:rPr>
@@ -3690,15 +3370,13 @@
             </w:r>
             <w:r>
               <w:rPr>
-                <w:rFonts w:cs="Times New Roman"/>
-                <w:noProof/>
-                <w:webHidden/>
-              </w:rPr>
-              <w:t>84</w:t>
-            </w:r>
-            <w:r>
-              <w:rPr>
-                <w:rFonts w:cs="Times New Roman"/>
+                <w:noProof/>
+                <w:webHidden/>
+              </w:rPr>
+              <w:t>83</w:t>
+            </w:r>
+            <w:r>
+              <w:rPr>
                 <w:noProof/>
                 <w:webHidden/>
               </w:rPr>
@@ -3713,12 +3391,12 @@
               <w:tab w:val="right" w:leader="dot" w:pos="9628"/>
             </w:tabs>
             <w:rPr>
-              <w:rFonts w:cs="Times New Roman"/>
+              <w:rFonts w:asciiTheme="minorHAnsi" w:hAnsiTheme="minorHAnsi"/>
               <w:noProof/>
               <w:sz w:val="22"/>
             </w:rPr>
           </w:pPr>
-          <w:hyperlink w:anchor="_Toc219114104" w:history="1">
+          <w:hyperlink w:anchor="_Toc219236407" w:history="1">
             <w:r>
               <w:rPr>
                 <w:rStyle w:val="a8"/>
@@ -3729,7 +3407,6 @@
             </w:r>
             <w:r>
               <w:rPr>
-                <w:rFonts w:cs="Times New Roman"/>
                 <w:noProof/>
                 <w:webHidden/>
               </w:rPr>
@@ -3737,7 +3414,6 @@
             </w:r>
             <w:r>
               <w:rPr>
-                <w:rFonts w:cs="Times New Roman"/>
                 <w:noProof/>
                 <w:webHidden/>
               </w:rPr>
@@ -3745,22 +3421,19 @@
             </w:r>
             <w:r>
               <w:rPr>
-                <w:rFonts w:cs="Times New Roman"/>
-                <w:noProof/>
-                <w:webHidden/>
-              </w:rPr>
-              <w:instrText xml:space="preserve"> PAGEREF _Toc219114104 \h </w:instrText>
-            </w:r>
-            <w:r>
-              <w:rPr>
-                <w:rFonts w:cs="Times New Roman"/>
-                <w:noProof/>
-                <w:webHidden/>
-              </w:rPr>
-            </w:r>
-            <w:r>
-              <w:rPr>
-                <w:rFonts w:cs="Times New Roman"/>
+                <w:noProof/>
+                <w:webHidden/>
+              </w:rPr>
+              <w:instrText xml:space="preserve"> PAGEREF _Toc219236407 \h </w:instrText>
+            </w:r>
+            <w:r>
+              <w:rPr>
+                <w:noProof/>
+                <w:webHidden/>
+              </w:rPr>
+            </w:r>
+            <w:r>
+              <w:rPr>
                 <w:noProof/>
                 <w:webHidden/>
               </w:rPr>
@@ -3768,15 +3441,13 @@
             </w:r>
             <w:r>
               <w:rPr>
-                <w:rFonts w:cs="Times New Roman"/>
-                <w:noProof/>
-                <w:webHidden/>
-              </w:rPr>
-              <w:t>84</w:t>
-            </w:r>
-            <w:r>
-              <w:rPr>
-                <w:rFonts w:cs="Times New Roman"/>
+                <w:noProof/>
+                <w:webHidden/>
+              </w:rPr>
+              <w:t>83</w:t>
+            </w:r>
+            <w:r>
+              <w:rPr>
                 <w:noProof/>
                 <w:webHidden/>
               </w:rPr>
@@ -3791,12 +3462,12 @@
               <w:tab w:val="right" w:leader="dot" w:pos="9628"/>
             </w:tabs>
             <w:rPr>
-              <w:rFonts w:cs="Times New Roman"/>
+              <w:rFonts w:asciiTheme="minorHAnsi" w:hAnsiTheme="minorHAnsi"/>
               <w:noProof/>
               <w:sz w:val="22"/>
             </w:rPr>
           </w:pPr>
-          <w:hyperlink w:anchor="_Toc219114105" w:history="1">
+          <w:hyperlink w:anchor="_Toc219236408" w:history="1">
             <w:r>
               <w:rPr>
                 <w:rStyle w:val="a8"/>
@@ -3807,7 +3478,6 @@
             </w:r>
             <w:r>
               <w:rPr>
-                <w:rFonts w:cs="Times New Roman"/>
                 <w:noProof/>
                 <w:webHidden/>
               </w:rPr>
@@ -3815,7 +3485,6 @@
             </w:r>
             <w:r>
               <w:rPr>
-                <w:rFonts w:cs="Times New Roman"/>
                 <w:noProof/>
                 <w:webHidden/>
               </w:rPr>
@@ -3823,22 +3492,19 @@
             </w:r>
             <w:r>
               <w:rPr>
-                <w:rFonts w:cs="Times New Roman"/>
-                <w:noProof/>
-                <w:webHidden/>
-              </w:rPr>
-              <w:instrText xml:space="preserve"> PAGEREF _Toc219114105 \h </w:instrText>
-            </w:r>
-            <w:r>
-              <w:rPr>
-                <w:rFonts w:cs="Times New Roman"/>
-                <w:noProof/>
-                <w:webHidden/>
-              </w:rPr>
-            </w:r>
-            <w:r>
-              <w:rPr>
-                <w:rFonts w:cs="Times New Roman"/>
+                <w:noProof/>
+                <w:webHidden/>
+              </w:rPr>
+              <w:instrText xml:space="preserve"> PAGEREF _Toc219236408 \h </w:instrText>
+            </w:r>
+            <w:r>
+              <w:rPr>
+                <w:noProof/>
+                <w:webHidden/>
+              </w:rPr>
+            </w:r>
+            <w:r>
+              <w:rPr>
                 <w:noProof/>
                 <w:webHidden/>
               </w:rPr>
@@ -3846,15 +3512,13 @@
             </w:r>
             <w:r>
               <w:rPr>
-                <w:rFonts w:cs="Times New Roman"/>
-                <w:noProof/>
-                <w:webHidden/>
-              </w:rPr>
-              <w:t>85</w:t>
-            </w:r>
-            <w:r>
-              <w:rPr>
-                <w:rFonts w:cs="Times New Roman"/>
+                <w:noProof/>
+                <w:webHidden/>
+              </w:rPr>
+              <w:t>84</w:t>
+            </w:r>
+            <w:r>
+              <w:rPr>
                 <w:noProof/>
                 <w:webHidden/>
               </w:rPr>
@@ -3869,12 +3533,12 @@
               <w:tab w:val="right" w:leader="dot" w:pos="9628"/>
             </w:tabs>
             <w:rPr>
-              <w:rFonts w:cs="Times New Roman"/>
+              <w:rFonts w:asciiTheme="minorHAnsi" w:hAnsiTheme="minorHAnsi"/>
               <w:noProof/>
               <w:sz w:val="22"/>
             </w:rPr>
           </w:pPr>
-          <w:hyperlink w:anchor="_Toc219114106" w:history="1">
+          <w:hyperlink w:anchor="_Toc219236409" w:history="1">
             <w:r>
               <w:rPr>
                 <w:rStyle w:val="a8"/>
@@ -3885,7 +3549,6 @@
             </w:r>
             <w:r>
               <w:rPr>
-                <w:rFonts w:cs="Times New Roman"/>
                 <w:noProof/>
                 <w:webHidden/>
               </w:rPr>
@@ -3893,7 +3556,6 @@
             </w:r>
             <w:r>
               <w:rPr>
-                <w:rFonts w:cs="Times New Roman"/>
                 <w:noProof/>
                 <w:webHidden/>
               </w:rPr>
@@ -3901,22 +3563,19 @@
             </w:r>
             <w:r>
               <w:rPr>
-                <w:rFonts w:cs="Times New Roman"/>
-                <w:noProof/>
-                <w:webHidden/>
-              </w:rPr>
-              <w:instrText xml:space="preserve"> PAGEREF _Toc219114106 \h </w:instrText>
-            </w:r>
-            <w:r>
-              <w:rPr>
-                <w:rFonts w:cs="Times New Roman"/>
-                <w:noProof/>
-                <w:webHidden/>
-              </w:rPr>
-            </w:r>
-            <w:r>
-              <w:rPr>
-                <w:rFonts w:cs="Times New Roman"/>
+                <w:noProof/>
+                <w:webHidden/>
+              </w:rPr>
+              <w:instrText xml:space="preserve"> PAGEREF _Toc219236409 \h </w:instrText>
+            </w:r>
+            <w:r>
+              <w:rPr>
+                <w:noProof/>
+                <w:webHidden/>
+              </w:rPr>
+            </w:r>
+            <w:r>
+              <w:rPr>
                 <w:noProof/>
                 <w:webHidden/>
               </w:rPr>
@@ -3924,15 +3583,13 @@
             </w:r>
             <w:r>
               <w:rPr>
-                <w:rFonts w:cs="Times New Roman"/>
-                <w:noProof/>
-                <w:webHidden/>
-              </w:rPr>
-              <w:t>86</w:t>
-            </w:r>
-            <w:r>
-              <w:rPr>
-                <w:rFonts w:cs="Times New Roman"/>
+                <w:noProof/>
+                <w:webHidden/>
+              </w:rPr>
+              <w:t>85</w:t>
+            </w:r>
+            <w:r>
+              <w:rPr>
                 <w:noProof/>
                 <w:webHidden/>
               </w:rPr>
@@ -3947,12 +3604,12 @@
               <w:tab w:val="right" w:leader="dot" w:pos="9628"/>
             </w:tabs>
             <w:rPr>
-              <w:rFonts w:cs="Times New Roman"/>
+              <w:rFonts w:asciiTheme="minorHAnsi" w:hAnsiTheme="minorHAnsi"/>
               <w:noProof/>
               <w:sz w:val="22"/>
             </w:rPr>
           </w:pPr>
-          <w:hyperlink w:anchor="_Toc219114107" w:history="1">
+          <w:hyperlink w:anchor="_Toc219236410" w:history="1">
             <w:r>
               <w:rPr>
                 <w:rStyle w:val="a8"/>
@@ -3965,7 +3622,6 @@
             </w:r>
             <w:r>
               <w:rPr>
-                <w:rFonts w:cs="Times New Roman"/>
                 <w:noProof/>
                 <w:webHidden/>
               </w:rPr>
@@ -3973,7 +3629,6 @@
             </w:r>
             <w:r>
               <w:rPr>
-                <w:rFonts w:cs="Times New Roman"/>
                 <w:noProof/>
                 <w:webHidden/>
               </w:rPr>
@@ -3981,22 +3636,19 @@
             </w:r>
             <w:r>
               <w:rPr>
-                <w:rFonts w:cs="Times New Roman"/>
-                <w:noProof/>
-                <w:webHidden/>
-              </w:rPr>
-              <w:instrText xml:space="preserve"> PAGEREF _Toc219114107 \h </w:instrText>
-            </w:r>
-            <w:r>
-              <w:rPr>
-                <w:rFonts w:cs="Times New Roman"/>
-                <w:noProof/>
-                <w:webHidden/>
-              </w:rPr>
-            </w:r>
-            <w:r>
-              <w:rPr>
-                <w:rFonts w:cs="Times New Roman"/>
+                <w:noProof/>
+                <w:webHidden/>
+              </w:rPr>
+              <w:instrText xml:space="preserve"> PAGEREF _Toc219236410 \h </w:instrText>
+            </w:r>
+            <w:r>
+              <w:rPr>
+                <w:noProof/>
+                <w:webHidden/>
+              </w:rPr>
+            </w:r>
+            <w:r>
+              <w:rPr>
                 <w:noProof/>
                 <w:webHidden/>
               </w:rPr>
@@ -4004,15 +3656,13 @@
             </w:r>
             <w:r>
               <w:rPr>
-                <w:rFonts w:cs="Times New Roman"/>
-                <w:noProof/>
-                <w:webHidden/>
-              </w:rPr>
-              <w:t>88</w:t>
-            </w:r>
-            <w:r>
-              <w:rPr>
-                <w:rFonts w:cs="Times New Roman"/>
+                <w:noProof/>
+                <w:webHidden/>
+              </w:rPr>
+              <w:t>87</w:t>
+            </w:r>
+            <w:r>
+              <w:rPr>
                 <w:noProof/>
                 <w:webHidden/>
               </w:rPr>
@@ -4027,12 +3677,12 @@
               <w:tab w:val="right" w:leader="dot" w:pos="9628"/>
             </w:tabs>
             <w:rPr>
-              <w:rFonts w:cs="Times New Roman"/>
+              <w:rFonts w:asciiTheme="minorHAnsi" w:hAnsiTheme="minorHAnsi"/>
               <w:noProof/>
               <w:sz w:val="22"/>
             </w:rPr>
           </w:pPr>
-          <w:hyperlink w:anchor="_Toc219114108" w:history="1">
+          <w:hyperlink w:anchor="_Toc219236411" w:history="1">
             <w:r>
               <w:rPr>
                 <w:rStyle w:val="a8"/>
@@ -4045,7 +3695,6 @@
             </w:r>
             <w:r>
               <w:rPr>
-                <w:rFonts w:cs="Times New Roman"/>
                 <w:noProof/>
                 <w:webHidden/>
               </w:rPr>
@@ -4053,7 +3702,6 @@
             </w:r>
             <w:r>
               <w:rPr>
-                <w:rFonts w:cs="Times New Roman"/>
                 <w:noProof/>
                 <w:webHidden/>
               </w:rPr>
@@ -4061,22 +3709,19 @@
             </w:r>
             <w:r>
               <w:rPr>
-                <w:rFonts w:cs="Times New Roman"/>
-                <w:noProof/>
-                <w:webHidden/>
-              </w:rPr>
-              <w:instrText xml:space="preserve"> PAGEREF _Toc219114108 \h </w:instrText>
-            </w:r>
-            <w:r>
-              <w:rPr>
-                <w:rFonts w:cs="Times New Roman"/>
-                <w:noProof/>
-                <w:webHidden/>
-              </w:rPr>
-            </w:r>
-            <w:r>
-              <w:rPr>
-                <w:rFonts w:cs="Times New Roman"/>
+                <w:noProof/>
+                <w:webHidden/>
+              </w:rPr>
+              <w:instrText xml:space="preserve"> PAGEREF _Toc219236411 \h </w:instrText>
+            </w:r>
+            <w:r>
+              <w:rPr>
+                <w:noProof/>
+                <w:webHidden/>
+              </w:rPr>
+            </w:r>
+            <w:r>
+              <w:rPr>
                 <w:noProof/>
                 <w:webHidden/>
               </w:rPr>
@@ -4084,15 +3729,13 @@
             </w:r>
             <w:r>
               <w:rPr>
-                <w:rFonts w:cs="Times New Roman"/>
-                <w:noProof/>
-                <w:webHidden/>
-              </w:rPr>
-              <w:t>91</w:t>
-            </w:r>
-            <w:r>
-              <w:rPr>
-                <w:rFonts w:cs="Times New Roman"/>
+                <w:noProof/>
+                <w:webHidden/>
+              </w:rPr>
+              <w:t>90</w:t>
+            </w:r>
+            <w:r>
+              <w:rPr>
                 <w:noProof/>
                 <w:webHidden/>
               </w:rPr>
@@ -4107,12 +3750,12 @@
               <w:tab w:val="right" w:leader="dot" w:pos="9628"/>
             </w:tabs>
             <w:rPr>
-              <w:rFonts w:cs="Times New Roman"/>
+              <w:rFonts w:asciiTheme="minorHAnsi" w:hAnsiTheme="minorHAnsi"/>
               <w:noProof/>
               <w:sz w:val="22"/>
             </w:rPr>
           </w:pPr>
-          <w:hyperlink w:anchor="_Toc219114109" w:history="1">
+          <w:hyperlink w:anchor="_Toc219236412" w:history="1">
             <w:r>
               <w:rPr>
                 <w:rStyle w:val="a8"/>
@@ -4125,7 +3768,6 @@
             </w:r>
             <w:r>
               <w:rPr>
-                <w:rFonts w:cs="Times New Roman"/>
                 <w:noProof/>
                 <w:webHidden/>
               </w:rPr>
@@ -4133,7 +3775,6 @@
             </w:r>
             <w:r>
               <w:rPr>
-                <w:rFonts w:cs="Times New Roman"/>
                 <w:noProof/>
                 <w:webHidden/>
               </w:rPr>
@@ -4141,22 +3782,19 @@
             </w:r>
             <w:r>
               <w:rPr>
-                <w:rFonts w:cs="Times New Roman"/>
-                <w:noProof/>
-                <w:webHidden/>
-              </w:rPr>
-              <w:instrText xml:space="preserve"> PAGEREF _Toc219114109 \h </w:instrText>
-            </w:r>
-            <w:r>
-              <w:rPr>
-                <w:rFonts w:cs="Times New Roman"/>
-                <w:noProof/>
-                <w:webHidden/>
-              </w:rPr>
-            </w:r>
-            <w:r>
-              <w:rPr>
-                <w:rFonts w:cs="Times New Roman"/>
+                <w:noProof/>
+                <w:webHidden/>
+              </w:rPr>
+              <w:instrText xml:space="preserve"> PAGEREF _Toc219236412 \h </w:instrText>
+            </w:r>
+            <w:r>
+              <w:rPr>
+                <w:noProof/>
+                <w:webHidden/>
+              </w:rPr>
+            </w:r>
+            <w:r>
+              <w:rPr>
                 <w:noProof/>
                 <w:webHidden/>
               </w:rPr>
@@ -4164,15 +3802,13 @@
             </w:r>
             <w:r>
               <w:rPr>
-                <w:rFonts w:cs="Times New Roman"/>
-                <w:noProof/>
-                <w:webHidden/>
-              </w:rPr>
-              <w:t>92</w:t>
-            </w:r>
-            <w:r>
-              <w:rPr>
-                <w:rFonts w:cs="Times New Roman"/>
+                <w:noProof/>
+                <w:webHidden/>
+              </w:rPr>
+              <w:t>91</w:t>
+            </w:r>
+            <w:r>
+              <w:rPr>
                 <w:noProof/>
                 <w:webHidden/>
               </w:rPr>
@@ -4200,8 +3836,6 @@
     <w:p>
       <w:pPr>
         <w:spacing w:line="360" w:lineRule="auto"/>
-        <w:ind w:firstLine="709"/>
-        <w:jc w:val="center"/>
         <w:rPr>
           <w:rFonts w:cs="Times New Roman"/>
           <w:b/>
@@ -4214,9 +3848,6 @@
     </w:p>
     <w:p>
       <w:pPr>
-        <w:spacing w:line="360" w:lineRule="auto"/>
-        <w:ind w:firstLine="709"/>
-        <w:jc w:val="center"/>
         <w:rPr>
           <w:rFonts w:cs="Times New Roman"/>
           <w:b/>
@@ -4226,12 +3857,7 @@
           <w:szCs w:val="32"/>
         </w:rPr>
       </w:pPr>
-    </w:p>
-    <w:p>
-      <w:pPr>
-        <w:spacing w:line="360" w:lineRule="auto"/>
-        <w:ind w:firstLine="709"/>
-        <w:jc w:val="center"/>
+      <w:r>
         <w:rPr>
           <w:rFonts w:cs="Times New Roman"/>
           <w:b/>
@@ -4240,161 +3866,19 @@
           <w:sz w:val="40"/>
           <w:szCs w:val="32"/>
         </w:rPr>
-      </w:pPr>
-    </w:p>
-    <w:p>
-      <w:pPr>
-        <w:spacing w:line="360" w:lineRule="auto"/>
-        <w:ind w:firstLine="709"/>
-        <w:jc w:val="center"/>
+        <w:br w:type="page"/>
+      </w:r>
+    </w:p>
+    <w:p>
+      <w:pPr>
+        <w:pStyle w:val="10"/>
         <w:rPr>
           <w:rFonts w:cs="Times New Roman"/>
           <w:b/>
           <w:bCs/>
-          <w:color w:val="FF0000"/>
-          <w:sz w:val="40"/>
-          <w:szCs w:val="32"/>
-        </w:rPr>
-      </w:pPr>
-    </w:p>
-    <w:p>
-      <w:pPr>
-        <w:spacing w:line="360" w:lineRule="auto"/>
-        <w:ind w:firstLine="709"/>
-        <w:jc w:val="center"/>
-        <w:rPr>
-          <w:rFonts w:cs="Times New Roman"/>
-          <w:b/>
-          <w:bCs/>
-          <w:color w:val="FF0000"/>
-          <w:sz w:val="40"/>
-          <w:szCs w:val="32"/>
-        </w:rPr>
-      </w:pPr>
-    </w:p>
-    <w:p>
-      <w:pPr>
-        <w:spacing w:line="360" w:lineRule="auto"/>
-        <w:ind w:firstLine="709"/>
-        <w:jc w:val="center"/>
-        <w:rPr>
-          <w:rFonts w:cs="Times New Roman"/>
-          <w:b/>
-          <w:bCs/>
-          <w:color w:val="FF0000"/>
-          <w:sz w:val="40"/>
-          <w:szCs w:val="32"/>
-        </w:rPr>
-      </w:pPr>
-    </w:p>
-    <w:p>
-      <w:pPr>
-        <w:spacing w:line="360" w:lineRule="auto"/>
-        <w:ind w:firstLine="709"/>
-        <w:jc w:val="center"/>
-        <w:rPr>
-          <w:rFonts w:cs="Times New Roman"/>
-          <w:b/>
-          <w:bCs/>
-          <w:color w:val="FF0000"/>
-          <w:sz w:val="40"/>
-          <w:szCs w:val="32"/>
-        </w:rPr>
-      </w:pPr>
-    </w:p>
-    <w:p>
-      <w:pPr>
-        <w:spacing w:line="360" w:lineRule="auto"/>
-        <w:ind w:firstLine="709"/>
-        <w:jc w:val="center"/>
-        <w:rPr>
-          <w:rFonts w:cs="Times New Roman"/>
-          <w:b/>
-          <w:bCs/>
-          <w:color w:val="FF0000"/>
-          <w:sz w:val="40"/>
-          <w:szCs w:val="32"/>
-        </w:rPr>
-      </w:pPr>
-    </w:p>
-    <w:p>
-      <w:pPr>
-        <w:spacing w:line="360" w:lineRule="auto"/>
-        <w:ind w:firstLine="709"/>
-        <w:jc w:val="center"/>
-        <w:rPr>
-          <w:rFonts w:cs="Times New Roman"/>
-          <w:b/>
-          <w:bCs/>
-          <w:color w:val="FF0000"/>
-          <w:sz w:val="40"/>
-          <w:szCs w:val="32"/>
-        </w:rPr>
-      </w:pPr>
-    </w:p>
-    <w:p>
-      <w:pPr>
-        <w:spacing w:line="360" w:lineRule="auto"/>
-        <w:ind w:firstLine="709"/>
-        <w:jc w:val="center"/>
-        <w:rPr>
-          <w:rFonts w:cs="Times New Roman"/>
-          <w:b/>
-          <w:bCs/>
-          <w:color w:val="FF0000"/>
-          <w:sz w:val="40"/>
-          <w:szCs w:val="32"/>
-        </w:rPr>
-      </w:pPr>
-    </w:p>
-    <w:p>
-      <w:pPr>
-        <w:spacing w:line="360" w:lineRule="auto"/>
-        <w:ind w:firstLine="709"/>
-        <w:jc w:val="center"/>
-        <w:rPr>
-          <w:rFonts w:cs="Times New Roman"/>
-          <w:b/>
-          <w:bCs/>
-          <w:color w:val="FF0000"/>
-          <w:sz w:val="40"/>
-          <w:szCs w:val="32"/>
-        </w:rPr>
-      </w:pPr>
-    </w:p>
-    <w:p>
-      <w:pPr>
-        <w:rPr>
-          <w:rFonts w:cs="Times New Roman"/>
-          <w:b/>
-          <w:bCs/>
-          <w:color w:val="FF0000"/>
-          <w:sz w:val="40"/>
-          <w:szCs w:val="32"/>
-        </w:rPr>
-      </w:pPr>
-      <w:r>
-        <w:rPr>
-          <w:rFonts w:cs="Times New Roman"/>
-          <w:b/>
-          <w:bCs/>
-          <w:color w:val="FF0000"/>
-          <w:sz w:val="40"/>
-          <w:szCs w:val="32"/>
-        </w:rPr>
-        <w:br w:type="page"/>
-      </w:r>
-    </w:p>
-    <w:p>
-      <w:pPr>
-        <w:pStyle w:val="10"/>
-        <w:rPr>
-          <w:rFonts w:cs="Times New Roman"/>
-          <w:b/>
-          <w:bCs/>
-        </w:rPr>
-      </w:pPr>
-      <w:bookmarkStart w:id="0" w:name="_Toc219114058"/>
+        </w:rPr>
+      </w:pPr>
+      <w:bookmarkStart w:id="0" w:name="_Toc219236361"/>
       <w:r>
         <w:rPr>
           <w:rFonts w:cs="Times New Roman"/>
@@ -4783,7 +4267,7 @@
           <w:bCs/>
         </w:rPr>
       </w:pPr>
-      <w:bookmarkStart w:id="1" w:name="_Toc219114059"/>
+      <w:bookmarkStart w:id="1" w:name="_Toc219236362"/>
       <w:r>
         <w:rPr>
           <w:rFonts w:cs="Times New Roman"/>
@@ -4820,7 +4304,7 @@
           <w:color w:val="0D0D0D" w:themeColor="text1" w:themeTint="F2"/>
         </w:rPr>
       </w:pPr>
-      <w:bookmarkStart w:id="2" w:name="_Toc219114060"/>
+      <w:bookmarkStart w:id="2" w:name="_Toc219236363"/>
       <w:r>
         <w:rPr>
           <w:rFonts w:cs="Times New Roman"/>
@@ -5267,7 +4751,7 @@
           <w:color w:val="0D0D0D" w:themeColor="text1" w:themeTint="F2"/>
         </w:rPr>
       </w:pPr>
-      <w:bookmarkStart w:id="3" w:name="_Toc219114061"/>
+      <w:bookmarkStart w:id="3" w:name="_Toc219236364"/>
       <w:r>
         <w:rPr>
           <w:rFonts w:cs="Times New Roman"/>
@@ -6356,7 +5840,7 @@
           <w:bCs/>
         </w:rPr>
       </w:pPr>
-      <w:bookmarkStart w:id="4" w:name="_Toc219114062"/>
+      <w:bookmarkStart w:id="4" w:name="_Toc219236365"/>
       <w:r>
         <w:rPr>
           <w:rFonts w:cs="Times New Roman"/>
@@ -6389,7 +5873,7 @@
           <w:rFonts w:cs="Times New Roman"/>
         </w:rPr>
       </w:pPr>
-      <w:bookmarkStart w:id="5" w:name="_Toc219114063"/>
+      <w:bookmarkStart w:id="5" w:name="_Toc219236366"/>
       <w:r>
         <w:rPr>
           <w:rFonts w:cs="Times New Roman"/>
@@ -6687,7 +6171,7 @@
           <w:shd w:val="clear" w:color="auto" w:fill="F4F4F4"/>
         </w:rPr>
       </w:pPr>
-      <w:bookmarkStart w:id="6" w:name="_Toc219114064"/>
+      <w:bookmarkStart w:id="6" w:name="_Toc219236367"/>
       <w:r>
         <w:rPr>
           <w:rFonts w:cs="Times New Roman"/>
@@ -6935,7 +6419,7 @@
           <w:shd w:val="clear" w:color="auto" w:fill="F4F4F4"/>
         </w:rPr>
       </w:pPr>
-      <w:bookmarkStart w:id="8" w:name="_Toc219114065"/>
+      <w:bookmarkStart w:id="8" w:name="_Toc219236368"/>
       <w:r>
         <w:rPr>
           <w:rFonts w:cs="Times New Roman"/>
@@ -7555,7 +7039,7 @@
           <w:rFonts w:cs="Times New Roman"/>
         </w:rPr>
       </w:pPr>
-      <w:bookmarkStart w:id="9" w:name="_Toc219114066"/>
+      <w:bookmarkStart w:id="9" w:name="_Toc219236369"/>
       <w:r>
         <w:rPr>
           <w:rFonts w:cs="Times New Roman"/>
@@ -8355,7 +7839,7 @@
           <w:rFonts w:cs="Times New Roman"/>
         </w:rPr>
       </w:pPr>
-      <w:bookmarkStart w:id="10" w:name="_Toc219114067"/>
+      <w:bookmarkStart w:id="10" w:name="_Toc219236370"/>
       <w:r>
         <w:rPr>
           <w:rFonts w:cs="Times New Roman"/>
@@ -9868,7 +9352,7 @@
           <w:bCs/>
         </w:rPr>
       </w:pPr>
-      <w:bookmarkStart w:id="11" w:name="_Toc219114068"/>
+      <w:bookmarkStart w:id="11" w:name="_Toc219236371"/>
       <w:r>
         <w:rPr>
           <w:rFonts w:cs="Times New Roman"/>
@@ -9933,7 +9417,7 @@
           <w:b w:val="0"/>
         </w:rPr>
       </w:pPr>
-      <w:bookmarkStart w:id="12" w:name="_Toc219114069"/>
+      <w:bookmarkStart w:id="12" w:name="_Toc219236372"/>
       <w:r>
         <w:rPr>
           <w:rFonts w:cs="Times New Roman"/>
@@ -10324,7 +9808,7 @@
           <w:b w:val="0"/>
         </w:rPr>
       </w:pPr>
-      <w:bookmarkStart w:id="13" w:name="_Toc219114070"/>
+      <w:bookmarkStart w:id="13" w:name="_Toc219236373"/>
       <w:r>
         <w:rPr>
           <w:rFonts w:cs="Times New Roman"/>
@@ -10596,7 +10080,7 @@
           <w:b w:val="0"/>
         </w:rPr>
       </w:pPr>
-      <w:bookmarkStart w:id="14" w:name="_Toc219114071"/>
+      <w:bookmarkStart w:id="14" w:name="_Toc219236374"/>
       <w:r>
         <w:rPr>
           <w:rFonts w:cs="Times New Roman"/>
@@ -10971,7 +10455,7 @@
           <w:b w:val="0"/>
         </w:rPr>
       </w:pPr>
-      <w:bookmarkStart w:id="15" w:name="_Toc219114072"/>
+      <w:bookmarkStart w:id="15" w:name="_Toc219236375"/>
       <w:r>
         <w:rPr>
           <w:rFonts w:cs="Times New Roman"/>
@@ -11372,7 +10856,7 @@
           <w:b w:val="0"/>
         </w:rPr>
       </w:pPr>
-      <w:bookmarkStart w:id="16" w:name="_Toc219114073"/>
+      <w:bookmarkStart w:id="16" w:name="_Toc219236376"/>
       <w:r>
         <w:rPr>
           <w:rFonts w:cs="Times New Roman"/>
@@ -11797,7 +11281,7 @@
           <w:bCs/>
         </w:rPr>
       </w:pPr>
-      <w:bookmarkStart w:id="17" w:name="_Toc219114074"/>
+      <w:bookmarkStart w:id="17" w:name="_Toc219236377"/>
       <w:r>
         <w:rPr>
           <w:rFonts w:cs="Times New Roman"/>
@@ -11878,7 +11362,7 @@
           <w:szCs w:val="28"/>
         </w:rPr>
       </w:pPr>
-      <w:bookmarkStart w:id="18" w:name="_Toc219114075"/>
+      <w:bookmarkStart w:id="18" w:name="_Toc219236378"/>
       <w:r>
         <w:rPr>
           <w:rFonts w:cs="Times New Roman"/>
@@ -11898,7 +11382,7 @@
           <w:szCs w:val="28"/>
         </w:rPr>
       </w:pPr>
-      <w:bookmarkStart w:id="19" w:name="_Toc219114076"/>
+      <w:bookmarkStart w:id="19" w:name="_Toc219236379"/>
       <w:r>
         <w:rPr>
           <w:rFonts w:cs="Times New Roman"/>
@@ -12446,7 +11930,7 @@
           <w:szCs w:val="28"/>
         </w:rPr>
       </w:pPr>
-      <w:bookmarkStart w:id="20" w:name="_Toc219114077"/>
+      <w:bookmarkStart w:id="20" w:name="_Toc219236380"/>
       <w:r>
         <w:rPr>
           <w:rFonts w:cs="Times New Roman"/>
@@ -12929,7 +12413,7 @@
           <w:szCs w:val="28"/>
         </w:rPr>
       </w:pPr>
-      <w:bookmarkStart w:id="21" w:name="_Toc219114078"/>
+      <w:bookmarkStart w:id="21" w:name="_Toc219236381"/>
       <w:r>
         <w:rPr>
           <w:rFonts w:cs="Times New Roman"/>
@@ -12948,7 +12432,7 @@
           <w:szCs w:val="28"/>
         </w:rPr>
       </w:pPr>
-      <w:bookmarkStart w:id="22" w:name="_Toc219114079"/>
+      <w:bookmarkStart w:id="22" w:name="_Toc219236382"/>
       <w:r>
         <w:rPr>
           <w:rFonts w:cs="Times New Roman"/>
@@ -13629,7 +13113,7 @@
           <w:szCs w:val="28"/>
         </w:rPr>
       </w:pPr>
-      <w:bookmarkStart w:id="23" w:name="_Toc219114080"/>
+      <w:bookmarkStart w:id="23" w:name="_Toc219236383"/>
       <w:r>
         <w:rPr>
           <w:rFonts w:cs="Times New Roman"/>
@@ -13666,7 +13150,7 @@
           <w:szCs w:val="28"/>
         </w:rPr>
       </w:pPr>
-      <w:bookmarkStart w:id="24" w:name="_Toc219114081"/>
+      <w:bookmarkStart w:id="24" w:name="_Toc219236384"/>
       <w:r>
         <w:rPr>
           <w:rFonts w:cs="Times New Roman"/>
@@ -14450,7 +13934,7 @@
           <w:szCs w:val="28"/>
         </w:rPr>
       </w:pPr>
-      <w:bookmarkStart w:id="25" w:name="_Toc219114082"/>
+      <w:bookmarkStart w:id="25" w:name="_Toc219236385"/>
       <w:r>
         <w:rPr>
           <w:rFonts w:cs="Times New Roman"/>
@@ -15148,7 +14632,7 @@
           <w:szCs w:val="28"/>
         </w:rPr>
       </w:pPr>
-      <w:bookmarkStart w:id="26" w:name="_Toc219114083"/>
+      <w:bookmarkStart w:id="26" w:name="_Toc219236386"/>
       <w:r>
         <w:rPr>
           <w:rFonts w:cs="Times New Roman"/>
@@ -15167,7 +14651,7 @@
           <w:szCs w:val="28"/>
         </w:rPr>
       </w:pPr>
-      <w:bookmarkStart w:id="27" w:name="_Toc219114084"/>
+      <w:bookmarkStart w:id="27" w:name="_Toc219236387"/>
       <w:r>
         <w:rPr>
           <w:rFonts w:cs="Times New Roman"/>
@@ -15726,7 +15210,7 @@
           <w:szCs w:val="28"/>
         </w:rPr>
       </w:pPr>
-      <w:bookmarkStart w:id="28" w:name="_Toc219114085"/>
+      <w:bookmarkStart w:id="28" w:name="_Toc219236388"/>
       <w:r>
         <w:rPr>
           <w:rFonts w:cs="Times New Roman"/>
@@ -16144,7 +15628,7 @@
           <w:szCs w:val="28"/>
         </w:rPr>
       </w:pPr>
-      <w:bookmarkStart w:id="29" w:name="_Toc219114086"/>
+      <w:bookmarkStart w:id="29" w:name="_Toc219236389"/>
       <w:r>
         <w:rPr>
           <w:rFonts w:cs="Times New Roman"/>
@@ -16163,7 +15647,7 @@
           <w:szCs w:val="28"/>
         </w:rPr>
       </w:pPr>
-      <w:bookmarkStart w:id="30" w:name="_Toc219114087"/>
+      <w:bookmarkStart w:id="30" w:name="_Toc219236390"/>
       <w:r>
         <w:rPr>
           <w:rFonts w:cs="Times New Roman"/>
@@ -16917,7 +16401,7 @@
           <w:szCs w:val="28"/>
         </w:rPr>
       </w:pPr>
-      <w:bookmarkStart w:id="31" w:name="_Toc219114088"/>
+      <w:bookmarkStart w:id="31" w:name="_Toc219236391"/>
       <w:r>
         <w:rPr>
           <w:rFonts w:cs="Times New Roman"/>
@@ -17402,7 +16886,7 @@
           <w:szCs w:val="28"/>
         </w:rPr>
       </w:pPr>
-      <w:bookmarkStart w:id="32" w:name="_Toc219114089"/>
+      <w:bookmarkStart w:id="32" w:name="_Toc219236392"/>
       <w:r>
         <w:rPr>
           <w:rFonts w:cs="Times New Roman"/>
@@ -17903,7 +17387,7 @@
           <w:szCs w:val="28"/>
         </w:rPr>
       </w:pPr>
-      <w:bookmarkStart w:id="33" w:name="_Toc219114090"/>
+      <w:bookmarkStart w:id="33" w:name="_Toc219236393"/>
       <w:r>
         <w:rPr>
           <w:rFonts w:cs="Times New Roman"/>
@@ -17981,7 +17465,7 @@
           <w:bCs/>
         </w:rPr>
       </w:pPr>
-      <w:bookmarkStart w:id="34" w:name="_Toc219114091"/>
+      <w:bookmarkStart w:id="34" w:name="_Toc219236394"/>
       <w:r>
         <w:rPr>
           <w:rFonts w:cs="Times New Roman"/>
@@ -18691,7 +18175,7 @@
           <w:bCs/>
         </w:rPr>
       </w:pPr>
-      <w:bookmarkStart w:id="35" w:name="_Toc219114092"/>
+      <w:bookmarkStart w:id="35" w:name="_Toc219236395"/>
       <w:r>
         <w:rPr>
           <w:rFonts w:cs="Times New Roman"/>
@@ -19413,7 +18897,7 @@
           <w:bCs/>
         </w:rPr>
       </w:pPr>
-      <w:bookmarkStart w:id="36" w:name="_Toc219114093"/>
+      <w:bookmarkStart w:id="36" w:name="_Toc219236396"/>
       <w:r>
         <w:rPr>
           <w:rFonts w:cs="Times New Roman"/>
@@ -20226,7 +19710,7 @@
           <w:bCs/>
         </w:rPr>
       </w:pPr>
-      <w:bookmarkStart w:id="37" w:name="_Toc219114094"/>
+      <w:bookmarkStart w:id="37" w:name="_Toc219236397"/>
       <w:r>
         <w:rPr>
           <w:rFonts w:cs="Times New Roman"/>
@@ -21360,7 +20844,7 @@
           <w:bCs/>
         </w:rPr>
       </w:pPr>
-      <w:bookmarkStart w:id="38" w:name="_Toc219114095"/>
+      <w:bookmarkStart w:id="38" w:name="_Toc219236398"/>
       <w:r>
         <w:rPr>
           <w:rFonts w:cs="Times New Roman"/>
@@ -21435,7 +20919,7 @@
         <w:lastRenderedPageBreak/>
         <w:t xml:space="preserve"> </w:t>
       </w:r>
-      <w:bookmarkStart w:id="39" w:name="_Toc219114096"/>
+      <w:bookmarkStart w:id="39" w:name="_Toc219236399"/>
       <w:r>
         <w:rPr>
           <w:rFonts w:cs="Times New Roman"/>
@@ -21470,7 +20954,7 @@
           <w:b w:val="0"/>
         </w:rPr>
       </w:pPr>
-      <w:bookmarkStart w:id="40" w:name="_Toc219114097"/>
+      <w:bookmarkStart w:id="40" w:name="_Toc219236400"/>
       <w:r>
         <w:rPr>
           <w:rFonts w:cs="Times New Roman"/>
@@ -21887,7 +21371,7 @@
           <w:bCs/>
         </w:rPr>
       </w:pPr>
-      <w:bookmarkStart w:id="41" w:name="_Toc219114098"/>
+      <w:bookmarkStart w:id="41" w:name="_Toc219236401"/>
       <w:r>
         <w:rPr>
           <w:rFonts w:cs="Times New Roman"/>
@@ -22090,7 +21574,7 @@
           <w:bCs/>
         </w:rPr>
       </w:pPr>
-      <w:bookmarkStart w:id="42" w:name="_Toc219114099"/>
+      <w:bookmarkStart w:id="42" w:name="_Toc219236402"/>
       <w:r>
         <w:rPr>
           <w:rFonts w:cs="Times New Roman"/>
@@ -22948,8 +22432,8 @@
           <w:b w:val="0"/>
         </w:rPr>
       </w:pPr>
-      <w:bookmarkStart w:id="43" w:name="_Toc219114100"/>
-      <w:bookmarkStart w:id="44" w:name="_Hlk219084623"/>
+      <w:bookmarkStart w:id="43" w:name="_Hlk219084623"/>
+      <w:bookmarkStart w:id="44" w:name="_Toc219236403"/>
       <w:r>
         <w:rPr>
           <w:rFonts w:cs="Times New Roman"/>
@@ -22963,9 +22447,9 @@
         </w:rPr>
         <w:t>Потенциал роста и этапы развития</w:t>
       </w:r>
-      <w:bookmarkEnd w:id="43"/>
-    </w:p>
-    <w:bookmarkEnd w:id="44"/>
+      <w:bookmarkEnd w:id="44"/>
+    </w:p>
+    <w:bookmarkEnd w:id="43"/>
     <w:p>
       <w:pPr>
         <w:spacing w:line="360" w:lineRule="auto"/>
@@ -23108,7 +22592,7 @@
           <w:b w:val="0"/>
         </w:rPr>
       </w:pPr>
-      <w:bookmarkStart w:id="45" w:name="_Toc219114101"/>
+      <w:bookmarkStart w:id="45" w:name="_Toc219236404"/>
       <w:r>
         <w:rPr>
           <w:rFonts w:cs="Times New Roman"/>
@@ -23163,7 +22647,7 @@
           <w:b w:val="0"/>
         </w:rPr>
       </w:pPr>
-      <w:bookmarkStart w:id="46" w:name="_Toc219114102"/>
+      <w:bookmarkStart w:id="46" w:name="_Toc219236405"/>
       <w:r>
         <w:rPr>
           <w:rFonts w:cs="Times New Roman"/>
@@ -23307,7 +22791,7 @@
           <w:b w:val="0"/>
         </w:rPr>
       </w:pPr>
-      <w:bookmarkStart w:id="47" w:name="_Toc219114103"/>
+      <w:bookmarkStart w:id="47" w:name="_Toc219236406"/>
       <w:r>
         <w:rPr>
           <w:rFonts w:cs="Times New Roman"/>
@@ -23418,7 +22902,7 @@
           <w:b w:val="0"/>
         </w:rPr>
       </w:pPr>
-      <w:bookmarkStart w:id="48" w:name="_Toc219114104"/>
+      <w:bookmarkStart w:id="48" w:name="_Toc219236407"/>
       <w:r>
         <w:rPr>
           <w:rFonts w:cs="Times New Roman"/>
@@ -23561,7 +23045,7 @@
           <w:b w:val="0"/>
         </w:rPr>
       </w:pPr>
-      <w:bookmarkStart w:id="49" w:name="_Toc219114105"/>
+      <w:bookmarkStart w:id="49" w:name="_Toc219236408"/>
       <w:r>
         <w:rPr>
           <w:rFonts w:cs="Times New Roman"/>
@@ -23755,7 +23239,7 @@
           <w:b w:val="0"/>
         </w:rPr>
       </w:pPr>
-      <w:bookmarkStart w:id="50" w:name="_Toc219114106"/>
+      <w:bookmarkStart w:id="50" w:name="_Toc219236409"/>
       <w:r>
         <w:rPr>
           <w:rFonts w:cs="Times New Roman"/>
@@ -24136,7 +23620,7 @@
           <w:bCs/>
         </w:rPr>
       </w:pPr>
-      <w:bookmarkStart w:id="51" w:name="_Toc219114107"/>
+      <w:bookmarkStart w:id="51" w:name="_Toc219236410"/>
       <w:r>
         <w:rPr>
           <w:rFonts w:cs="Times New Roman"/>
@@ -24521,7 +24005,7 @@
           <w:bCs/>
         </w:rPr>
       </w:pPr>
-      <w:bookmarkStart w:id="52" w:name="_Toc219114108"/>
+      <w:bookmarkStart w:id="52" w:name="_Toc219236411"/>
       <w:r>
         <w:rPr>
           <w:rFonts w:cs="Times New Roman"/>
@@ -25313,7 +24797,7 @@
           <w:bCs/>
         </w:rPr>
       </w:pPr>
-      <w:bookmarkStart w:id="53" w:name="_Toc219114109"/>
+      <w:bookmarkStart w:id="53" w:name="_Toc219236412"/>
       <w:r>
         <w:rPr>
           <w:rFonts w:cs="Times New Roman"/>
@@ -33317,21 +32801,18 @@
   </w:num>
   <w:num w:numId="54">
     <w:abstractNumId w:val="15"/>
-    <w:lvlOverride w:ilvl="0"/>
   </w:num>
   <w:num w:numId="55">
     <w:abstractNumId w:val="45"/>
   </w:num>
   <w:num w:numId="56">
     <w:abstractNumId w:val="45"/>
-    <w:lvlOverride w:ilvl="0"/>
   </w:num>
   <w:num w:numId="57">
     <w:abstractNumId w:val="46"/>
   </w:num>
   <w:num w:numId="58">
     <w:abstractNumId w:val="46"/>
-    <w:lvlOverride w:ilvl="0"/>
   </w:num>
   <w:num w:numId="59">
     <w:abstractNumId w:val="0"/>
@@ -33371,7 +32852,6 @@
   </w:num>
   <w:num w:numId="71">
     <w:abstractNumId w:val="52"/>
-    <w:lvlOverride w:ilvl="0"/>
   </w:num>
   <w:num w:numId="72">
     <w:abstractNumId w:val="27"/>
@@ -33873,6 +33353,7 @@
   <w:style w:type="character" w:default="1" w:styleId="a0">
     <w:name w:val="Default Paragraph Font"/>
     <w:uiPriority w:val="1"/>
+    <w:semiHidden/>
     <w:unhideWhenUsed/>
   </w:style>
   <w:style w:type="table" w:default="1" w:styleId="a1">
